--- a/Manual_de_Usuario_Pasos.docx
+++ b/Manual_de_Usuario_Pasos.docx
@@ -272,6 +272,18 @@
       </w:r>
       <w:r>
         <w:tab/>
+        <w:t xml:space="preserve">8</w:t>
+      </w:r>
+    </w:p>
+    <w:p>
+      <w:pPr>
+        <w:pStyle w:val="Indice_Figuras_Tablas"/>
+      </w:pPr>
+      <w:r>
+        <w:t xml:space="preserve">Figura 4. Aplicación instalada y lista para abrirse.</w:t>
+      </w:r>
+      <w:r>
+        <w:tab/>
         <w:t xml:space="preserve">9</w:t>
       </w:r>
     </w:p>
@@ -280,7 +292,7 @@
         <w:pStyle w:val="Indice_Figuras_Tablas"/>
       </w:pPr>
       <w:r>
-        <w:t xml:space="preserve">Figura 4. Aplicación instalada y lista para abrirse.</w:t>
+        <w:t xml:space="preserve">Figura 5. Selección del pozo en la pantalla de inicio.</w:t>
       </w:r>
       <w:r>
         <w:tab/>
@@ -292,7 +304,7 @@
         <w:pStyle w:val="Indice_Figuras_Tablas"/>
       </w:pPr>
       <w:r>
-        <w:t xml:space="preserve">Figura 5. Selección del pozo en la pantalla de inicio.</w:t>
+        <w:t xml:space="preserve">Figura 6. Pantalla de inicio de sesión.</w:t>
       </w:r>
       <w:r>
         <w:tab/>
@@ -304,7 +316,19 @@
         <w:pStyle w:val="Indice_Figuras_Tablas"/>
       </w:pPr>
       <w:r>
-        <w:t xml:space="preserve">Figura 6. Pantalla de inicio de sesión.</w:t>
+        <w:t xml:space="preserve">Figura 7. Consulta pública de socios y turno actual.</w:t>
+      </w:r>
+      <w:r>
+        <w:tab/>
+        <w:t xml:space="preserve">11</w:t>
+      </w:r>
+    </w:p>
+    <w:p>
+      <w:pPr>
+        <w:pStyle w:val="Indice_Figuras_Tablas"/>
+      </w:pPr>
+      <w:r>
+        <w:t xml:space="preserve">Figura 8. Captura del correo electrónico.</w:t>
       </w:r>
       <w:r>
         <w:tab/>
@@ -316,7 +340,7 @@
         <w:pStyle w:val="Indice_Figuras_Tablas"/>
       </w:pPr>
       <w:r>
-        <w:t xml:space="preserve">Figura 7. Consulta pública de socios y turno actual.</w:t>
+        <w:t xml:space="preserve">Figura 9. Captura de la contraseña.</w:t>
       </w:r>
       <w:r>
         <w:tab/>
@@ -328,7 +352,19 @@
         <w:pStyle w:val="Indice_Figuras_Tablas"/>
       </w:pPr>
       <w:r>
-        <w:t xml:space="preserve">Figura 8. Captura del correo electrónico.</w:t>
+        <w:t xml:space="preserve">Figura 10. Pantalla de Inicio del socio.</w:t>
+      </w:r>
+      <w:r>
+        <w:tab/>
+        <w:t xml:space="preserve">13</w:t>
+      </w:r>
+    </w:p>
+    <w:p>
+      <w:pPr>
+        <w:pStyle w:val="Indice_Figuras_Tablas"/>
+      </w:pPr>
+      <w:r>
+        <w:t xml:space="preserve">Figura 11. Solicitud del código de recuperación.</w:t>
       </w:r>
       <w:r>
         <w:tab/>
@@ -340,7 +376,19 @@
         <w:pStyle w:val="Indice_Figuras_Tablas"/>
       </w:pPr>
       <w:r>
-        <w:t xml:space="preserve">Figura 9. Captura de la contraseña.</w:t>
+        <w:t xml:space="preserve">Figura 12. Captura del código de seguridad.</w:t>
+      </w:r>
+      <w:r>
+        <w:tab/>
+        <w:t xml:space="preserve">14</w:t>
+      </w:r>
+    </w:p>
+    <w:p>
+      <w:pPr>
+        <w:pStyle w:val="Indice_Figuras_Tablas"/>
+      </w:pPr>
+      <w:r>
+        <w:t xml:space="preserve">Figura 13. Captura de la nueva contraseña.</w:t>
       </w:r>
       <w:r>
         <w:tab/>
@@ -352,11 +400,11 @@
         <w:pStyle w:val="Indice_Figuras_Tablas"/>
       </w:pPr>
       <w:r>
-        <w:t xml:space="preserve">Figura 10. Pantalla de Inicio del socio.</w:t>
+        <w:t xml:space="preserve">Figura 14. Contraseña actualizada correctamente.</w:t>
       </w:r>
       <w:r>
         <w:tab/>
-        <w:t xml:space="preserve">16</w:t>
+        <w:t xml:space="preserve">15</w:t>
       </w:r>
     </w:p>
     <w:p>
@@ -364,7 +412,7 @@
         <w:pStyle w:val="Indice_Figuras_Tablas"/>
       </w:pPr>
       <w:r>
-        <w:t xml:space="preserve">Figura 11. Solicitud del código de recuperación.</w:t>
+        <w:t xml:space="preserve">Figura 15. Selección del tipo de emergencia.</w:t>
       </w:r>
       <w:r>
         <w:tab/>
@@ -376,7 +424,31 @@
         <w:pStyle w:val="Indice_Figuras_Tablas"/>
       </w:pPr>
       <w:r>
-        <w:t xml:space="preserve">Figura 12. Captura del código de seguridad.</w:t>
+        <w:t xml:space="preserve">Figura 16. Confirmación de emergencia reportada.</w:t>
+      </w:r>
+      <w:r>
+        <w:tab/>
+        <w:t xml:space="preserve">17</w:t>
+      </w:r>
+    </w:p>
+    <w:p>
+      <w:pPr>
+        <w:pStyle w:val="Indice_Figuras_Tablas"/>
+      </w:pPr>
+      <w:r>
+        <w:t xml:space="preserve">Figura 17. Ventana de notificaciones.</w:t>
+      </w:r>
+      <w:r>
+        <w:tab/>
+        <w:t xml:space="preserve">17</w:t>
+      </w:r>
+    </w:p>
+    <w:p>
+      <w:pPr>
+        <w:pStyle w:val="Indice_Figuras_Tablas"/>
+      </w:pPr>
+      <w:r>
+        <w:t xml:space="preserve">Figura 18. Notificaciones marcadas como leídas.</w:t>
       </w:r>
       <w:r>
         <w:tab/>
@@ -388,7 +460,19 @@
         <w:pStyle w:val="Indice_Figuras_Tablas"/>
       </w:pPr>
       <w:r>
-        <w:t xml:space="preserve">Figura 13. Captura de la nueva contraseña.</w:t>
+        <w:t xml:space="preserve">Figura 19. Lista de multas por socio.</w:t>
+      </w:r>
+      <w:r>
+        <w:tab/>
+        <w:t xml:space="preserve">18</w:t>
+      </w:r>
+    </w:p>
+    <w:p>
+      <w:pPr>
+        <w:pStyle w:val="Indice_Figuras_Tablas"/>
+      </w:pPr>
+      <w:r>
+        <w:t xml:space="preserve">Figura 20. Multas desplegadas de un socio.</w:t>
       </w:r>
       <w:r>
         <w:tab/>
@@ -400,7 +484,19 @@
         <w:pStyle w:val="Indice_Figuras_Tablas"/>
       </w:pPr>
       <w:r>
-        <w:t xml:space="preserve">Figura 14. Contraseña actualizada correctamente.</w:t>
+        <w:t xml:space="preserve">Figura 21. Detalle de una multa.</w:t>
+      </w:r>
+      <w:r>
+        <w:tab/>
+        <w:t xml:space="preserve">19</w:t>
+      </w:r>
+    </w:p>
+    <w:p>
+      <w:pPr>
+        <w:pStyle w:val="Indice_Figuras_Tablas"/>
+      </w:pPr>
+      <w:r>
+        <w:t xml:space="preserve">Figura 22. Selección de horas de sobra.</w:t>
       </w:r>
       <w:r>
         <w:tab/>
@@ -412,7 +508,43 @@
         <w:pStyle w:val="Indice_Figuras_Tablas"/>
       </w:pPr>
       <w:r>
-        <w:t xml:space="preserve">Figura 15. Selección del tipo de emergencia.</w:t>
+        <w:t xml:space="preserve">Figura 23. Confirmación de horas de sobra.</w:t>
+      </w:r>
+      <w:r>
+        <w:tab/>
+        <w:t xml:space="preserve">20</w:t>
+      </w:r>
+    </w:p>
+    <w:p>
+      <w:pPr>
+        <w:pStyle w:val="Indice_Figuras_Tablas"/>
+      </w:pPr>
+      <w:r>
+        <w:t xml:space="preserve">Figura 24. Horas de sobra registradas.</w:t>
+      </w:r>
+      <w:r>
+        <w:tab/>
+        <w:t xml:space="preserve">21</w:t>
+      </w:r>
+    </w:p>
+    <w:p>
+      <w:pPr>
+        <w:pStyle w:val="Indice_Figuras_Tablas"/>
+      </w:pPr>
+      <w:r>
+        <w:t xml:space="preserve">Figura 25. Retiro de horas de sobra.</w:t>
+      </w:r>
+      <w:r>
+        <w:tab/>
+        <w:t xml:space="preserve">21</w:t>
+      </w:r>
+    </w:p>
+    <w:p>
+      <w:pPr>
+        <w:pStyle w:val="Indice_Figuras_Tablas"/>
+      </w:pPr>
+      <w:r>
+        <w:t xml:space="preserve">Figura 26. Pantalla de estadísticas.</w:t>
       </w:r>
       <w:r>
         <w:tab/>
@@ -424,7 +556,19 @@
         <w:pStyle w:val="Indice_Figuras_Tablas"/>
       </w:pPr>
       <w:r>
-        <w:t xml:space="preserve">Figura 16. Confirmación de emergencia reportada.</w:t>
+        <w:t xml:space="preserve">Figura 27. Selección del mes del historial.</w:t>
+      </w:r>
+      <w:r>
+        <w:tab/>
+        <w:t xml:space="preserve">22</w:t>
+      </w:r>
+    </w:p>
+    <w:p>
+      <w:pPr>
+        <w:pStyle w:val="Indice_Figuras_Tablas"/>
+      </w:pPr>
+      <w:r>
+        <w:t xml:space="preserve">Figura 28. Historial mensual de turnos.</w:t>
       </w:r>
       <w:r>
         <w:tab/>
@@ -436,7 +580,19 @@
         <w:pStyle w:val="Indice_Figuras_Tablas"/>
       </w:pPr>
       <w:r>
-        <w:t xml:space="preserve">Figura 17. Ventana de notificaciones.</w:t>
+        <w:t xml:space="preserve">Figura 29. Pantalla de perfil.</w:t>
+      </w:r>
+      <w:r>
+        <w:tab/>
+        <w:t xml:space="preserve">23</w:t>
+      </w:r>
+    </w:p>
+    <w:p>
+      <w:pPr>
+        <w:pStyle w:val="Indice_Figuras_Tablas"/>
+      </w:pPr>
+      <w:r>
+        <w:t xml:space="preserve">Figura 30. Perfil con modo oscuro activado.</w:t>
       </w:r>
       <w:r>
         <w:tab/>
@@ -448,7 +604,19 @@
         <w:pStyle w:val="Indice_Figuras_Tablas"/>
       </w:pPr>
       <w:r>
-        <w:t xml:space="preserve">Figura 18. Notificaciones marcadas como leídas.</w:t>
+        <w:t xml:space="preserve">Figura 31. Cambio de contraseña.</w:t>
+      </w:r>
+      <w:r>
+        <w:tab/>
+        <w:t xml:space="preserve">24</w:t>
+      </w:r>
+    </w:p>
+    <w:p>
+      <w:pPr>
+        <w:pStyle w:val="Indice_Figuras_Tablas"/>
+      </w:pPr>
+      <w:r>
+        <w:t xml:space="preserve">Figura 32. Pantalla de inicio después de cerrar sesión.</w:t>
       </w:r>
       <w:r>
         <w:tab/>
@@ -460,7 +628,7 @@
         <w:pStyle w:val="Indice_Figuras_Tablas"/>
       </w:pPr>
       <w:r>
-        <w:t xml:space="preserve">Figura 19. Lista de multas por socio.</w:t>
+        <w:t xml:space="preserve">Figura 33. Lista de multas del pozo (contador).</w:t>
       </w:r>
       <w:r>
         <w:tab/>
@@ -472,7 +640,7 @@
         <w:pStyle w:val="Indice_Figuras_Tablas"/>
       </w:pPr>
       <w:r>
-        <w:t xml:space="preserve">Figura 20. Multas desplegadas de un socio.</w:t>
+        <w:t xml:space="preserve">Figura 34. Formulario de nueva multa.</w:t>
       </w:r>
       <w:r>
         <w:tab/>
@@ -484,179 +652,11 @@
         <w:pStyle w:val="Indice_Figuras_Tablas"/>
       </w:pPr>
       <w:r>
-        <w:t xml:space="preserve">Figura 21. Detalle de una multa.</w:t>
-      </w:r>
-      <w:r>
-        <w:tab/>
-        <w:t xml:space="preserve">28</w:t>
-      </w:r>
-    </w:p>
-    <w:p>
-      <w:pPr>
-        <w:pStyle w:val="Indice_Figuras_Tablas"/>
-      </w:pPr>
-      <w:r>
-        <w:t xml:space="preserve">Figura 22. Selección de horas de sobra.</w:t>
-      </w:r>
-      <w:r>
-        <w:tab/>
-        <w:t xml:space="preserve">29</w:t>
-      </w:r>
-    </w:p>
-    <w:p>
-      <w:pPr>
-        <w:pStyle w:val="Indice_Figuras_Tablas"/>
-      </w:pPr>
-      <w:r>
-        <w:t xml:space="preserve">Figura 23. Confirmación de horas de sobra.</w:t>
-      </w:r>
-      <w:r>
-        <w:tab/>
-        <w:t xml:space="preserve">30</w:t>
-      </w:r>
-    </w:p>
-    <w:p>
-      <w:pPr>
-        <w:pStyle w:val="Indice_Figuras_Tablas"/>
-      </w:pPr>
-      <w:r>
-        <w:t xml:space="preserve">Figura 24. Horas de sobra registradas.</w:t>
-      </w:r>
-      <w:r>
-        <w:tab/>
-        <w:t xml:space="preserve">31</w:t>
-      </w:r>
-    </w:p>
-    <w:p>
-      <w:pPr>
-        <w:pStyle w:val="Indice_Figuras_Tablas"/>
-      </w:pPr>
-      <w:r>
-        <w:t xml:space="preserve">Figura 25. Retiro de horas de sobra.</w:t>
-      </w:r>
-      <w:r>
-        <w:tab/>
-        <w:t xml:space="preserve">32</w:t>
-      </w:r>
-    </w:p>
-    <w:p>
-      <w:pPr>
-        <w:pStyle w:val="Indice_Figuras_Tablas"/>
-      </w:pPr>
-      <w:r>
-        <w:t xml:space="preserve">Figura 26. Pantalla de estadísticas.</w:t>
-      </w:r>
-      <w:r>
-        <w:tab/>
-        <w:t xml:space="preserve">33</w:t>
-      </w:r>
-    </w:p>
-    <w:p>
-      <w:pPr>
-        <w:pStyle w:val="Indice_Figuras_Tablas"/>
-      </w:pPr>
-      <w:r>
-        <w:t xml:space="preserve">Figura 27. Selección del mes del historial.</w:t>
-      </w:r>
-      <w:r>
-        <w:tab/>
-        <w:t xml:space="preserve">34</w:t>
-      </w:r>
-    </w:p>
-    <w:p>
-      <w:pPr>
-        <w:pStyle w:val="Indice_Figuras_Tablas"/>
-      </w:pPr>
-      <w:r>
-        <w:t xml:space="preserve">Figura 28. Historial mensual de turnos.</w:t>
-      </w:r>
-      <w:r>
-        <w:tab/>
-        <w:t xml:space="preserve">35</w:t>
-      </w:r>
-    </w:p>
-    <w:p>
-      <w:pPr>
-        <w:pStyle w:val="Indice_Figuras_Tablas"/>
-      </w:pPr>
-      <w:r>
-        <w:t xml:space="preserve">Figura 29. Pantalla de perfil.</w:t>
-      </w:r>
-      <w:r>
-        <w:tab/>
-        <w:t xml:space="preserve">36</w:t>
-      </w:r>
-    </w:p>
-    <w:p>
-      <w:pPr>
-        <w:pStyle w:val="Indice_Figuras_Tablas"/>
-      </w:pPr>
-      <w:r>
-        <w:t xml:space="preserve">Figura 30. Perfil con modo oscuro activado.</w:t>
-      </w:r>
-      <w:r>
-        <w:tab/>
-        <w:t xml:space="preserve">37</w:t>
-      </w:r>
-    </w:p>
-    <w:p>
-      <w:pPr>
-        <w:pStyle w:val="Indice_Figuras_Tablas"/>
-      </w:pPr>
-      <w:r>
-        <w:t xml:space="preserve">Figura 31. Cambio de contraseña.</w:t>
-      </w:r>
-      <w:r>
-        <w:tab/>
-        <w:t xml:space="preserve">38</w:t>
-      </w:r>
-    </w:p>
-    <w:p>
-      <w:pPr>
-        <w:pStyle w:val="Indice_Figuras_Tablas"/>
-      </w:pPr>
-      <w:r>
-        <w:t xml:space="preserve">Figura 32. Pantalla de inicio después de cerrar sesión.</w:t>
-      </w:r>
-      <w:r>
-        <w:tab/>
-        <w:t xml:space="preserve">39</w:t>
-      </w:r>
-    </w:p>
-    <w:p>
-      <w:pPr>
-        <w:pStyle w:val="Indice_Figuras_Tablas"/>
-      </w:pPr>
-      <w:r>
-        <w:t xml:space="preserve">Figura 33. Lista de multas del pozo (contador).</w:t>
-      </w:r>
-      <w:r>
-        <w:tab/>
-        <w:t xml:space="preserve">40</w:t>
-      </w:r>
-    </w:p>
-    <w:p>
-      <w:pPr>
-        <w:pStyle w:val="Indice_Figuras_Tablas"/>
-      </w:pPr>
-      <w:r>
-        <w:t xml:space="preserve">Figura 34. Formulario de nueva multa.</w:t>
-      </w:r>
-      <w:r>
-        <w:tab/>
-        <w:t xml:space="preserve">41</w:t>
-      </w:r>
-    </w:p>
-    <w:p>
-      <w:pPr>
-        <w:pStyle w:val="Indice_Figuras_Tablas"/>
-      </w:pPr>
-      <w:r>
         <w:t xml:space="preserve">Figura 35. Selección del socio.</w:t>
       </w:r>
       <w:r>
         <w:tab/>
-        <w:t xml:space="preserve">42</w:t>
+        <w:t xml:space="preserve">27</w:t>
       </w:r>
     </w:p>
     <w:p>
@@ -853,7 +853,7 @@
       </w:r>
       <w:r>
         <w:tab/>
-        <w:t xml:space="preserve">10</w:t>
+        <w:t xml:space="preserve">9</w:t>
       </w:r>
     </w:p>
     <w:p>
@@ -865,7 +865,7 @@
       </w:r>
       <w:r>
         <w:tab/>
-        <w:t xml:space="preserve">21</w:t>
+        <w:t xml:space="preserve">16</w:t>
       </w:r>
     </w:p>
     <w:p>
@@ -877,7 +877,7 @@
       </w:r>
       <w:r>
         <w:tab/>
-        <w:t xml:space="preserve">53</w:t>
+        <w:t xml:space="preserve">35</w:t>
       </w:r>
     </w:p>
     <w:p>
@@ -889,7 +889,7 @@
       </w:r>
       <w:r>
         <w:tab/>
-        <w:t xml:space="preserve">53</w:t>
+        <w:t xml:space="preserve">35</w:t>
       </w:r>
     </w:p>
     <w:p>
@@ -901,7 +901,7 @@
       </w:r>
       <w:r>
         <w:tab/>
-        <w:t xml:space="preserve">54</w:t>
+        <w:t xml:space="preserve">36</w:t>
       </w:r>
       <w:r>
         <w:fldChar w:fldCharType="end"/>
@@ -1387,7 +1387,7 @@
             <w:r>
               <w:drawing>
                 <wp:inline xmlns:a="http://schemas.openxmlformats.org/drawingml/2006/main" xmlns:pic="http://schemas.openxmlformats.org/drawingml/2006/picture">
-                  <wp:extent cx="1640123" cy="3600000"/>
+                  <wp:extent cx="1197289" cy="2628000"/>
                   <wp:docPr id="1" name="Picture 1"/>
                   <wp:cNvGraphicFramePr>
                     <a:graphicFrameLocks noChangeAspect="1"/>
@@ -1408,7 +1408,7 @@
                         <pic:spPr>
                           <a:xfrm>
                             <a:off x="0" y="0"/>
-                            <a:ext cx="1640123" cy="3600000"/>
+                            <a:ext cx="1197289" cy="2628000"/>
                           </a:xfrm>
                           <a:prstGeom prst="rect"/>
                         </pic:spPr>
@@ -1493,7 +1493,7 @@
             <w:r>
               <w:drawing>
                 <wp:inline xmlns:a="http://schemas.openxmlformats.org/drawingml/2006/main" xmlns:pic="http://schemas.openxmlformats.org/drawingml/2006/picture">
-                  <wp:extent cx="1641380" cy="3600000"/>
+                  <wp:extent cx="1198207" cy="2628000"/>
                   <wp:docPr id="2" name="Picture 2"/>
                   <wp:cNvGraphicFramePr>
                     <a:graphicFrameLocks noChangeAspect="1"/>
@@ -1514,7 +1514,7 @@
                         <pic:spPr>
                           <a:xfrm>
                             <a:off x="0" y="0"/>
-                            <a:ext cx="1641380" cy="3600000"/>
+                            <a:ext cx="1198207" cy="2628000"/>
                           </a:xfrm>
                           <a:prstGeom prst="rect"/>
                         </pic:spPr>
@@ -1599,7 +1599,7 @@
             <w:r>
               <w:drawing>
                 <wp:inline xmlns:a="http://schemas.openxmlformats.org/drawingml/2006/main" xmlns:pic="http://schemas.openxmlformats.org/drawingml/2006/picture">
-                  <wp:extent cx="1636364" cy="3600000"/>
+                  <wp:extent cx="1194545" cy="2628000"/>
                   <wp:docPr id="3" name="Picture 3"/>
                   <wp:cNvGraphicFramePr>
                     <a:graphicFrameLocks noChangeAspect="1"/>
@@ -1620,7 +1620,7 @@
                         <pic:spPr>
                           <a:xfrm>
                             <a:off x="0" y="0"/>
-                            <a:ext cx="1636364" cy="3600000"/>
+                            <a:ext cx="1194545" cy="2628000"/>
                           </a:xfrm>
                           <a:prstGeom prst="rect"/>
                         </pic:spPr>
@@ -1705,7 +1705,7 @@
             <w:r>
               <w:drawing>
                 <wp:inline xmlns:a="http://schemas.openxmlformats.org/drawingml/2006/main" xmlns:pic="http://schemas.openxmlformats.org/drawingml/2006/picture">
-                  <wp:extent cx="1638868" cy="3600000"/>
+                  <wp:extent cx="1196373" cy="2628000"/>
                   <wp:docPr id="4" name="Picture 4"/>
                   <wp:cNvGraphicFramePr>
                     <a:graphicFrameLocks noChangeAspect="1"/>
@@ -1726,7 +1726,7 @@
                         <pic:spPr>
                           <a:xfrm>
                             <a:off x="0" y="0"/>
-                            <a:ext cx="1638868" cy="3600000"/>
+                            <a:ext cx="1196373" cy="2628000"/>
                           </a:xfrm>
                           <a:prstGeom prst="rect"/>
                         </pic:spPr>
@@ -2129,7 +2129,7 @@
             <w:r>
               <w:drawing>
                 <wp:inline xmlns:a="http://schemas.openxmlformats.org/drawingml/2006/main" xmlns:pic="http://schemas.openxmlformats.org/drawingml/2006/picture">
-                  <wp:extent cx="1663507" cy="3600000"/>
+                  <wp:extent cx="1214360" cy="2628000"/>
                   <wp:docPr id="5" name="Picture 5"/>
                   <wp:cNvGraphicFramePr>
                     <a:graphicFrameLocks noChangeAspect="1"/>
@@ -2150,7 +2150,7 @@
                         <pic:spPr>
                           <a:xfrm>
                             <a:off x="0" y="0"/>
-                            <a:ext cx="1663507" cy="3600000"/>
+                            <a:ext cx="1214360" cy="2628000"/>
                           </a:xfrm>
                           <a:prstGeom prst="rect"/>
                         </pic:spPr>
@@ -2235,7 +2235,7 @@
             <w:r>
               <w:drawing>
                 <wp:inline xmlns:a="http://schemas.openxmlformats.org/drawingml/2006/main" xmlns:pic="http://schemas.openxmlformats.org/drawingml/2006/picture">
-                  <wp:extent cx="1663507" cy="3600000"/>
+                  <wp:extent cx="1214360" cy="2628000"/>
                   <wp:docPr id="6" name="Picture 6"/>
                   <wp:cNvGraphicFramePr>
                     <a:graphicFrameLocks noChangeAspect="1"/>
@@ -2256,7 +2256,7 @@
                         <pic:spPr>
                           <a:xfrm>
                             <a:off x="0" y="0"/>
-                            <a:ext cx="1663507" cy="3600000"/>
+                            <a:ext cx="1214360" cy="2628000"/>
                           </a:xfrm>
                           <a:prstGeom prst="rect"/>
                         </pic:spPr>
@@ -2341,7 +2341,7 @@
             <w:r>
               <w:drawing>
                 <wp:inline xmlns:a="http://schemas.openxmlformats.org/drawingml/2006/main" xmlns:pic="http://schemas.openxmlformats.org/drawingml/2006/picture">
-                  <wp:extent cx="1663507" cy="3600000"/>
+                  <wp:extent cx="1214360" cy="2628000"/>
                   <wp:docPr id="7" name="Picture 7"/>
                   <wp:cNvGraphicFramePr>
                     <a:graphicFrameLocks noChangeAspect="1"/>
@@ -2362,7 +2362,7 @@
                         <pic:spPr>
                           <a:xfrm>
                             <a:off x="0" y="0"/>
-                            <a:ext cx="1663507" cy="3600000"/>
+                            <a:ext cx="1214360" cy="2628000"/>
                           </a:xfrm>
                           <a:prstGeom prst="rect"/>
                         </pic:spPr>
@@ -2522,7 +2522,7 @@
             <w:r>
               <w:drawing>
                 <wp:inline xmlns:a="http://schemas.openxmlformats.org/drawingml/2006/main" xmlns:pic="http://schemas.openxmlformats.org/drawingml/2006/picture">
-                  <wp:extent cx="1663507" cy="3600000"/>
+                  <wp:extent cx="1214360" cy="2628000"/>
                   <wp:docPr id="8" name="Picture 8"/>
                   <wp:cNvGraphicFramePr>
                     <a:graphicFrameLocks noChangeAspect="1"/>
@@ -2543,7 +2543,7 @@
                         <pic:spPr>
                           <a:xfrm>
                             <a:off x="0" y="0"/>
-                            <a:ext cx="1663507" cy="3600000"/>
+                            <a:ext cx="1214360" cy="2628000"/>
                           </a:xfrm>
                           <a:prstGeom prst="rect"/>
                         </pic:spPr>
@@ -2628,7 +2628,7 @@
             <w:r>
               <w:drawing>
                 <wp:inline xmlns:a="http://schemas.openxmlformats.org/drawingml/2006/main" xmlns:pic="http://schemas.openxmlformats.org/drawingml/2006/picture">
-                  <wp:extent cx="1663507" cy="3600000"/>
+                  <wp:extent cx="1214360" cy="2628000"/>
                   <wp:docPr id="9" name="Picture 9"/>
                   <wp:cNvGraphicFramePr>
                     <a:graphicFrameLocks noChangeAspect="1"/>
@@ -2649,7 +2649,7 @@
                         <pic:spPr>
                           <a:xfrm>
                             <a:off x="0" y="0"/>
-                            <a:ext cx="1663507" cy="3600000"/>
+                            <a:ext cx="1214360" cy="2628000"/>
                           </a:xfrm>
                           <a:prstGeom prst="rect"/>
                         </pic:spPr>
@@ -2734,7 +2734,7 @@
             <w:r>
               <w:drawing>
                 <wp:inline xmlns:a="http://schemas.openxmlformats.org/drawingml/2006/main" xmlns:pic="http://schemas.openxmlformats.org/drawingml/2006/picture">
-                  <wp:extent cx="1663507" cy="3600000"/>
+                  <wp:extent cx="1214360" cy="2628000"/>
                   <wp:docPr id="10" name="Picture 10"/>
                   <wp:cNvGraphicFramePr>
                     <a:graphicFrameLocks noChangeAspect="1"/>
@@ -2755,7 +2755,7 @@
                         <pic:spPr>
                           <a:xfrm>
                             <a:off x="0" y="0"/>
-                            <a:ext cx="1663507" cy="3600000"/>
+                            <a:ext cx="1214360" cy="2628000"/>
                           </a:xfrm>
                           <a:prstGeom prst="rect"/>
                         </pic:spPr>
@@ -2901,7 +2901,7 @@
             <w:r>
               <w:drawing>
                 <wp:inline xmlns:a="http://schemas.openxmlformats.org/drawingml/2006/main" xmlns:pic="http://schemas.openxmlformats.org/drawingml/2006/picture">
-                  <wp:extent cx="1663507" cy="3600000"/>
+                  <wp:extent cx="1214360" cy="2628000"/>
                   <wp:docPr id="11" name="Picture 11"/>
                   <wp:cNvGraphicFramePr>
                     <a:graphicFrameLocks noChangeAspect="1"/>
@@ -2922,7 +2922,7 @@
                         <pic:spPr>
                           <a:xfrm>
                             <a:off x="0" y="0"/>
-                            <a:ext cx="1663507" cy="3600000"/>
+                            <a:ext cx="1214360" cy="2628000"/>
                           </a:xfrm>
                           <a:prstGeom prst="rect"/>
                         </pic:spPr>
@@ -3007,7 +3007,7 @@
             <w:r>
               <w:drawing>
                 <wp:inline xmlns:a="http://schemas.openxmlformats.org/drawingml/2006/main" xmlns:pic="http://schemas.openxmlformats.org/drawingml/2006/picture">
-                  <wp:extent cx="1663507" cy="3600000"/>
+                  <wp:extent cx="1214360" cy="2628000"/>
                   <wp:docPr id="12" name="Picture 12"/>
                   <wp:cNvGraphicFramePr>
                     <a:graphicFrameLocks noChangeAspect="1"/>
@@ -3028,7 +3028,7 @@
                         <pic:spPr>
                           <a:xfrm>
                             <a:off x="0" y="0"/>
-                            <a:ext cx="1663507" cy="3600000"/>
+                            <a:ext cx="1214360" cy="2628000"/>
                           </a:xfrm>
                           <a:prstGeom prst="rect"/>
                         </pic:spPr>
@@ -3113,7 +3113,7 @@
             <w:r>
               <w:drawing>
                 <wp:inline xmlns:a="http://schemas.openxmlformats.org/drawingml/2006/main" xmlns:pic="http://schemas.openxmlformats.org/drawingml/2006/picture">
-                  <wp:extent cx="1663507" cy="3600000"/>
+                  <wp:extent cx="1214360" cy="2628000"/>
                   <wp:docPr id="13" name="Picture 13"/>
                   <wp:cNvGraphicFramePr>
                     <a:graphicFrameLocks noChangeAspect="1"/>
@@ -3134,7 +3134,7 @@
                         <pic:spPr>
                           <a:xfrm>
                             <a:off x="0" y="0"/>
-                            <a:ext cx="1663507" cy="3600000"/>
+                            <a:ext cx="1214360" cy="2628000"/>
                           </a:xfrm>
                           <a:prstGeom prst="rect"/>
                         </pic:spPr>
@@ -3219,7 +3219,7 @@
             <w:r>
               <w:drawing>
                 <wp:inline xmlns:a="http://schemas.openxmlformats.org/drawingml/2006/main" xmlns:pic="http://schemas.openxmlformats.org/drawingml/2006/picture">
-                  <wp:extent cx="1663507" cy="3600000"/>
+                  <wp:extent cx="1214360" cy="2628000"/>
                   <wp:docPr id="14" name="Picture 14"/>
                   <wp:cNvGraphicFramePr>
                     <a:graphicFrameLocks noChangeAspect="1"/>
@@ -3240,7 +3240,7 @@
                         <pic:spPr>
                           <a:xfrm>
                             <a:off x="0" y="0"/>
-                            <a:ext cx="1663507" cy="3600000"/>
+                            <a:ext cx="1214360" cy="2628000"/>
                           </a:xfrm>
                           <a:prstGeom prst="rect"/>
                         </pic:spPr>
@@ -3576,7 +3576,7 @@
             <w:r>
               <w:drawing>
                 <wp:inline xmlns:a="http://schemas.openxmlformats.org/drawingml/2006/main" xmlns:pic="http://schemas.openxmlformats.org/drawingml/2006/picture">
-                  <wp:extent cx="1663507" cy="3600000"/>
+                  <wp:extent cx="1214360" cy="2628000"/>
                   <wp:docPr id="15" name="Picture 15"/>
                   <wp:cNvGraphicFramePr>
                     <a:graphicFrameLocks noChangeAspect="1"/>
@@ -3597,7 +3597,7 @@
                         <pic:spPr>
                           <a:xfrm>
                             <a:off x="0" y="0"/>
-                            <a:ext cx="1663507" cy="3600000"/>
+                            <a:ext cx="1214360" cy="2628000"/>
                           </a:xfrm>
                           <a:prstGeom prst="rect"/>
                         </pic:spPr>
@@ -3682,7 +3682,7 @@
             <w:r>
               <w:drawing>
                 <wp:inline xmlns:a="http://schemas.openxmlformats.org/drawingml/2006/main" xmlns:pic="http://schemas.openxmlformats.org/drawingml/2006/picture">
-                  <wp:extent cx="1663507" cy="3600000"/>
+                  <wp:extent cx="1214360" cy="2628000"/>
                   <wp:docPr id="16" name="Picture 16"/>
                   <wp:cNvGraphicFramePr>
                     <a:graphicFrameLocks noChangeAspect="1"/>
@@ -3703,7 +3703,7 @@
                         <pic:spPr>
                           <a:xfrm>
                             <a:off x="0" y="0"/>
-                            <a:ext cx="1663507" cy="3600000"/>
+                            <a:ext cx="1214360" cy="2628000"/>
                           </a:xfrm>
                           <a:prstGeom prst="rect"/>
                         </pic:spPr>
@@ -3796,7 +3796,7 @@
             <w:r>
               <w:drawing>
                 <wp:inline xmlns:a="http://schemas.openxmlformats.org/drawingml/2006/main" xmlns:pic="http://schemas.openxmlformats.org/drawingml/2006/picture">
-                  <wp:extent cx="1663507" cy="3600000"/>
+                  <wp:extent cx="1214360" cy="2628000"/>
                   <wp:docPr id="17" name="Picture 17"/>
                   <wp:cNvGraphicFramePr>
                     <a:graphicFrameLocks noChangeAspect="1"/>
@@ -3817,7 +3817,7 @@
                         <pic:spPr>
                           <a:xfrm>
                             <a:off x="0" y="0"/>
-                            <a:ext cx="1663507" cy="3600000"/>
+                            <a:ext cx="1214360" cy="2628000"/>
                           </a:xfrm>
                           <a:prstGeom prst="rect"/>
                         </pic:spPr>
@@ -3902,7 +3902,7 @@
             <w:r>
               <w:drawing>
                 <wp:inline xmlns:a="http://schemas.openxmlformats.org/drawingml/2006/main" xmlns:pic="http://schemas.openxmlformats.org/drawingml/2006/picture">
-                  <wp:extent cx="1663507" cy="3600000"/>
+                  <wp:extent cx="1214360" cy="2628000"/>
                   <wp:docPr id="18" name="Picture 18"/>
                   <wp:cNvGraphicFramePr>
                     <a:graphicFrameLocks noChangeAspect="1"/>
@@ -3923,7 +3923,7 @@
                         <pic:spPr>
                           <a:xfrm>
                             <a:off x="0" y="0"/>
-                            <a:ext cx="1663507" cy="3600000"/>
+                            <a:ext cx="1214360" cy="2628000"/>
                           </a:xfrm>
                           <a:prstGeom prst="rect"/>
                         </pic:spPr>
@@ -4016,7 +4016,7 @@
             <w:r>
               <w:drawing>
                 <wp:inline xmlns:a="http://schemas.openxmlformats.org/drawingml/2006/main" xmlns:pic="http://schemas.openxmlformats.org/drawingml/2006/picture">
-                  <wp:extent cx="1663507" cy="3600000"/>
+                  <wp:extent cx="1214360" cy="2628000"/>
                   <wp:docPr id="19" name="Picture 19"/>
                   <wp:cNvGraphicFramePr>
                     <a:graphicFrameLocks noChangeAspect="1"/>
@@ -4037,7 +4037,7 @@
                         <pic:spPr>
                           <a:xfrm>
                             <a:off x="0" y="0"/>
-                            <a:ext cx="1663507" cy="3600000"/>
+                            <a:ext cx="1214360" cy="2628000"/>
                           </a:xfrm>
                           <a:prstGeom prst="rect"/>
                         </pic:spPr>
@@ -4122,7 +4122,7 @@
             <w:r>
               <w:drawing>
                 <wp:inline xmlns:a="http://schemas.openxmlformats.org/drawingml/2006/main" xmlns:pic="http://schemas.openxmlformats.org/drawingml/2006/picture">
-                  <wp:extent cx="1663507" cy="3600000"/>
+                  <wp:extent cx="1214360" cy="2628000"/>
                   <wp:docPr id="20" name="Picture 20"/>
                   <wp:cNvGraphicFramePr>
                     <a:graphicFrameLocks noChangeAspect="1"/>
@@ -4143,7 +4143,7 @@
                         <pic:spPr>
                           <a:xfrm>
                             <a:off x="0" y="0"/>
-                            <a:ext cx="1663507" cy="3600000"/>
+                            <a:ext cx="1214360" cy="2628000"/>
                           </a:xfrm>
                           <a:prstGeom prst="rect"/>
                         </pic:spPr>
@@ -4228,7 +4228,7 @@
             <w:r>
               <w:drawing>
                 <wp:inline xmlns:a="http://schemas.openxmlformats.org/drawingml/2006/main" xmlns:pic="http://schemas.openxmlformats.org/drawingml/2006/picture">
-                  <wp:extent cx="1663507" cy="3600000"/>
+                  <wp:extent cx="1214360" cy="2628000"/>
                   <wp:docPr id="21" name="Picture 21"/>
                   <wp:cNvGraphicFramePr>
                     <a:graphicFrameLocks noChangeAspect="1"/>
@@ -4249,7 +4249,7 @@
                         <pic:spPr>
                           <a:xfrm>
                             <a:off x="0" y="0"/>
-                            <a:ext cx="1663507" cy="3600000"/>
+                            <a:ext cx="1214360" cy="2628000"/>
                           </a:xfrm>
                           <a:prstGeom prst="rect"/>
                         </pic:spPr>
@@ -4384,7 +4384,7 @@
             <w:r>
               <w:drawing>
                 <wp:inline xmlns:a="http://schemas.openxmlformats.org/drawingml/2006/main" xmlns:pic="http://schemas.openxmlformats.org/drawingml/2006/picture">
-                  <wp:extent cx="1663507" cy="3600000"/>
+                  <wp:extent cx="1214360" cy="2628000"/>
                   <wp:docPr id="22" name="Picture 22"/>
                   <wp:cNvGraphicFramePr>
                     <a:graphicFrameLocks noChangeAspect="1"/>
@@ -4405,7 +4405,7 @@
                         <pic:spPr>
                           <a:xfrm>
                             <a:off x="0" y="0"/>
-                            <a:ext cx="1663507" cy="3600000"/>
+                            <a:ext cx="1214360" cy="2628000"/>
                           </a:xfrm>
                           <a:prstGeom prst="rect"/>
                         </pic:spPr>
@@ -4490,7 +4490,7 @@
             <w:r>
               <w:drawing>
                 <wp:inline xmlns:a="http://schemas.openxmlformats.org/drawingml/2006/main" xmlns:pic="http://schemas.openxmlformats.org/drawingml/2006/picture">
-                  <wp:extent cx="1663507" cy="3600000"/>
+                  <wp:extent cx="1214360" cy="2628000"/>
                   <wp:docPr id="23" name="Picture 23"/>
                   <wp:cNvGraphicFramePr>
                     <a:graphicFrameLocks noChangeAspect="1"/>
@@ -4511,7 +4511,7 @@
                         <pic:spPr>
                           <a:xfrm>
                             <a:off x="0" y="0"/>
-                            <a:ext cx="1663507" cy="3600000"/>
+                            <a:ext cx="1214360" cy="2628000"/>
                           </a:xfrm>
                           <a:prstGeom prst="rect"/>
                         </pic:spPr>
@@ -4596,7 +4596,7 @@
             <w:r>
               <w:drawing>
                 <wp:inline xmlns:a="http://schemas.openxmlformats.org/drawingml/2006/main" xmlns:pic="http://schemas.openxmlformats.org/drawingml/2006/picture">
-                  <wp:extent cx="1663507" cy="3600000"/>
+                  <wp:extent cx="1214360" cy="2628000"/>
                   <wp:docPr id="24" name="Picture 24"/>
                   <wp:cNvGraphicFramePr>
                     <a:graphicFrameLocks noChangeAspect="1"/>
@@ -4617,7 +4617,7 @@
                         <pic:spPr>
                           <a:xfrm>
                             <a:off x="0" y="0"/>
-                            <a:ext cx="1663507" cy="3600000"/>
+                            <a:ext cx="1214360" cy="2628000"/>
                           </a:xfrm>
                           <a:prstGeom prst="rect"/>
                         </pic:spPr>
@@ -4702,7 +4702,7 @@
             <w:r>
               <w:drawing>
                 <wp:inline xmlns:a="http://schemas.openxmlformats.org/drawingml/2006/main" xmlns:pic="http://schemas.openxmlformats.org/drawingml/2006/picture">
-                  <wp:extent cx="1663507" cy="3600000"/>
+                  <wp:extent cx="1214360" cy="2628000"/>
                   <wp:docPr id="25" name="Picture 25"/>
                   <wp:cNvGraphicFramePr>
                     <a:graphicFrameLocks noChangeAspect="1"/>
@@ -4723,7 +4723,7 @@
                         <pic:spPr>
                           <a:xfrm>
                             <a:off x="0" y="0"/>
-                            <a:ext cx="1663507" cy="3600000"/>
+                            <a:ext cx="1214360" cy="2628000"/>
                           </a:xfrm>
                           <a:prstGeom prst="rect"/>
                         </pic:spPr>
@@ -4816,7 +4816,7 @@
             <w:r>
               <w:drawing>
                 <wp:inline xmlns:a="http://schemas.openxmlformats.org/drawingml/2006/main" xmlns:pic="http://schemas.openxmlformats.org/drawingml/2006/picture">
-                  <wp:extent cx="1663507" cy="3600000"/>
+                  <wp:extent cx="1214360" cy="2628000"/>
                   <wp:docPr id="26" name="Picture 26"/>
                   <wp:cNvGraphicFramePr>
                     <a:graphicFrameLocks noChangeAspect="1"/>
@@ -4837,7 +4837,7 @@
                         <pic:spPr>
                           <a:xfrm>
                             <a:off x="0" y="0"/>
-                            <a:ext cx="1663507" cy="3600000"/>
+                            <a:ext cx="1214360" cy="2628000"/>
                           </a:xfrm>
                           <a:prstGeom prst="rect"/>
                         </pic:spPr>
@@ -4930,7 +4930,7 @@
             <w:r>
               <w:drawing>
                 <wp:inline xmlns:a="http://schemas.openxmlformats.org/drawingml/2006/main" xmlns:pic="http://schemas.openxmlformats.org/drawingml/2006/picture">
-                  <wp:extent cx="1663507" cy="3600000"/>
+                  <wp:extent cx="1214360" cy="2628000"/>
                   <wp:docPr id="27" name="Picture 27"/>
                   <wp:cNvGraphicFramePr>
                     <a:graphicFrameLocks noChangeAspect="1"/>
@@ -4951,7 +4951,7 @@
                         <pic:spPr>
                           <a:xfrm>
                             <a:off x="0" y="0"/>
-                            <a:ext cx="1663507" cy="3600000"/>
+                            <a:ext cx="1214360" cy="2628000"/>
                           </a:xfrm>
                           <a:prstGeom prst="rect"/>
                         </pic:spPr>
@@ -5036,7 +5036,7 @@
             <w:r>
               <w:drawing>
                 <wp:inline xmlns:a="http://schemas.openxmlformats.org/drawingml/2006/main" xmlns:pic="http://schemas.openxmlformats.org/drawingml/2006/picture">
-                  <wp:extent cx="1663507" cy="3600000"/>
+                  <wp:extent cx="1214360" cy="2628000"/>
                   <wp:docPr id="28" name="Picture 28"/>
                   <wp:cNvGraphicFramePr>
                     <a:graphicFrameLocks noChangeAspect="1"/>
@@ -5057,7 +5057,7 @@
                         <pic:spPr>
                           <a:xfrm>
                             <a:off x="0" y="0"/>
-                            <a:ext cx="1663507" cy="3600000"/>
+                            <a:ext cx="1214360" cy="2628000"/>
                           </a:xfrm>
                           <a:prstGeom prst="rect"/>
                         </pic:spPr>
@@ -5150,7 +5150,7 @@
             <w:r>
               <w:drawing>
                 <wp:inline xmlns:a="http://schemas.openxmlformats.org/drawingml/2006/main" xmlns:pic="http://schemas.openxmlformats.org/drawingml/2006/picture">
-                  <wp:extent cx="1663507" cy="3600000"/>
+                  <wp:extent cx="1214360" cy="2628000"/>
                   <wp:docPr id="29" name="Picture 29"/>
                   <wp:cNvGraphicFramePr>
                     <a:graphicFrameLocks noChangeAspect="1"/>
@@ -5171,7 +5171,7 @@
                         <pic:spPr>
                           <a:xfrm>
                             <a:off x="0" y="0"/>
-                            <a:ext cx="1663507" cy="3600000"/>
+                            <a:ext cx="1214360" cy="2628000"/>
                           </a:xfrm>
                           <a:prstGeom prst="rect"/>
                         </pic:spPr>
@@ -5256,7 +5256,7 @@
             <w:r>
               <w:drawing>
                 <wp:inline xmlns:a="http://schemas.openxmlformats.org/drawingml/2006/main" xmlns:pic="http://schemas.openxmlformats.org/drawingml/2006/picture">
-                  <wp:extent cx="1663507" cy="3600000"/>
+                  <wp:extent cx="1214360" cy="2628000"/>
                   <wp:docPr id="30" name="Picture 30"/>
                   <wp:cNvGraphicFramePr>
                     <a:graphicFrameLocks noChangeAspect="1"/>
@@ -5277,7 +5277,7 @@
                         <pic:spPr>
                           <a:xfrm>
                             <a:off x="0" y="0"/>
-                            <a:ext cx="1663507" cy="3600000"/>
+                            <a:ext cx="1214360" cy="2628000"/>
                           </a:xfrm>
                           <a:prstGeom prst="rect"/>
                         </pic:spPr>
@@ -5362,7 +5362,7 @@
             <w:r>
               <w:drawing>
                 <wp:inline xmlns:a="http://schemas.openxmlformats.org/drawingml/2006/main" xmlns:pic="http://schemas.openxmlformats.org/drawingml/2006/picture">
-                  <wp:extent cx="1663507" cy="3600000"/>
+                  <wp:extent cx="1214360" cy="2628000"/>
                   <wp:docPr id="31" name="Picture 31"/>
                   <wp:cNvGraphicFramePr>
                     <a:graphicFrameLocks noChangeAspect="1"/>
@@ -5383,7 +5383,7 @@
                         <pic:spPr>
                           <a:xfrm>
                             <a:off x="0" y="0"/>
-                            <a:ext cx="1663507" cy="3600000"/>
+                            <a:ext cx="1214360" cy="2628000"/>
                           </a:xfrm>
                           <a:prstGeom prst="rect"/>
                         </pic:spPr>
@@ -5468,7 +5468,7 @@
             <w:r>
               <w:drawing>
                 <wp:inline xmlns:a="http://schemas.openxmlformats.org/drawingml/2006/main" xmlns:pic="http://schemas.openxmlformats.org/drawingml/2006/picture">
-                  <wp:extent cx="1663507" cy="3600000"/>
+                  <wp:extent cx="1214360" cy="2628000"/>
                   <wp:docPr id="32" name="Picture 32"/>
                   <wp:cNvGraphicFramePr>
                     <a:graphicFrameLocks noChangeAspect="1"/>
@@ -5489,7 +5489,7 @@
                         <pic:spPr>
                           <a:xfrm>
                             <a:off x="0" y="0"/>
-                            <a:ext cx="1663507" cy="3600000"/>
+                            <a:ext cx="1214360" cy="2628000"/>
                           </a:xfrm>
                           <a:prstGeom prst="rect"/>
                         </pic:spPr>
@@ -5606,7 +5606,7 @@
             <w:r>
               <w:drawing>
                 <wp:inline xmlns:a="http://schemas.openxmlformats.org/drawingml/2006/main" xmlns:pic="http://schemas.openxmlformats.org/drawingml/2006/picture">
-                  <wp:extent cx="1663507" cy="3600000"/>
+                  <wp:extent cx="1214360" cy="2628000"/>
                   <wp:docPr id="33" name="Picture 33"/>
                   <wp:cNvGraphicFramePr>
                     <a:graphicFrameLocks noChangeAspect="1"/>
@@ -5627,7 +5627,7 @@
                         <pic:spPr>
                           <a:xfrm>
                             <a:off x="0" y="0"/>
-                            <a:ext cx="1663507" cy="3600000"/>
+                            <a:ext cx="1214360" cy="2628000"/>
                           </a:xfrm>
                           <a:prstGeom prst="rect"/>
                         </pic:spPr>
@@ -5712,7 +5712,7 @@
             <w:r>
               <w:drawing>
                 <wp:inline xmlns:a="http://schemas.openxmlformats.org/drawingml/2006/main" xmlns:pic="http://schemas.openxmlformats.org/drawingml/2006/picture">
-                  <wp:extent cx="1663507" cy="3600000"/>
+                  <wp:extent cx="1214360" cy="2628000"/>
                   <wp:docPr id="34" name="Picture 34"/>
                   <wp:cNvGraphicFramePr>
                     <a:graphicFrameLocks noChangeAspect="1"/>
@@ -5733,7 +5733,7 @@
                         <pic:spPr>
                           <a:xfrm>
                             <a:off x="0" y="0"/>
-                            <a:ext cx="1663507" cy="3600000"/>
+                            <a:ext cx="1214360" cy="2628000"/>
                           </a:xfrm>
                           <a:prstGeom prst="rect"/>
                         </pic:spPr>
@@ -5818,7 +5818,7 @@
             <w:r>
               <w:drawing>
                 <wp:inline xmlns:a="http://schemas.openxmlformats.org/drawingml/2006/main" xmlns:pic="http://schemas.openxmlformats.org/drawingml/2006/picture">
-                  <wp:extent cx="1663507" cy="3600000"/>
+                  <wp:extent cx="1214360" cy="2628000"/>
                   <wp:docPr id="35" name="Picture 35"/>
                   <wp:cNvGraphicFramePr>
                     <a:graphicFrameLocks noChangeAspect="1"/>
@@ -5839,7 +5839,7 @@
                         <pic:spPr>
                           <a:xfrm>
                             <a:off x="0" y="0"/>
-                            <a:ext cx="1663507" cy="3600000"/>
+                            <a:ext cx="1214360" cy="2628000"/>
                           </a:xfrm>
                           <a:prstGeom prst="rect"/>
                         </pic:spPr>
@@ -5924,7 +5924,7 @@
             <w:r>
               <w:drawing>
                 <wp:inline xmlns:a="http://schemas.openxmlformats.org/drawingml/2006/main" xmlns:pic="http://schemas.openxmlformats.org/drawingml/2006/picture">
-                  <wp:extent cx="1663507" cy="3600000"/>
+                  <wp:extent cx="1214360" cy="2628000"/>
                   <wp:docPr id="36" name="Picture 36"/>
                   <wp:cNvGraphicFramePr>
                     <a:graphicFrameLocks noChangeAspect="1"/>
@@ -5945,7 +5945,7 @@
                         <pic:spPr>
                           <a:xfrm>
                             <a:off x="0" y="0"/>
-                            <a:ext cx="1663507" cy="3600000"/>
+                            <a:ext cx="1214360" cy="2628000"/>
                           </a:xfrm>
                           <a:prstGeom prst="rect"/>
                         </pic:spPr>
@@ -6030,7 +6030,7 @@
             <w:r>
               <w:drawing>
                 <wp:inline xmlns:a="http://schemas.openxmlformats.org/drawingml/2006/main" xmlns:pic="http://schemas.openxmlformats.org/drawingml/2006/picture">
-                  <wp:extent cx="1663507" cy="3600000"/>
+                  <wp:extent cx="1214360" cy="2628000"/>
                   <wp:docPr id="37" name="Picture 37"/>
                   <wp:cNvGraphicFramePr>
                     <a:graphicFrameLocks noChangeAspect="1"/>
@@ -6051,7 +6051,7 @@
                         <pic:spPr>
                           <a:xfrm>
                             <a:off x="0" y="0"/>
-                            <a:ext cx="1663507" cy="3600000"/>
+                            <a:ext cx="1214360" cy="2628000"/>
                           </a:xfrm>
                           <a:prstGeom prst="rect"/>
                         </pic:spPr>
@@ -6136,7 +6136,7 @@
             <w:r>
               <w:drawing>
                 <wp:inline xmlns:a="http://schemas.openxmlformats.org/drawingml/2006/main" xmlns:pic="http://schemas.openxmlformats.org/drawingml/2006/picture">
-                  <wp:extent cx="1663507" cy="3600000"/>
+                  <wp:extent cx="1214360" cy="2628000"/>
                   <wp:docPr id="38" name="Picture 38"/>
                   <wp:cNvGraphicFramePr>
                     <a:graphicFrameLocks noChangeAspect="1"/>
@@ -6157,7 +6157,7 @@
                         <pic:spPr>
                           <a:xfrm>
                             <a:off x="0" y="0"/>
-                            <a:ext cx="1663507" cy="3600000"/>
+                            <a:ext cx="1214360" cy="2628000"/>
                           </a:xfrm>
                           <a:prstGeom prst="rect"/>
                         </pic:spPr>
@@ -6250,7 +6250,7 @@
             <w:r>
               <w:drawing>
                 <wp:inline xmlns:a="http://schemas.openxmlformats.org/drawingml/2006/main" xmlns:pic="http://schemas.openxmlformats.org/drawingml/2006/picture">
-                  <wp:extent cx="1663507" cy="3600000"/>
+                  <wp:extent cx="1214360" cy="2628000"/>
                   <wp:docPr id="39" name="Picture 39"/>
                   <wp:cNvGraphicFramePr>
                     <a:graphicFrameLocks noChangeAspect="1"/>
@@ -6271,7 +6271,7 @@
                         <pic:spPr>
                           <a:xfrm>
                             <a:off x="0" y="0"/>
-                            <a:ext cx="1663507" cy="3600000"/>
+                            <a:ext cx="1214360" cy="2628000"/>
                           </a:xfrm>
                           <a:prstGeom prst="rect"/>
                         </pic:spPr>
@@ -6356,7 +6356,7 @@
             <w:r>
               <w:drawing>
                 <wp:inline xmlns:a="http://schemas.openxmlformats.org/drawingml/2006/main" xmlns:pic="http://schemas.openxmlformats.org/drawingml/2006/picture">
-                  <wp:extent cx="1663507" cy="3600000"/>
+                  <wp:extent cx="1214360" cy="2628000"/>
                   <wp:docPr id="40" name="Picture 40"/>
                   <wp:cNvGraphicFramePr>
                     <a:graphicFrameLocks noChangeAspect="1"/>
@@ -6377,7 +6377,7 @@
                         <pic:spPr>
                           <a:xfrm>
                             <a:off x="0" y="0"/>
-                            <a:ext cx="1663507" cy="3600000"/>
+                            <a:ext cx="1214360" cy="2628000"/>
                           </a:xfrm>
                           <a:prstGeom prst="rect"/>
                         </pic:spPr>
@@ -6462,7 +6462,7 @@
             <w:r>
               <w:drawing>
                 <wp:inline xmlns:a="http://schemas.openxmlformats.org/drawingml/2006/main" xmlns:pic="http://schemas.openxmlformats.org/drawingml/2006/picture">
-                  <wp:extent cx="1663507" cy="3600000"/>
+                  <wp:extent cx="1214360" cy="2628000"/>
                   <wp:docPr id="41" name="Picture 41"/>
                   <wp:cNvGraphicFramePr>
                     <a:graphicFrameLocks noChangeAspect="1"/>
@@ -6483,7 +6483,7 @@
                         <pic:spPr>
                           <a:xfrm>
                             <a:off x="0" y="0"/>
-                            <a:ext cx="1663507" cy="3600000"/>
+                            <a:ext cx="1214360" cy="2628000"/>
                           </a:xfrm>
                           <a:prstGeom prst="rect"/>
                         </pic:spPr>
@@ -6568,7 +6568,7 @@
             <w:r>
               <w:drawing>
                 <wp:inline xmlns:a="http://schemas.openxmlformats.org/drawingml/2006/main" xmlns:pic="http://schemas.openxmlformats.org/drawingml/2006/picture">
-                  <wp:extent cx="1663507" cy="3600000"/>
+                  <wp:extent cx="1214360" cy="2628000"/>
                   <wp:docPr id="42" name="Picture 42"/>
                   <wp:cNvGraphicFramePr>
                     <a:graphicFrameLocks noChangeAspect="1"/>
@@ -6589,7 +6589,7 @@
                         <pic:spPr>
                           <a:xfrm>
                             <a:off x="0" y="0"/>
-                            <a:ext cx="1663507" cy="3600000"/>
+                            <a:ext cx="1214360" cy="2628000"/>
                           </a:xfrm>
                           <a:prstGeom prst="rect"/>
                         </pic:spPr>
@@ -6735,7 +6735,7 @@
             <w:r>
               <w:drawing>
                 <wp:inline xmlns:a="http://schemas.openxmlformats.org/drawingml/2006/main" xmlns:pic="http://schemas.openxmlformats.org/drawingml/2006/picture">
-                  <wp:extent cx="1663507" cy="3600000"/>
+                  <wp:extent cx="1214360" cy="2628000"/>
                   <wp:docPr id="43" name="Picture 43"/>
                   <wp:cNvGraphicFramePr>
                     <a:graphicFrameLocks noChangeAspect="1"/>
@@ -6756,7 +6756,7 @@
                         <pic:spPr>
                           <a:xfrm>
                             <a:off x="0" y="0"/>
-                            <a:ext cx="1663507" cy="3600000"/>
+                            <a:ext cx="1214360" cy="2628000"/>
                           </a:xfrm>
                           <a:prstGeom prst="rect"/>
                         </pic:spPr>
@@ -6841,7 +6841,7 @@
             <w:r>
               <w:drawing>
                 <wp:inline xmlns:a="http://schemas.openxmlformats.org/drawingml/2006/main" xmlns:pic="http://schemas.openxmlformats.org/drawingml/2006/picture">
-                  <wp:extent cx="1663507" cy="3600000"/>
+                  <wp:extent cx="1214360" cy="2628000"/>
                   <wp:docPr id="44" name="Picture 44"/>
                   <wp:cNvGraphicFramePr>
                     <a:graphicFrameLocks noChangeAspect="1"/>
@@ -6862,7 +6862,7 @@
                         <pic:spPr>
                           <a:xfrm>
                             <a:off x="0" y="0"/>
-                            <a:ext cx="1663507" cy="3600000"/>
+                            <a:ext cx="1214360" cy="2628000"/>
                           </a:xfrm>
                           <a:prstGeom prst="rect"/>
                         </pic:spPr>
@@ -6947,7 +6947,7 @@
             <w:r>
               <w:drawing>
                 <wp:inline xmlns:a="http://schemas.openxmlformats.org/drawingml/2006/main" xmlns:pic="http://schemas.openxmlformats.org/drawingml/2006/picture">
-                  <wp:extent cx="1663507" cy="3600000"/>
+                  <wp:extent cx="1214360" cy="2628000"/>
                   <wp:docPr id="45" name="Picture 45"/>
                   <wp:cNvGraphicFramePr>
                     <a:graphicFrameLocks noChangeAspect="1"/>
@@ -6968,7 +6968,7 @@
                         <pic:spPr>
                           <a:xfrm>
                             <a:off x="0" y="0"/>
-                            <a:ext cx="1663507" cy="3600000"/>
+                            <a:ext cx="1214360" cy="2628000"/>
                           </a:xfrm>
                           <a:prstGeom prst="rect"/>
                         </pic:spPr>
@@ -7053,7 +7053,7 @@
             <w:r>
               <w:drawing>
                 <wp:inline xmlns:a="http://schemas.openxmlformats.org/drawingml/2006/main" xmlns:pic="http://schemas.openxmlformats.org/drawingml/2006/picture">
-                  <wp:extent cx="1663507" cy="3600000"/>
+                  <wp:extent cx="1214360" cy="2628000"/>
                   <wp:docPr id="46" name="Picture 46"/>
                   <wp:cNvGraphicFramePr>
                     <a:graphicFrameLocks noChangeAspect="1"/>
@@ -7074,7 +7074,7 @@
                         <pic:spPr>
                           <a:xfrm>
                             <a:off x="0" y="0"/>
-                            <a:ext cx="1663507" cy="3600000"/>
+                            <a:ext cx="1214360" cy="2628000"/>
                           </a:xfrm>
                           <a:prstGeom prst="rect"/>
                         </pic:spPr>
@@ -7159,7 +7159,7 @@
             <w:r>
               <w:drawing>
                 <wp:inline xmlns:a="http://schemas.openxmlformats.org/drawingml/2006/main" xmlns:pic="http://schemas.openxmlformats.org/drawingml/2006/picture">
-                  <wp:extent cx="1663507" cy="3600000"/>
+                  <wp:extent cx="1214360" cy="2628000"/>
                   <wp:docPr id="47" name="Picture 47"/>
                   <wp:cNvGraphicFramePr>
                     <a:graphicFrameLocks noChangeAspect="1"/>
@@ -7180,7 +7180,7 @@
                         <pic:spPr>
                           <a:xfrm>
                             <a:off x="0" y="0"/>
-                            <a:ext cx="1663507" cy="3600000"/>
+                            <a:ext cx="1214360" cy="2628000"/>
                           </a:xfrm>
                           <a:prstGeom prst="rect"/>
                         </pic:spPr>

--- a/Manual_de_Usuario_Pasos.docx
+++ b/Manual_de_Usuario_Pasos.docx
@@ -757,7 +757,7 @@
             <w:noProof/>
             <w:webHidden/>
           </w:rPr>
-          <w:t>10</w:t>
+          <w:t>11</w:t>
         </w:r>
         <w:r>
           <w:rPr>
@@ -825,7 +825,7 @@
             <w:noProof/>
             <w:webHidden/>
           </w:rPr>
-          <w:t>10</w:t>
+          <w:t>11</w:t>
         </w:r>
         <w:r>
           <w:rPr>
@@ -1029,7 +1029,7 @@
             <w:noProof/>
             <w:webHidden/>
           </w:rPr>
-          <w:t>14</w:t>
+          <w:t>15</w:t>
         </w:r>
         <w:r>
           <w:rPr>
@@ -1233,7 +1233,7 @@
             <w:noProof/>
             <w:webHidden/>
           </w:rPr>
-          <w:t>17</w:t>
+          <w:t>18</w:t>
         </w:r>
         <w:r>
           <w:rPr>
@@ -1301,7 +1301,7 @@
             <w:noProof/>
             <w:webHidden/>
           </w:rPr>
-          <w:t>18</w:t>
+          <w:t>19</w:t>
         </w:r>
         <w:r>
           <w:rPr>
@@ -1369,7 +1369,7 @@
             <w:noProof/>
             <w:webHidden/>
           </w:rPr>
-          <w:t>19</w:t>
+          <w:t>20</w:t>
         </w:r>
         <w:r>
           <w:rPr>
@@ -1437,7 +1437,7 @@
             <w:noProof/>
             <w:webHidden/>
           </w:rPr>
-          <w:t>21</w:t>
+          <w:t>22</w:t>
         </w:r>
         <w:r>
           <w:rPr>
@@ -1505,7 +1505,7 @@
             <w:noProof/>
             <w:webHidden/>
           </w:rPr>
-          <w:t>23</w:t>
+          <w:t>24</w:t>
         </w:r>
         <w:r>
           <w:rPr>
@@ -1573,7 +1573,7 @@
             <w:noProof/>
             <w:webHidden/>
           </w:rPr>
-          <w:t>23</w:t>
+          <w:t>24</w:t>
         </w:r>
         <w:r>
           <w:rPr>
@@ -1641,7 +1641,7 @@
             <w:noProof/>
             <w:webHidden/>
           </w:rPr>
-          <w:t>24</w:t>
+          <w:t>25</w:t>
         </w:r>
         <w:r>
           <w:rPr>
@@ -1709,7 +1709,7 @@
             <w:noProof/>
             <w:webHidden/>
           </w:rPr>
-          <w:t>27</w:t>
+          <w:t>28</w:t>
         </w:r>
         <w:r>
           <w:rPr>
@@ -1777,7 +1777,7 @@
             <w:noProof/>
             <w:webHidden/>
           </w:rPr>
-          <w:t>27</w:t>
+          <w:t>28</w:t>
         </w:r>
         <w:r>
           <w:rPr>
@@ -1845,7 +1845,7 @@
             <w:noProof/>
             <w:webHidden/>
           </w:rPr>
-          <w:t>30</w:t>
+          <w:t>31</w:t>
         </w:r>
         <w:r>
           <w:rPr>
@@ -1913,7 +1913,7 @@
             <w:noProof/>
             <w:webHidden/>
           </w:rPr>
-          <w:t>31</w:t>
+          <w:t>33</w:t>
         </w:r>
         <w:r>
           <w:rPr>
@@ -1981,7 +1981,7 @@
             <w:noProof/>
             <w:webHidden/>
           </w:rPr>
-          <w:t>34</w:t>
+          <w:t>36</w:t>
         </w:r>
         <w:r>
           <w:rPr>
@@ -2049,7 +2049,7 @@
             <w:noProof/>
             <w:webHidden/>
           </w:rPr>
-          <w:t>34</w:t>
+          <w:t>36</w:t>
         </w:r>
         <w:r>
           <w:rPr>
@@ -2117,7 +2117,7 @@
             <w:noProof/>
             <w:webHidden/>
           </w:rPr>
-          <w:t>35</w:t>
+          <w:t>37</w:t>
         </w:r>
         <w:r>
           <w:rPr>
@@ -2185,7 +2185,7 @@
             <w:noProof/>
             <w:webHidden/>
           </w:rPr>
-          <w:t>36</w:t>
+          <w:t>38</w:t>
         </w:r>
         <w:r>
           <w:rPr>
@@ -2661,7 +2661,7 @@
             <w:noProof/>
             <w:webHidden/>
           </w:rPr>
-          <w:t>11</w:t>
+          <w:t>12</w:t>
         </w:r>
         <w:r>
           <w:rPr>
@@ -2883,7 +2883,7 @@
             <w:noProof/>
             <w:webHidden/>
           </w:rPr>
-          <w:t>13</w:t>
+          <w:t>14</w:t>
         </w:r>
         <w:r>
           <w:rPr>
@@ -3031,7 +3031,7 @@
             <w:noProof/>
             <w:webHidden/>
           </w:rPr>
-          <w:t>14</w:t>
+          <w:t>15</w:t>
         </w:r>
         <w:r>
           <w:rPr>
@@ -3179,7 +3179,7 @@
             <w:noProof/>
             <w:webHidden/>
           </w:rPr>
-          <w:t>15</w:t>
+          <w:t>16</w:t>
         </w:r>
         <w:r>
           <w:rPr>
@@ -3327,7 +3327,7 @@
             <w:noProof/>
             <w:webHidden/>
           </w:rPr>
-          <w:t>17</w:t>
+          <w:t>18</w:t>
         </w:r>
         <w:r>
           <w:rPr>
@@ -3475,7 +3475,7 @@
             <w:noProof/>
             <w:webHidden/>
           </w:rPr>
-          <w:t>18</w:t>
+          <w:t>19</w:t>
         </w:r>
         <w:r>
           <w:rPr>
@@ -3623,7 +3623,7 @@
             <w:noProof/>
             <w:webHidden/>
           </w:rPr>
-          <w:t>19</w:t>
+          <w:t>20</w:t>
         </w:r>
         <w:r>
           <w:rPr>
@@ -3771,7 +3771,7 @@
             <w:noProof/>
             <w:webHidden/>
           </w:rPr>
-          <w:t>20</w:t>
+          <w:t>21</w:t>
         </w:r>
         <w:r>
           <w:rPr>
@@ -3845,7 +3845,7 @@
             <w:noProof/>
             <w:webHidden/>
           </w:rPr>
-          <w:t>21</w:t>
+          <w:t>22</w:t>
         </w:r>
         <w:r>
           <w:rPr>
@@ -3919,7 +3919,7 @@
             <w:noProof/>
             <w:webHidden/>
           </w:rPr>
-          <w:t>21</w:t>
+          <w:t>22</w:t>
         </w:r>
         <w:r>
           <w:rPr>
@@ -3993,7 +3993,7 @@
             <w:noProof/>
             <w:webHidden/>
           </w:rPr>
-          <w:t>22</w:t>
+          <w:t>23</w:t>
         </w:r>
         <w:r>
           <w:rPr>
@@ -4067,7 +4067,7 @@
             <w:noProof/>
             <w:webHidden/>
           </w:rPr>
-          <w:t>22</w:t>
+          <w:t>23</w:t>
         </w:r>
         <w:r>
           <w:rPr>
@@ -4141,7 +4141,7 @@
             <w:noProof/>
             <w:webHidden/>
           </w:rPr>
-          <w:t>23</w:t>
+          <w:t>24</w:t>
         </w:r>
         <w:r>
           <w:rPr>
@@ -4215,7 +4215,7 @@
             <w:noProof/>
             <w:webHidden/>
           </w:rPr>
-          <w:t>23</w:t>
+          <w:t>24</w:t>
         </w:r>
         <w:r>
           <w:rPr>
@@ -4289,7 +4289,7 @@
             <w:noProof/>
             <w:webHidden/>
           </w:rPr>
-          <w:t>24</w:t>
+          <w:t>25</w:t>
         </w:r>
         <w:r>
           <w:rPr>
@@ -4363,7 +4363,7 @@
             <w:noProof/>
             <w:webHidden/>
           </w:rPr>
-          <w:t>24</w:t>
+          <w:t>25</w:t>
         </w:r>
         <w:r>
           <w:rPr>
@@ -4437,7 +4437,7 @@
             <w:noProof/>
             <w:webHidden/>
           </w:rPr>
-          <w:t>25</w:t>
+          <w:t>26</w:t>
         </w:r>
         <w:r>
           <w:rPr>
@@ -4511,7 +4511,7 @@
             <w:noProof/>
             <w:webHidden/>
           </w:rPr>
-          <w:t>25</w:t>
+          <w:t>26</w:t>
         </w:r>
         <w:r>
           <w:rPr>
@@ -4585,7 +4585,7 @@
             <w:noProof/>
             <w:webHidden/>
           </w:rPr>
-          <w:t>26</w:t>
+          <w:t>27</w:t>
         </w:r>
         <w:r>
           <w:rPr>
@@ -4659,7 +4659,7 @@
             <w:noProof/>
             <w:webHidden/>
           </w:rPr>
-          <w:t>27</w:t>
+          <w:t>28</w:t>
         </w:r>
         <w:r>
           <w:rPr>
@@ -4733,7 +4733,7 @@
             <w:noProof/>
             <w:webHidden/>
           </w:rPr>
-          <w:t>27</w:t>
+          <w:t>29</w:t>
         </w:r>
         <w:r>
           <w:rPr>
@@ -4807,7 +4807,7 @@
             <w:noProof/>
             <w:webHidden/>
           </w:rPr>
-          <w:t>28</w:t>
+          <w:t>29</w:t>
         </w:r>
         <w:r>
           <w:rPr>
@@ -4881,7 +4881,7 @@
             <w:noProof/>
             <w:webHidden/>
           </w:rPr>
-          <w:t>28</w:t>
+          <w:t>30</w:t>
         </w:r>
         <w:r>
           <w:rPr>
@@ -4955,7 +4955,7 @@
             <w:noProof/>
             <w:webHidden/>
           </w:rPr>
-          <w:t>29</w:t>
+          <w:t>30</w:t>
         </w:r>
         <w:r>
           <w:rPr>
@@ -5029,7 +5029,7 @@
             <w:noProof/>
             <w:webHidden/>
           </w:rPr>
-          <w:t>29</w:t>
+          <w:t>31</w:t>
         </w:r>
         <w:r>
           <w:rPr>
@@ -5103,7 +5103,7 @@
             <w:noProof/>
             <w:webHidden/>
           </w:rPr>
-          <w:t>30</w:t>
+          <w:t>31</w:t>
         </w:r>
         <w:r>
           <w:rPr>
@@ -5177,7 +5177,7 @@
             <w:noProof/>
             <w:webHidden/>
           </w:rPr>
-          <w:t>30</w:t>
+          <w:t>32</w:t>
         </w:r>
         <w:r>
           <w:rPr>
@@ -5251,7 +5251,7 @@
             <w:noProof/>
             <w:webHidden/>
           </w:rPr>
-          <w:t>31</w:t>
+          <w:t>32</w:t>
         </w:r>
         <w:r>
           <w:rPr>
@@ -5325,7 +5325,7 @@
             <w:noProof/>
             <w:webHidden/>
           </w:rPr>
-          <w:t>31</w:t>
+          <w:t>33</w:t>
         </w:r>
         <w:r>
           <w:rPr>
@@ -5399,7 +5399,7 @@
             <w:noProof/>
             <w:webHidden/>
           </w:rPr>
-          <w:t>32</w:t>
+          <w:t>34</w:t>
         </w:r>
         <w:r>
           <w:rPr>
@@ -5473,7 +5473,7 @@
             <w:noProof/>
             <w:webHidden/>
           </w:rPr>
-          <w:t>32</w:t>
+          <w:t>34</w:t>
         </w:r>
         <w:r>
           <w:rPr>
@@ -5547,7 +5547,7 @@
             <w:noProof/>
             <w:webHidden/>
           </w:rPr>
-          <w:t>33</w:t>
+          <w:t>35</w:t>
         </w:r>
         <w:r>
           <w:rPr>
@@ -5621,7 +5621,7 @@
             <w:noProof/>
             <w:webHidden/>
           </w:rPr>
-          <w:t>33</w:t>
+          <w:t>35</w:t>
         </w:r>
         <w:r>
           <w:rPr>
@@ -5695,7 +5695,7 @@
             <w:noProof/>
             <w:webHidden/>
           </w:rPr>
-          <w:t>34</w:t>
+          <w:t>36</w:t>
         </w:r>
         <w:r>
           <w:rPr>
@@ -6026,7 +6026,7 @@
             <w:noProof/>
             <w:webHidden/>
           </w:rPr>
-          <w:t>35</w:t>
+          <w:t>37</w:t>
         </w:r>
         <w:r>
           <w:rPr>
@@ -6100,7 +6100,7 @@
             <w:noProof/>
             <w:webHidden/>
           </w:rPr>
-          <w:t>35</w:t>
+          <w:t>37</w:t>
         </w:r>
         <w:r>
           <w:rPr>
@@ -6174,7 +6174,7 @@
             <w:noProof/>
             <w:webHidden/>
           </w:rPr>
-          <w:t>36</w:t>
+          <w:t>38</w:t>
         </w:r>
         <w:r>
           <w:rPr>
@@ -6632,44 +6632,71 @@
         <w:t>La aplicación se distribuye a través de la tienda oficial Google Play con el nombre “Gestión de Pozos Comunitarios”. Para instalarla realice lo siguiente:</w:t>
       </w:r>
     </w:p>
-    <w:p>
-      <w:pPr>
-        <w:keepNext/>
-        <w:spacing w:after="80" w:before="80" w:line="276" w:lineRule="auto"/>
-        <w:jc w:val="both"/>
-      </w:pPr>
-      <w:r>
-        <w:rPr>
-          <w:b/>
-          <w:color w:val="1F3A5F"/>
-        </w:rPr>
-        <w:t xml:space="preserve">Paso 1.  </w:t>
-      </w:r>
-      <w:r>
-        <w:t>Abra la aplicación Google Play Store, toque la barra de búsqueda y escriba “Gestión de Pozos Comunitarios”. La aplicación aparecerá en primer lugar de los resultados, publicada por Gestión Agrícola Escolar, como se observa en la Figura 1.</w:t>
-      </w:r>
-    </w:p>
     <w:tbl>
       <w:tblPr>
-        <w:tblW w:w="0" w:type="auto"/>
+        <w:tblW w:type="auto" w:w="0"/>
         <w:jc w:val="center"/>
-        <w:tblLook w:val="04A0" w:firstRow="1" w:lastRow="0" w:firstColumn="1" w:lastColumn="0" w:noHBand="0" w:noVBand="1"/>
+        <w:tblLayout w:type="fixed"/>
+        <w:tblLook w:firstColumn="1" w:firstRow="1" w:lastColumn="0" w:lastRow="0" w:noHBand="0" w:noVBand="1" w:val="04A0"/>
+        <w:tblBorders>
+          <w:top w:val="nil"/>
+          <w:left w:val="nil"/>
+          <w:bottom w:val="nil"/>
+          <w:right w:val="nil"/>
+          <w:insideH w:val="nil"/>
+          <w:insideV w:val="nil"/>
+        </w:tblBorders>
       </w:tblPr>
       <w:tblGrid>
-        <w:gridCol w:w="9122"/>
+        <w:gridCol w:w="4561"/>
+        <w:gridCol w:w="4561"/>
       </w:tblGrid>
       <w:tr>
         <w:trPr>
           <w:cantSplit/>
-          <w:jc w:val="center"/>
         </w:trPr>
         <w:tc>
           <w:tcPr>
-            <w:tcW w:w="9122" w:type="dxa"/>
+            <w:tcW w:type="dxa" w:w="5443"/>
+            <w:vAlign w:val="center"/>
           </w:tcPr>
           <w:p>
             <w:pPr>
-              <w:keepNext/>
+              <w:spacing w:after="0"/>
+            </w:pPr>
+            <w:r>
+              <w:rPr>
+                <w:b/>
+                <w:color w:val="1F3A5F"/>
+                <w:sz w:val="64"/>
+              </w:rPr>
+              <w:t>1</w:t>
+            </w:r>
+          </w:p>
+          <w:p>
+            <w:pPr>
+              <w:spacing w:after="80"/>
+              <w:jc w:val="both"/>
+            </w:pPr>
+            <w:r>
+              <w:rPr>
+                <w:b/>
+                <w:color w:val="1F3A5F"/>
+              </w:rPr>
+              <w:t xml:space="preserve">Paso 1. </w:t>
+            </w:r>
+            <w:r>
+              <w:t>Abra la aplicación Google Play Store, toque la barra de búsqueda y escriba “Gestión de Pozos Comunitarios”. La aplicación aparecerá en primer lugar de los resultados, publicada por Gestión Agrícola Escolar, como se observa en la Figura 1.</w:t>
+            </w:r>
+          </w:p>
+        </w:tc>
+        <w:tc>
+          <w:tcPr>
+            <w:tcW w:type="dxa" w:w="3628"/>
+            <w:vAlign w:val="center"/>
+          </w:tcPr>
+          <w:p>
+            <w:pPr>
               <w:spacing w:after="0" w:line="240" w:lineRule="auto"/>
               <w:jc w:val="center"/>
             </w:pPr>
@@ -6679,7 +6706,7 @@
               </w:rPr>
               <w:drawing>
                 <wp:inline distT="0" distB="0" distL="0" distR="0" wp14:anchorId="36E89AB6" wp14:editId="148407EB">
-                  <wp:extent cx="1033277" cy="2268000"/>
+                  <wp:extent cx="1476110" cy="3240000"/>
                   <wp:effectExtent l="0" t="0" r="0" b="0"/>
                   <wp:docPr id="1" name="Picture 1"/>
                   <wp:cNvGraphicFramePr>
@@ -6701,7 +6728,7 @@
                         <pic:spPr>
                           <a:xfrm>
                             <a:off x="0" y="0"/>
-                            <a:ext cx="1033277" cy="2268000"/>
+                            <a:ext cx="1476110" cy="3240000"/>
                           </a:xfrm>
                           <a:prstGeom prst="rect">
                             <a:avLst/>
@@ -6714,16 +6741,6 @@
               </w:drawing>
             </w:r>
           </w:p>
-        </w:tc>
-      </w:tr>
-      <w:tr>
-        <w:trPr>
-          <w:jc w:val="center"/>
-        </w:trPr>
-        <w:tc>
-          <w:tcPr>
-            <w:tcW w:w="9122" w:type="dxa"/>
-          </w:tcPr>
           <w:p>
             <w:pPr>
               <w:pStyle w:val="CapFigura"/>
@@ -6741,48 +6758,75 @@
     </w:tbl>
     <w:p>
       <w:pPr>
-        <w:spacing w:after="0" w:before="0" w:line="120" w:lineRule="exact"/>
-      </w:pPr>
-    </w:p>
-    <w:p>
-      <w:pPr>
-        <w:keepNext/>
-        <w:spacing w:after="80" w:before="80" w:line="276" w:lineRule="auto"/>
-        <w:jc w:val="both"/>
-      </w:pPr>
-      <w:r>
-        <w:rPr>
-          <w:b/>
-          <w:color w:val="1F3A5F"/>
-        </w:rPr>
-        <w:lastRenderedPageBreak/>
-        <w:t xml:space="preserve">Paso 2.  </w:t>
-      </w:r>
-      <w:r>
-        <w:t>Toque la aplicación para abrir su ficha, donde se muestran el tamaño, la clasificación “Apto para todo público” y las capturas de pantalla. Presione el botón Instalar (Figura 2).</w:t>
-      </w:r>
+        <w:spacing w:after="120" w:before="0" w:line="240" w:lineRule="auto"/>
+      </w:pPr>
     </w:p>
     <w:tbl>
       <w:tblPr>
-        <w:tblW w:w="0" w:type="auto"/>
+        <w:tblW w:type="auto" w:w="0"/>
         <w:jc w:val="center"/>
-        <w:tblLook w:val="04A0" w:firstRow="1" w:lastRow="0" w:firstColumn="1" w:lastColumn="0" w:noHBand="0" w:noVBand="1"/>
+        <w:tblLayout w:type="fixed"/>
+        <w:tblLook w:firstColumn="1" w:firstRow="1" w:lastColumn="0" w:lastRow="0" w:noHBand="0" w:noVBand="1" w:val="04A0"/>
+        <w:tblBorders>
+          <w:top w:val="nil"/>
+          <w:left w:val="nil"/>
+          <w:bottom w:val="nil"/>
+          <w:right w:val="nil"/>
+          <w:insideH w:val="nil"/>
+          <w:insideV w:val="nil"/>
+        </w:tblBorders>
       </w:tblPr>
       <w:tblGrid>
-        <w:gridCol w:w="9122"/>
+        <w:gridCol w:w="4561"/>
+        <w:gridCol w:w="4561"/>
       </w:tblGrid>
       <w:tr>
         <w:trPr>
           <w:cantSplit/>
-          <w:jc w:val="center"/>
         </w:trPr>
         <w:tc>
           <w:tcPr>
-            <w:tcW w:w="9122" w:type="dxa"/>
+            <w:tcW w:type="dxa" w:w="5443"/>
+            <w:vAlign w:val="center"/>
           </w:tcPr>
           <w:p>
             <w:pPr>
-              <w:keepNext/>
+              <w:spacing w:after="0"/>
+            </w:pPr>
+            <w:r>
+              <w:rPr>
+                <w:b/>
+                <w:color w:val="1F3A5F"/>
+                <w:sz w:val="64"/>
+              </w:rPr>
+              <w:t>2</w:t>
+            </w:r>
+          </w:p>
+          <w:p>
+            <w:pPr>
+              <w:spacing w:after="80"/>
+              <w:jc w:val="both"/>
+            </w:pPr>
+            <w:r>
+              <w:rPr>
+                <w:b/>
+                <w:color w:val="1F3A5F"/>
+              </w:rPr>
+              <w:lastRenderedPageBreak/>
+              <w:t xml:space="preserve">Paso 2. </w:t>
+            </w:r>
+            <w:r>
+              <w:t>Toque la aplicación para abrir su ficha, donde se muestran el tamaño, la clasificación “Apto para todo público” y las capturas de pantalla. Presione el botón Instalar (Figura 2).</w:t>
+            </w:r>
+          </w:p>
+        </w:tc>
+        <w:tc>
+          <w:tcPr>
+            <w:tcW w:type="dxa" w:w="3628"/>
+            <w:vAlign w:val="center"/>
+          </w:tcPr>
+          <w:p>
+            <w:pPr>
               <w:spacing w:after="0" w:line="240" w:lineRule="auto"/>
               <w:jc w:val="center"/>
             </w:pPr>
@@ -6792,7 +6836,7 @@
               </w:rPr>
               <w:drawing>
                 <wp:inline distT="0" distB="0" distL="0" distR="0" wp14:anchorId="28308702" wp14:editId="68B819E3">
-                  <wp:extent cx="1034069" cy="2268000"/>
+                  <wp:extent cx="1477242" cy="3240000"/>
                   <wp:effectExtent l="0" t="0" r="0" b="0"/>
                   <wp:docPr id="2" name="Picture 2"/>
                   <wp:cNvGraphicFramePr>
@@ -6814,7 +6858,7 @@
                         <pic:spPr>
                           <a:xfrm>
                             <a:off x="0" y="0"/>
-                            <a:ext cx="1034069" cy="2268000"/>
+                            <a:ext cx="1477242" cy="3240000"/>
                           </a:xfrm>
                           <a:prstGeom prst="rect">
                             <a:avLst/>
@@ -6827,16 +6871,6 @@
               </w:drawing>
             </w:r>
           </w:p>
-        </w:tc>
-      </w:tr>
-      <w:tr>
-        <w:trPr>
-          <w:jc w:val="center"/>
-        </w:trPr>
-        <w:tc>
-          <w:tcPr>
-            <w:tcW w:w="9122" w:type="dxa"/>
-          </w:tcPr>
           <w:p>
             <w:pPr>
               <w:pStyle w:val="CapFigura"/>
@@ -6854,48 +6888,75 @@
     </w:tbl>
     <w:p>
       <w:pPr>
-        <w:spacing w:after="0" w:before="0" w:line="120" w:lineRule="exact"/>
-      </w:pPr>
-    </w:p>
-    <w:p>
-      <w:pPr>
-        <w:keepNext/>
-        <w:spacing w:after="80" w:before="80" w:line="276" w:lineRule="auto"/>
-        <w:jc w:val="both"/>
-      </w:pPr>
-      <w:r>
-        <w:rPr>
-          <w:b/>
-          <w:color w:val="1F3A5F"/>
-        </w:rPr>
-        <w:lastRenderedPageBreak/>
-        <w:t xml:space="preserve">Paso 3.  </w:t>
-      </w:r>
-      <w:r>
-        <w:t>Espere a que termine la descarga; el avance se muestra en porcentaje debajo del nombre de la aplicación (Figura 3).</w:t>
-      </w:r>
+        <w:spacing w:after="120" w:before="0" w:line="240" w:lineRule="auto"/>
+      </w:pPr>
     </w:p>
     <w:tbl>
       <w:tblPr>
-        <w:tblW w:w="0" w:type="auto"/>
+        <w:tblW w:type="auto" w:w="0"/>
         <w:jc w:val="center"/>
-        <w:tblLook w:val="04A0" w:firstRow="1" w:lastRow="0" w:firstColumn="1" w:lastColumn="0" w:noHBand="0" w:noVBand="1"/>
+        <w:tblLayout w:type="fixed"/>
+        <w:tblLook w:firstColumn="1" w:firstRow="1" w:lastColumn="0" w:lastRow="0" w:noHBand="0" w:noVBand="1" w:val="04A0"/>
+        <w:tblBorders>
+          <w:top w:val="nil"/>
+          <w:left w:val="nil"/>
+          <w:bottom w:val="nil"/>
+          <w:right w:val="nil"/>
+          <w:insideH w:val="nil"/>
+          <w:insideV w:val="nil"/>
+        </w:tblBorders>
       </w:tblPr>
       <w:tblGrid>
-        <w:gridCol w:w="9122"/>
+        <w:gridCol w:w="4561"/>
+        <w:gridCol w:w="4561"/>
       </w:tblGrid>
       <w:tr>
         <w:trPr>
           <w:cantSplit/>
-          <w:jc w:val="center"/>
         </w:trPr>
         <w:tc>
           <w:tcPr>
-            <w:tcW w:w="9122" w:type="dxa"/>
+            <w:tcW w:type="dxa" w:w="5443"/>
+            <w:vAlign w:val="center"/>
           </w:tcPr>
           <w:p>
             <w:pPr>
-              <w:keepNext/>
+              <w:spacing w:after="0"/>
+            </w:pPr>
+            <w:r>
+              <w:rPr>
+                <w:b/>
+                <w:color w:val="1F3A5F"/>
+                <w:sz w:val="64"/>
+              </w:rPr>
+              <w:t>3</w:t>
+            </w:r>
+          </w:p>
+          <w:p>
+            <w:pPr>
+              <w:spacing w:after="80"/>
+              <w:jc w:val="both"/>
+            </w:pPr>
+            <w:r>
+              <w:rPr>
+                <w:b/>
+                <w:color w:val="1F3A5F"/>
+              </w:rPr>
+              <w:lastRenderedPageBreak/>
+              <w:t xml:space="preserve">Paso 3. </w:t>
+            </w:r>
+            <w:r>
+              <w:t>Espere a que termine la descarga; el avance se muestra en porcentaje debajo del nombre de la aplicación (Figura 3).</w:t>
+            </w:r>
+          </w:p>
+        </w:tc>
+        <w:tc>
+          <w:tcPr>
+            <w:tcW w:type="dxa" w:w="3628"/>
+            <w:vAlign w:val="center"/>
+          </w:tcPr>
+          <w:p>
+            <w:pPr>
               <w:spacing w:after="0" w:line="240" w:lineRule="auto"/>
               <w:jc w:val="center"/>
             </w:pPr>
@@ -6905,7 +6966,7 @@
               </w:rPr>
               <w:drawing>
                 <wp:inline distT="0" distB="0" distL="0" distR="0" wp14:anchorId="79C60236" wp14:editId="3C4FCF46">
-                  <wp:extent cx="1030909" cy="2268000"/>
+                  <wp:extent cx="1472727" cy="3240000"/>
                   <wp:effectExtent l="0" t="0" r="0" b="0"/>
                   <wp:docPr id="3" name="Picture 3"/>
                   <wp:cNvGraphicFramePr>
@@ -6927,7 +6988,7 @@
                         <pic:spPr>
                           <a:xfrm>
                             <a:off x="0" y="0"/>
-                            <a:ext cx="1030909" cy="2268000"/>
+                            <a:ext cx="1472727" cy="3240000"/>
                           </a:xfrm>
                           <a:prstGeom prst="rect">
                             <a:avLst/>
@@ -6940,16 +7001,6 @@
               </w:drawing>
             </w:r>
           </w:p>
-        </w:tc>
-      </w:tr>
-      <w:tr>
-        <w:trPr>
-          <w:jc w:val="center"/>
-        </w:trPr>
-        <w:tc>
-          <w:tcPr>
-            <w:tcW w:w="9122" w:type="dxa"/>
-          </w:tcPr>
           <w:p>
             <w:pPr>
               <w:pStyle w:val="CapFigura"/>
@@ -6967,48 +7018,75 @@
     </w:tbl>
     <w:p>
       <w:pPr>
-        <w:spacing w:after="0" w:before="0" w:line="120" w:lineRule="exact"/>
-      </w:pPr>
-    </w:p>
-    <w:p>
-      <w:pPr>
-        <w:keepNext/>
-        <w:spacing w:after="80" w:before="80" w:line="276" w:lineRule="auto"/>
-        <w:jc w:val="both"/>
-      </w:pPr>
-      <w:r>
-        <w:rPr>
-          <w:b/>
-          <w:color w:val="1F3A5F"/>
-        </w:rPr>
-        <w:lastRenderedPageBreak/>
-        <w:t xml:space="preserve">Paso 4.  </w:t>
-      </w:r>
-      <w:r>
-        <w:t>Cuando aparezca la etiqueta “Instalado”, presione Abrir para iniciar la aplicación (Figura 4). También puede abrirla desde el ícono que se agrega en la pantalla de su teléfono.</w:t>
-      </w:r>
+        <w:spacing w:after="120" w:before="0" w:line="240" w:lineRule="auto"/>
+      </w:pPr>
     </w:p>
     <w:tbl>
       <w:tblPr>
-        <w:tblW w:w="0" w:type="auto"/>
+        <w:tblW w:type="auto" w:w="0"/>
         <w:jc w:val="center"/>
-        <w:tblLook w:val="04A0" w:firstRow="1" w:lastRow="0" w:firstColumn="1" w:lastColumn="0" w:noHBand="0" w:noVBand="1"/>
+        <w:tblLayout w:type="fixed"/>
+        <w:tblLook w:firstColumn="1" w:firstRow="1" w:lastColumn="0" w:lastRow="0" w:noHBand="0" w:noVBand="1" w:val="04A0"/>
+        <w:tblBorders>
+          <w:top w:val="nil"/>
+          <w:left w:val="nil"/>
+          <w:bottom w:val="nil"/>
+          <w:right w:val="nil"/>
+          <w:insideH w:val="nil"/>
+          <w:insideV w:val="nil"/>
+        </w:tblBorders>
       </w:tblPr>
       <w:tblGrid>
-        <w:gridCol w:w="9122"/>
+        <w:gridCol w:w="4561"/>
+        <w:gridCol w:w="4561"/>
       </w:tblGrid>
       <w:tr>
         <w:trPr>
           <w:cantSplit/>
-          <w:jc w:val="center"/>
         </w:trPr>
         <w:tc>
           <w:tcPr>
-            <w:tcW w:w="9122" w:type="dxa"/>
+            <w:tcW w:type="dxa" w:w="5443"/>
+            <w:vAlign w:val="center"/>
           </w:tcPr>
           <w:p>
             <w:pPr>
-              <w:keepNext/>
+              <w:spacing w:after="0"/>
+            </w:pPr>
+            <w:r>
+              <w:rPr>
+                <w:b/>
+                <w:color w:val="1F3A5F"/>
+                <w:sz w:val="64"/>
+              </w:rPr>
+              <w:t>4</w:t>
+            </w:r>
+          </w:p>
+          <w:p>
+            <w:pPr>
+              <w:spacing w:after="80"/>
+              <w:jc w:val="both"/>
+            </w:pPr>
+            <w:r>
+              <w:rPr>
+                <w:b/>
+                <w:color w:val="1F3A5F"/>
+              </w:rPr>
+              <w:lastRenderedPageBreak/>
+              <w:t xml:space="preserve">Paso 4. </w:t>
+            </w:r>
+            <w:r>
+              <w:t>Cuando aparezca la etiqueta “Instalado”, presione Abrir para iniciar la aplicación (Figura 4). También puede abrirla desde el ícono que se agrega en la pantalla de su teléfono.</w:t>
+            </w:r>
+          </w:p>
+        </w:tc>
+        <w:tc>
+          <w:tcPr>
+            <w:tcW w:type="dxa" w:w="3628"/>
+            <w:vAlign w:val="center"/>
+          </w:tcPr>
+          <w:p>
+            <w:pPr>
               <w:spacing w:after="0" w:line="240" w:lineRule="auto"/>
               <w:jc w:val="center"/>
             </w:pPr>
@@ -7018,7 +7096,7 @@
               </w:rPr>
               <w:drawing>
                 <wp:inline distT="0" distB="0" distL="0" distR="0" wp14:anchorId="5CCF7B6E" wp14:editId="1EBF2459">
-                  <wp:extent cx="1032486" cy="2268000"/>
+                  <wp:extent cx="1474981" cy="3240000"/>
                   <wp:effectExtent l="0" t="0" r="0" b="0"/>
                   <wp:docPr id="4" name="Picture 4"/>
                   <wp:cNvGraphicFramePr>
@@ -7040,7 +7118,7 @@
                         <pic:spPr>
                           <a:xfrm>
                             <a:off x="0" y="0"/>
-                            <a:ext cx="1032486" cy="2268000"/>
+                            <a:ext cx="1474981" cy="3240000"/>
                           </a:xfrm>
                           <a:prstGeom prst="rect">
                             <a:avLst/>
@@ -7053,16 +7131,6 @@
               </w:drawing>
             </w:r>
           </w:p>
-        </w:tc>
-      </w:tr>
-      <w:tr>
-        <w:trPr>
-          <w:jc w:val="center"/>
-        </w:trPr>
-        <w:tc>
-          <w:tcPr>
-            <w:tcW w:w="9122" w:type="dxa"/>
-          </w:tcPr>
           <w:p>
             <w:pPr>
               <w:pStyle w:val="CapFigura"/>
@@ -7080,7 +7148,7 @@
     </w:tbl>
     <w:p>
       <w:pPr>
-        <w:spacing w:after="0" w:before="0" w:line="120" w:lineRule="exact"/>
+        <w:spacing w:after="120" w:before="0" w:line="240" w:lineRule="auto"/>
       </w:pPr>
     </w:p>
     <w:p>
@@ -7402,44 +7470,71 @@
         <w:t>Al abrir la aplicación se muestra la pantalla de bienvenida “Turnos de Pozo”. Cada pozo se identifica con un color que se mantendrá en todas las pantallas.</w:t>
       </w:r>
     </w:p>
-    <w:p>
-      <w:pPr>
-        <w:keepNext/>
-        <w:spacing w:after="80" w:before="80" w:line="276" w:lineRule="auto"/>
-        <w:jc w:val="both"/>
-      </w:pPr>
-      <w:r>
-        <w:rPr>
-          <w:b/>
-          <w:color w:val="1F3A5F"/>
-        </w:rPr>
-        <w:t xml:space="preserve">Paso 1.  </w:t>
-      </w:r>
-      <w:r>
-        <w:t>Toque el nombre de su pozo (San Isidro, Zapata o Cárdenas); quedará marcado con una palomita, como se muestra en la Figura 5.</w:t>
-      </w:r>
-    </w:p>
     <w:tbl>
       <w:tblPr>
-        <w:tblW w:w="0" w:type="auto"/>
+        <w:tblW w:type="auto" w:w="0"/>
         <w:jc w:val="center"/>
-        <w:tblLook w:val="04A0" w:firstRow="1" w:lastRow="0" w:firstColumn="1" w:lastColumn="0" w:noHBand="0" w:noVBand="1"/>
+        <w:tblLayout w:type="fixed"/>
+        <w:tblLook w:firstColumn="1" w:firstRow="1" w:lastColumn="0" w:lastRow="0" w:noHBand="0" w:noVBand="1" w:val="04A0"/>
+        <w:tblBorders>
+          <w:top w:val="nil"/>
+          <w:left w:val="nil"/>
+          <w:bottom w:val="nil"/>
+          <w:right w:val="nil"/>
+          <w:insideH w:val="nil"/>
+          <w:insideV w:val="nil"/>
+        </w:tblBorders>
       </w:tblPr>
       <w:tblGrid>
-        <w:gridCol w:w="9122"/>
+        <w:gridCol w:w="4561"/>
+        <w:gridCol w:w="4561"/>
       </w:tblGrid>
       <w:tr>
         <w:trPr>
           <w:cantSplit/>
-          <w:jc w:val="center"/>
         </w:trPr>
         <w:tc>
           <w:tcPr>
-            <w:tcW w:w="9122" w:type="dxa"/>
+            <w:tcW w:type="dxa" w:w="5443"/>
+            <w:vAlign w:val="center"/>
           </w:tcPr>
           <w:p>
             <w:pPr>
-              <w:keepNext/>
+              <w:spacing w:after="0"/>
+            </w:pPr>
+            <w:r>
+              <w:rPr>
+                <w:b/>
+                <w:color w:val="1F3A5F"/>
+                <w:sz w:val="64"/>
+              </w:rPr>
+              <w:t>1</w:t>
+            </w:r>
+          </w:p>
+          <w:p>
+            <w:pPr>
+              <w:spacing w:after="80"/>
+              <w:jc w:val="both"/>
+            </w:pPr>
+            <w:r>
+              <w:rPr>
+                <w:b/>
+                <w:color w:val="1F3A5F"/>
+              </w:rPr>
+              <w:t xml:space="preserve">Paso 1. </w:t>
+            </w:r>
+            <w:r>
+              <w:t>Toque el nombre de su pozo (San Isidro, Zapata o Cárdenas); quedará marcado con una palomita, como se muestra en la Figura 5.</w:t>
+            </w:r>
+          </w:p>
+        </w:tc>
+        <w:tc>
+          <w:tcPr>
+            <w:tcW w:type="dxa" w:w="3628"/>
+            <w:vAlign w:val="center"/>
+          </w:tcPr>
+          <w:p>
+            <w:pPr>
               <w:spacing w:after="0" w:line="240" w:lineRule="auto"/>
               <w:jc w:val="center"/>
             </w:pPr>
@@ -7449,7 +7544,7 @@
               </w:rPr>
               <w:drawing>
                 <wp:inline distT="0" distB="0" distL="0" distR="0" wp14:anchorId="25E227B3" wp14:editId="7019CECC">
-                  <wp:extent cx="1048009" cy="2268000"/>
+                  <wp:extent cx="1497156" cy="3240000"/>
                   <wp:effectExtent l="0" t="0" r="0" b="0"/>
                   <wp:docPr id="5" name="Picture 5"/>
                   <wp:cNvGraphicFramePr>
@@ -7471,7 +7566,7 @@
                         <pic:spPr>
                           <a:xfrm>
                             <a:off x="0" y="0"/>
-                            <a:ext cx="1048009" cy="2268000"/>
+                            <a:ext cx="1497156" cy="3240000"/>
                           </a:xfrm>
                           <a:prstGeom prst="rect">
                             <a:avLst/>
@@ -7484,16 +7579,6 @@
               </w:drawing>
             </w:r>
           </w:p>
-        </w:tc>
-      </w:tr>
-      <w:tr>
-        <w:trPr>
-          <w:jc w:val="center"/>
-        </w:trPr>
-        <w:tc>
-          <w:tcPr>
-            <w:tcW w:w="9122" w:type="dxa"/>
-          </w:tcPr>
           <w:p>
             <w:pPr>
               <w:pStyle w:val="CapFigura"/>
@@ -7511,48 +7596,75 @@
     </w:tbl>
     <w:p>
       <w:pPr>
-        <w:spacing w:after="0" w:before="0" w:line="120" w:lineRule="exact"/>
-      </w:pPr>
-    </w:p>
-    <w:p>
-      <w:pPr>
-        <w:keepNext/>
-        <w:spacing w:after="80" w:before="80" w:line="276" w:lineRule="auto"/>
-        <w:jc w:val="both"/>
-      </w:pPr>
-      <w:r>
-        <w:rPr>
-          <w:b/>
-          <w:color w:val="1F3A5F"/>
-        </w:rPr>
-        <w:lastRenderedPageBreak/>
-        <w:t xml:space="preserve">Paso 2.  </w:t>
-      </w:r>
-      <w:r>
-        <w:t>Si es socio o contador, presione Iniciar sesión; se abrirá la pantalla de acceso de la Figura 6.</w:t>
-      </w:r>
+        <w:spacing w:after="120" w:before="0" w:line="240" w:lineRule="auto"/>
+      </w:pPr>
     </w:p>
     <w:tbl>
       <w:tblPr>
-        <w:tblW w:w="0" w:type="auto"/>
+        <w:tblW w:type="auto" w:w="0"/>
         <w:jc w:val="center"/>
-        <w:tblLook w:val="04A0" w:firstRow="1" w:lastRow="0" w:firstColumn="1" w:lastColumn="0" w:noHBand="0" w:noVBand="1"/>
+        <w:tblLayout w:type="fixed"/>
+        <w:tblLook w:firstColumn="1" w:firstRow="1" w:lastColumn="0" w:lastRow="0" w:noHBand="0" w:noVBand="1" w:val="04A0"/>
+        <w:tblBorders>
+          <w:top w:val="nil"/>
+          <w:left w:val="nil"/>
+          <w:bottom w:val="nil"/>
+          <w:right w:val="nil"/>
+          <w:insideH w:val="nil"/>
+          <w:insideV w:val="nil"/>
+        </w:tblBorders>
       </w:tblPr>
       <w:tblGrid>
-        <w:gridCol w:w="9122"/>
+        <w:gridCol w:w="4561"/>
+        <w:gridCol w:w="4561"/>
       </w:tblGrid>
       <w:tr>
         <w:trPr>
           <w:cantSplit/>
-          <w:jc w:val="center"/>
         </w:trPr>
         <w:tc>
           <w:tcPr>
-            <w:tcW w:w="9122" w:type="dxa"/>
+            <w:tcW w:type="dxa" w:w="5443"/>
+            <w:vAlign w:val="center"/>
           </w:tcPr>
           <w:p>
             <w:pPr>
-              <w:keepNext/>
+              <w:spacing w:after="0"/>
+            </w:pPr>
+            <w:r>
+              <w:rPr>
+                <w:b/>
+                <w:color w:val="1F3A5F"/>
+                <w:sz w:val="64"/>
+              </w:rPr>
+              <w:t>2</w:t>
+            </w:r>
+          </w:p>
+          <w:p>
+            <w:pPr>
+              <w:spacing w:after="80"/>
+              <w:jc w:val="both"/>
+            </w:pPr>
+            <w:r>
+              <w:rPr>
+                <w:b/>
+                <w:color w:val="1F3A5F"/>
+              </w:rPr>
+              <w:lastRenderedPageBreak/>
+              <w:t xml:space="preserve">Paso 2. </w:t>
+            </w:r>
+            <w:r>
+              <w:t>Si es socio o contador, presione Iniciar sesión; se abrirá la pantalla de acceso de la Figura 6.</w:t>
+            </w:r>
+          </w:p>
+        </w:tc>
+        <w:tc>
+          <w:tcPr>
+            <w:tcW w:type="dxa" w:w="3628"/>
+            <w:vAlign w:val="center"/>
+          </w:tcPr>
+          <w:p>
+            <w:pPr>
               <w:spacing w:after="0" w:line="240" w:lineRule="auto"/>
               <w:jc w:val="center"/>
             </w:pPr>
@@ -7562,7 +7674,7 @@
               </w:rPr>
               <w:drawing>
                 <wp:inline distT="0" distB="0" distL="0" distR="0" wp14:anchorId="291F60F8" wp14:editId="33D7E37C">
-                  <wp:extent cx="1048009" cy="2268000"/>
+                  <wp:extent cx="1497156" cy="3240000"/>
                   <wp:effectExtent l="0" t="0" r="0" b="0"/>
                   <wp:docPr id="6" name="Picture 6"/>
                   <wp:cNvGraphicFramePr>
@@ -7584,7 +7696,7 @@
                         <pic:spPr>
                           <a:xfrm>
                             <a:off x="0" y="0"/>
-                            <a:ext cx="1048009" cy="2268000"/>
+                            <a:ext cx="1497156" cy="3240000"/>
                           </a:xfrm>
                           <a:prstGeom prst="rect">
                             <a:avLst/>
@@ -7597,16 +7709,6 @@
               </w:drawing>
             </w:r>
           </w:p>
-        </w:tc>
-      </w:tr>
-      <w:tr>
-        <w:trPr>
-          <w:jc w:val="center"/>
-        </w:trPr>
-        <w:tc>
-          <w:tcPr>
-            <w:tcW w:w="9122" w:type="dxa"/>
-          </w:tcPr>
           <w:p>
             <w:pPr>
               <w:pStyle w:val="CapFigura"/>
@@ -7624,48 +7726,75 @@
     </w:tbl>
     <w:p>
       <w:pPr>
-        <w:spacing w:after="0" w:before="0" w:line="120" w:lineRule="exact"/>
-      </w:pPr>
-    </w:p>
-    <w:p>
-      <w:pPr>
-        <w:keepNext/>
-        <w:spacing w:after="80" w:before="80" w:line="276" w:lineRule="auto"/>
-        <w:jc w:val="both"/>
-      </w:pPr>
-      <w:r>
-        <w:rPr>
-          <w:b/>
-          <w:color w:val="1F3A5F"/>
-        </w:rPr>
-        <w:lastRenderedPageBreak/>
-        <w:t xml:space="preserve">Paso 3.  </w:t>
-      </w:r>
-      <w:r>
-        <w:t>Si solo desea consultar quién tiene el turno, presione Soy usuario (ver turnos); se mostrará la consulta pública de la Figura 7.</w:t>
-      </w:r>
+        <w:spacing w:after="120" w:before="0" w:line="240" w:lineRule="auto"/>
+      </w:pPr>
     </w:p>
     <w:tbl>
       <w:tblPr>
-        <w:tblW w:w="0" w:type="auto"/>
+        <w:tblW w:type="auto" w:w="0"/>
         <w:jc w:val="center"/>
-        <w:tblLook w:val="04A0" w:firstRow="1" w:lastRow="0" w:firstColumn="1" w:lastColumn="0" w:noHBand="0" w:noVBand="1"/>
+        <w:tblLayout w:type="fixed"/>
+        <w:tblLook w:firstColumn="1" w:firstRow="1" w:lastColumn="0" w:lastRow="0" w:noHBand="0" w:noVBand="1" w:val="04A0"/>
+        <w:tblBorders>
+          <w:top w:val="nil"/>
+          <w:left w:val="nil"/>
+          <w:bottom w:val="nil"/>
+          <w:right w:val="nil"/>
+          <w:insideH w:val="nil"/>
+          <w:insideV w:val="nil"/>
+        </w:tblBorders>
       </w:tblPr>
       <w:tblGrid>
-        <w:gridCol w:w="9122"/>
+        <w:gridCol w:w="4561"/>
+        <w:gridCol w:w="4561"/>
       </w:tblGrid>
       <w:tr>
         <w:trPr>
           <w:cantSplit/>
-          <w:jc w:val="center"/>
         </w:trPr>
         <w:tc>
           <w:tcPr>
-            <w:tcW w:w="9122" w:type="dxa"/>
+            <w:tcW w:type="dxa" w:w="5443"/>
+            <w:vAlign w:val="center"/>
           </w:tcPr>
           <w:p>
             <w:pPr>
-              <w:keepNext/>
+              <w:spacing w:after="0"/>
+            </w:pPr>
+            <w:r>
+              <w:rPr>
+                <w:b/>
+                <w:color w:val="1F3A5F"/>
+                <w:sz w:val="64"/>
+              </w:rPr>
+              <w:t>3</w:t>
+            </w:r>
+          </w:p>
+          <w:p>
+            <w:pPr>
+              <w:spacing w:after="80"/>
+              <w:jc w:val="both"/>
+            </w:pPr>
+            <w:r>
+              <w:rPr>
+                <w:b/>
+                <w:color w:val="1F3A5F"/>
+              </w:rPr>
+              <w:lastRenderedPageBreak/>
+              <w:t xml:space="preserve">Paso 3. </w:t>
+            </w:r>
+            <w:r>
+              <w:t>Si solo desea consultar quién tiene el turno, presione Soy usuario (ver turnos); se mostrará la consulta pública de la Figura 7.</w:t>
+            </w:r>
+          </w:p>
+        </w:tc>
+        <w:tc>
+          <w:tcPr>
+            <w:tcW w:type="dxa" w:w="3628"/>
+            <w:vAlign w:val="center"/>
+          </w:tcPr>
+          <w:p>
+            <w:pPr>
               <w:spacing w:after="0" w:line="240" w:lineRule="auto"/>
               <w:jc w:val="center"/>
             </w:pPr>
@@ -7675,7 +7804,7 @@
               </w:rPr>
               <w:drawing>
                 <wp:inline distT="0" distB="0" distL="0" distR="0" wp14:anchorId="7C3EDA45" wp14:editId="12487B2F">
-                  <wp:extent cx="1048009" cy="2268000"/>
+                  <wp:extent cx="1497156" cy="3240000"/>
                   <wp:effectExtent l="0" t="0" r="0" b="0"/>
                   <wp:docPr id="7" name="Picture 7"/>
                   <wp:cNvGraphicFramePr>
@@ -7697,7 +7826,7 @@
                         <pic:spPr>
                           <a:xfrm>
                             <a:off x="0" y="0"/>
-                            <a:ext cx="1048009" cy="2268000"/>
+                            <a:ext cx="1497156" cy="3240000"/>
                           </a:xfrm>
                           <a:prstGeom prst="rect">
                             <a:avLst/>
@@ -7710,16 +7839,6 @@
               </w:drawing>
             </w:r>
           </w:p>
-        </w:tc>
-      </w:tr>
-      <w:tr>
-        <w:trPr>
-          <w:jc w:val="center"/>
-        </w:trPr>
-        <w:tc>
-          <w:tcPr>
-            <w:tcW w:w="9122" w:type="dxa"/>
-          </w:tcPr>
           <w:p>
             <w:pPr>
               <w:pStyle w:val="CapFigura"/>
@@ -7737,7 +7856,7 @@
     </w:tbl>
     <w:p>
       <w:pPr>
-        <w:spacing w:after="0" w:before="0" w:line="120" w:lineRule="exact"/>
+        <w:spacing w:after="120" w:before="0" w:line="240" w:lineRule="auto"/>
       </w:pPr>
     </w:p>
     <w:p>
@@ -7817,44 +7936,71 @@
       </w:r>
       <w:bookmarkEnd w:id="19"/>
     </w:p>
-    <w:p>
-      <w:pPr>
-        <w:keepNext/>
-        <w:spacing w:after="80" w:before="80" w:line="276" w:lineRule="auto"/>
-        <w:jc w:val="both"/>
-      </w:pPr>
-      <w:r>
-        <w:rPr>
-          <w:b/>
-          <w:color w:val="1F3A5F"/>
-        </w:rPr>
-        <w:t xml:space="preserve">Paso 1.  </w:t>
-      </w:r>
-      <w:r>
-        <w:t>Escriba el correo electrónico que le asignó el Comisariado (Figura 8).</w:t>
-      </w:r>
-    </w:p>
     <w:tbl>
       <w:tblPr>
-        <w:tblW w:w="0" w:type="auto"/>
+        <w:tblW w:type="auto" w:w="0"/>
         <w:jc w:val="center"/>
-        <w:tblLook w:val="04A0" w:firstRow="1" w:lastRow="0" w:firstColumn="1" w:lastColumn="0" w:noHBand="0" w:noVBand="1"/>
+        <w:tblLayout w:type="fixed"/>
+        <w:tblLook w:firstColumn="1" w:firstRow="1" w:lastColumn="0" w:lastRow="0" w:noHBand="0" w:noVBand="1" w:val="04A0"/>
+        <w:tblBorders>
+          <w:top w:val="nil"/>
+          <w:left w:val="nil"/>
+          <w:bottom w:val="nil"/>
+          <w:right w:val="nil"/>
+          <w:insideH w:val="nil"/>
+          <w:insideV w:val="nil"/>
+        </w:tblBorders>
       </w:tblPr>
       <w:tblGrid>
-        <w:gridCol w:w="9122"/>
+        <w:gridCol w:w="4561"/>
+        <w:gridCol w:w="4561"/>
       </w:tblGrid>
       <w:tr>
         <w:trPr>
           <w:cantSplit/>
-          <w:jc w:val="center"/>
         </w:trPr>
         <w:tc>
           <w:tcPr>
-            <w:tcW w:w="9122" w:type="dxa"/>
+            <w:tcW w:type="dxa" w:w="5443"/>
+            <w:vAlign w:val="center"/>
           </w:tcPr>
           <w:p>
             <w:pPr>
-              <w:keepNext/>
+              <w:spacing w:after="0"/>
+            </w:pPr>
+            <w:r>
+              <w:rPr>
+                <w:b/>
+                <w:color w:val="1F3A5F"/>
+                <w:sz w:val="64"/>
+              </w:rPr>
+              <w:t>1</w:t>
+            </w:r>
+          </w:p>
+          <w:p>
+            <w:pPr>
+              <w:spacing w:after="80"/>
+              <w:jc w:val="both"/>
+            </w:pPr>
+            <w:r>
+              <w:rPr>
+                <w:b/>
+                <w:color w:val="1F3A5F"/>
+              </w:rPr>
+              <w:t xml:space="preserve">Paso 1. </w:t>
+            </w:r>
+            <w:r>
+              <w:t>Escriba el correo electrónico que le asignó el Comisariado (Figura 8).</w:t>
+            </w:r>
+          </w:p>
+        </w:tc>
+        <w:tc>
+          <w:tcPr>
+            <w:tcW w:type="dxa" w:w="3628"/>
+            <w:vAlign w:val="center"/>
+          </w:tcPr>
+          <w:p>
+            <w:pPr>
               <w:spacing w:after="0" w:line="240" w:lineRule="auto"/>
               <w:jc w:val="center"/>
             </w:pPr>
@@ -7864,7 +8010,7 @@
               </w:rPr>
               <w:drawing>
                 <wp:inline distT="0" distB="0" distL="0" distR="0" wp14:anchorId="01AA8621" wp14:editId="05E8617B">
-                  <wp:extent cx="1048009" cy="2268000"/>
+                  <wp:extent cx="1497156" cy="3240000"/>
                   <wp:effectExtent l="0" t="0" r="0" b="0"/>
                   <wp:docPr id="8" name="Picture 8"/>
                   <wp:cNvGraphicFramePr>
@@ -7886,7 +8032,7 @@
                         <pic:spPr>
                           <a:xfrm>
                             <a:off x="0" y="0"/>
-                            <a:ext cx="1048009" cy="2268000"/>
+                            <a:ext cx="1497156" cy="3240000"/>
                           </a:xfrm>
                           <a:prstGeom prst="rect">
                             <a:avLst/>
@@ -7899,16 +8045,6 @@
               </w:drawing>
             </w:r>
           </w:p>
-        </w:tc>
-      </w:tr>
-      <w:tr>
-        <w:trPr>
-          <w:jc w:val="center"/>
-        </w:trPr>
-        <w:tc>
-          <w:tcPr>
-            <w:tcW w:w="9122" w:type="dxa"/>
-          </w:tcPr>
           <w:p>
             <w:pPr>
               <w:pStyle w:val="CapFigura"/>
@@ -7926,48 +8062,75 @@
     </w:tbl>
     <w:p>
       <w:pPr>
-        <w:spacing w:after="0" w:before="0" w:line="120" w:lineRule="exact"/>
-      </w:pPr>
-    </w:p>
-    <w:p>
-      <w:pPr>
-        <w:keepNext/>
-        <w:spacing w:after="80" w:before="80" w:line="276" w:lineRule="auto"/>
-        <w:jc w:val="both"/>
-      </w:pPr>
-      <w:r>
-        <w:rPr>
-          <w:b/>
-          <w:color w:val="1F3A5F"/>
-        </w:rPr>
-        <w:lastRenderedPageBreak/>
-        <w:t xml:space="preserve">Paso 2.  </w:t>
-      </w:r>
-      <w:r>
-        <w:t>Escriba su contraseña. Puede tocar el ícono del ojo para comprobar que esté bien escrita (Figura 9).</w:t>
-      </w:r>
+        <w:spacing w:after="120" w:before="0" w:line="240" w:lineRule="auto"/>
+      </w:pPr>
     </w:p>
     <w:tbl>
       <w:tblPr>
-        <w:tblW w:w="0" w:type="auto"/>
+        <w:tblW w:type="auto" w:w="0"/>
         <w:jc w:val="center"/>
-        <w:tblLook w:val="04A0" w:firstRow="1" w:lastRow="0" w:firstColumn="1" w:lastColumn="0" w:noHBand="0" w:noVBand="1"/>
+        <w:tblLayout w:type="fixed"/>
+        <w:tblLook w:firstColumn="1" w:firstRow="1" w:lastColumn="0" w:lastRow="0" w:noHBand="0" w:noVBand="1" w:val="04A0"/>
+        <w:tblBorders>
+          <w:top w:val="nil"/>
+          <w:left w:val="nil"/>
+          <w:bottom w:val="nil"/>
+          <w:right w:val="nil"/>
+          <w:insideH w:val="nil"/>
+          <w:insideV w:val="nil"/>
+        </w:tblBorders>
       </w:tblPr>
       <w:tblGrid>
-        <w:gridCol w:w="9122"/>
+        <w:gridCol w:w="4561"/>
+        <w:gridCol w:w="4561"/>
       </w:tblGrid>
       <w:tr>
         <w:trPr>
           <w:cantSplit/>
-          <w:jc w:val="center"/>
         </w:trPr>
         <w:tc>
           <w:tcPr>
-            <w:tcW w:w="9122" w:type="dxa"/>
+            <w:tcW w:type="dxa" w:w="5443"/>
+            <w:vAlign w:val="center"/>
           </w:tcPr>
           <w:p>
             <w:pPr>
-              <w:keepNext/>
+              <w:spacing w:after="0"/>
+            </w:pPr>
+            <w:r>
+              <w:rPr>
+                <w:b/>
+                <w:color w:val="1F3A5F"/>
+                <w:sz w:val="64"/>
+              </w:rPr>
+              <w:t>2</w:t>
+            </w:r>
+          </w:p>
+          <w:p>
+            <w:pPr>
+              <w:spacing w:after="80"/>
+              <w:jc w:val="both"/>
+            </w:pPr>
+            <w:r>
+              <w:rPr>
+                <w:b/>
+                <w:color w:val="1F3A5F"/>
+              </w:rPr>
+              <w:lastRenderedPageBreak/>
+              <w:t xml:space="preserve">Paso 2. </w:t>
+            </w:r>
+            <w:r>
+              <w:t>Escriba su contraseña. Puede tocar el ícono del ojo para comprobar que esté bien escrita (Figura 9).</w:t>
+            </w:r>
+          </w:p>
+        </w:tc>
+        <w:tc>
+          <w:tcPr>
+            <w:tcW w:type="dxa" w:w="3628"/>
+            <w:vAlign w:val="center"/>
+          </w:tcPr>
+          <w:p>
+            <w:pPr>
               <w:spacing w:after="0" w:line="240" w:lineRule="auto"/>
               <w:jc w:val="center"/>
             </w:pPr>
@@ -7977,7 +8140,7 @@
               </w:rPr>
               <w:drawing>
                 <wp:inline distT="0" distB="0" distL="0" distR="0" wp14:anchorId="3EF055B9" wp14:editId="251560DB">
-                  <wp:extent cx="1048009" cy="2268000"/>
+                  <wp:extent cx="1497156" cy="3240000"/>
                   <wp:effectExtent l="0" t="0" r="0" b="0"/>
                   <wp:docPr id="9" name="Picture 9"/>
                   <wp:cNvGraphicFramePr>
@@ -7999,7 +8162,7 @@
                         <pic:spPr>
                           <a:xfrm>
                             <a:off x="0" y="0"/>
-                            <a:ext cx="1048009" cy="2268000"/>
+                            <a:ext cx="1497156" cy="3240000"/>
                           </a:xfrm>
                           <a:prstGeom prst="rect">
                             <a:avLst/>
@@ -8012,16 +8175,6 @@
               </w:drawing>
             </w:r>
           </w:p>
-        </w:tc>
-      </w:tr>
-      <w:tr>
-        <w:trPr>
-          <w:jc w:val="center"/>
-        </w:trPr>
-        <w:tc>
-          <w:tcPr>
-            <w:tcW w:w="9122" w:type="dxa"/>
-          </w:tcPr>
           <w:p>
             <w:pPr>
               <w:pStyle w:val="CapFigura"/>
@@ -8039,48 +8192,75 @@
     </w:tbl>
     <w:p>
       <w:pPr>
-        <w:spacing w:after="0" w:before="0" w:line="120" w:lineRule="exact"/>
-      </w:pPr>
-    </w:p>
-    <w:p>
-      <w:pPr>
-        <w:keepNext/>
-        <w:spacing w:after="80" w:before="80" w:line="276" w:lineRule="auto"/>
-        <w:jc w:val="both"/>
-      </w:pPr>
-      <w:r>
-        <w:rPr>
-          <w:b/>
-          <w:color w:val="1F3A5F"/>
-        </w:rPr>
-        <w:lastRenderedPageBreak/>
-        <w:t xml:space="preserve">Paso 3.  </w:t>
-      </w:r>
-      <w:r>
-        <w:t>Presione Entrar. La aplicación lo llevará a la pantalla principal de su perfil (Figura 10).</w:t>
-      </w:r>
+        <w:spacing w:after="120" w:before="0" w:line="240" w:lineRule="auto"/>
+      </w:pPr>
     </w:p>
     <w:tbl>
       <w:tblPr>
-        <w:tblW w:w="0" w:type="auto"/>
+        <w:tblW w:type="auto" w:w="0"/>
         <w:jc w:val="center"/>
-        <w:tblLook w:val="04A0" w:firstRow="1" w:lastRow="0" w:firstColumn="1" w:lastColumn="0" w:noHBand="0" w:noVBand="1"/>
+        <w:tblLayout w:type="fixed"/>
+        <w:tblLook w:firstColumn="1" w:firstRow="1" w:lastColumn="0" w:lastRow="0" w:noHBand="0" w:noVBand="1" w:val="04A0"/>
+        <w:tblBorders>
+          <w:top w:val="nil"/>
+          <w:left w:val="nil"/>
+          <w:bottom w:val="nil"/>
+          <w:right w:val="nil"/>
+          <w:insideH w:val="nil"/>
+          <w:insideV w:val="nil"/>
+        </w:tblBorders>
       </w:tblPr>
       <w:tblGrid>
-        <w:gridCol w:w="9122"/>
+        <w:gridCol w:w="4561"/>
+        <w:gridCol w:w="4561"/>
       </w:tblGrid>
       <w:tr>
         <w:trPr>
           <w:cantSplit/>
-          <w:jc w:val="center"/>
         </w:trPr>
         <w:tc>
           <w:tcPr>
-            <w:tcW w:w="9122" w:type="dxa"/>
+            <w:tcW w:type="dxa" w:w="5443"/>
+            <w:vAlign w:val="center"/>
           </w:tcPr>
           <w:p>
             <w:pPr>
-              <w:keepNext/>
+              <w:spacing w:after="0"/>
+            </w:pPr>
+            <w:r>
+              <w:rPr>
+                <w:b/>
+                <w:color w:val="1F3A5F"/>
+                <w:sz w:val="64"/>
+              </w:rPr>
+              <w:t>3</w:t>
+            </w:r>
+          </w:p>
+          <w:p>
+            <w:pPr>
+              <w:spacing w:after="80"/>
+              <w:jc w:val="both"/>
+            </w:pPr>
+            <w:r>
+              <w:rPr>
+                <w:b/>
+                <w:color w:val="1F3A5F"/>
+              </w:rPr>
+              <w:lastRenderedPageBreak/>
+              <w:t xml:space="preserve">Paso 3. </w:t>
+            </w:r>
+            <w:r>
+              <w:t>Presione Entrar. La aplicación lo llevará a la pantalla principal de su perfil (Figura 10).</w:t>
+            </w:r>
+          </w:p>
+        </w:tc>
+        <w:tc>
+          <w:tcPr>
+            <w:tcW w:type="dxa" w:w="3628"/>
+            <w:vAlign w:val="center"/>
+          </w:tcPr>
+          <w:p>
+            <w:pPr>
               <w:spacing w:after="0" w:line="240" w:lineRule="auto"/>
               <w:jc w:val="center"/>
             </w:pPr>
@@ -8090,7 +8270,7 @@
               </w:rPr>
               <w:drawing>
                 <wp:inline distT="0" distB="0" distL="0" distR="0" wp14:anchorId="40318721" wp14:editId="4719C119">
-                  <wp:extent cx="1048009" cy="2268000"/>
+                  <wp:extent cx="1497156" cy="3240000"/>
                   <wp:effectExtent l="0" t="0" r="0" b="0"/>
                   <wp:docPr id="10" name="Picture 10"/>
                   <wp:cNvGraphicFramePr>
@@ -8112,7 +8292,7 @@
                         <pic:spPr>
                           <a:xfrm>
                             <a:off x="0" y="0"/>
-                            <a:ext cx="1048009" cy="2268000"/>
+                            <a:ext cx="1497156" cy="3240000"/>
                           </a:xfrm>
                           <a:prstGeom prst="rect">
                             <a:avLst/>
@@ -8125,16 +8305,6 @@
               </w:drawing>
             </w:r>
           </w:p>
-        </w:tc>
-      </w:tr>
-      <w:tr>
-        <w:trPr>
-          <w:jc w:val="center"/>
-        </w:trPr>
-        <w:tc>
-          <w:tcPr>
-            <w:tcW w:w="9122" w:type="dxa"/>
-          </w:tcPr>
           <w:p>
             <w:pPr>
               <w:pStyle w:val="CapFigura"/>
@@ -8152,7 +8322,7 @@
     </w:tbl>
     <w:p>
       <w:pPr>
-        <w:spacing w:after="0" w:before="0" w:line="120" w:lineRule="exact"/>
+        <w:spacing w:after="120" w:before="0" w:line="240" w:lineRule="auto"/>
       </w:pPr>
     </w:p>
     <w:tbl>
@@ -8218,45 +8388,72 @@
         <w:t>Si olvidó su contraseña, presione “Se me olvidó la contraseña” en la pantalla de inicio de sesión. La barra superior indica la etapa en la que se encuentra:</w:t>
       </w:r>
     </w:p>
-    <w:p>
-      <w:pPr>
-        <w:keepNext/>
-        <w:spacing w:after="80" w:before="80" w:line="276" w:lineRule="auto"/>
-        <w:jc w:val="both"/>
-      </w:pPr>
-      <w:r>
-        <w:rPr>
-          <w:b/>
-          <w:color w:val="1F3A5F"/>
-        </w:rPr>
-        <w:lastRenderedPageBreak/>
-        <w:t xml:space="preserve">Paso 1.  </w:t>
-      </w:r>
-      <w:r>
-        <w:t>Escriba el correo de su cuenta y presione Siguiente; el código de seguridad se envía al Comisariado (Figura 11).</w:t>
-      </w:r>
-    </w:p>
     <w:tbl>
       <w:tblPr>
-        <w:tblW w:w="0" w:type="auto"/>
+        <w:tblW w:type="auto" w:w="0"/>
         <w:jc w:val="center"/>
-        <w:tblLook w:val="04A0" w:firstRow="1" w:lastRow="0" w:firstColumn="1" w:lastColumn="0" w:noHBand="0" w:noVBand="1"/>
+        <w:tblLayout w:type="fixed"/>
+        <w:tblLook w:firstColumn="1" w:firstRow="1" w:lastColumn="0" w:lastRow="0" w:noHBand="0" w:noVBand="1" w:val="04A0"/>
+        <w:tblBorders>
+          <w:top w:val="nil"/>
+          <w:left w:val="nil"/>
+          <w:bottom w:val="nil"/>
+          <w:right w:val="nil"/>
+          <w:insideH w:val="nil"/>
+          <w:insideV w:val="nil"/>
+        </w:tblBorders>
       </w:tblPr>
       <w:tblGrid>
-        <w:gridCol w:w="9122"/>
+        <w:gridCol w:w="4561"/>
+        <w:gridCol w:w="4561"/>
       </w:tblGrid>
       <w:tr>
         <w:trPr>
           <w:cantSplit/>
-          <w:jc w:val="center"/>
         </w:trPr>
         <w:tc>
           <w:tcPr>
-            <w:tcW w:w="9122" w:type="dxa"/>
+            <w:tcW w:type="dxa" w:w="5443"/>
+            <w:vAlign w:val="center"/>
           </w:tcPr>
           <w:p>
             <w:pPr>
-              <w:keepNext/>
+              <w:spacing w:after="0"/>
+            </w:pPr>
+            <w:r>
+              <w:rPr>
+                <w:b/>
+                <w:color w:val="1F3A5F"/>
+                <w:sz w:val="64"/>
+              </w:rPr>
+              <w:t>1</w:t>
+            </w:r>
+          </w:p>
+          <w:p>
+            <w:pPr>
+              <w:spacing w:after="80"/>
+              <w:jc w:val="both"/>
+            </w:pPr>
+            <w:r>
+              <w:rPr>
+                <w:b/>
+                <w:color w:val="1F3A5F"/>
+              </w:rPr>
+              <w:lastRenderedPageBreak/>
+              <w:t xml:space="preserve">Paso 1. </w:t>
+            </w:r>
+            <w:r>
+              <w:t>Escriba el correo de su cuenta y presione Siguiente; el código de seguridad se envía al Comisariado (Figura 11).</w:t>
+            </w:r>
+          </w:p>
+        </w:tc>
+        <w:tc>
+          <w:tcPr>
+            <w:tcW w:type="dxa" w:w="3628"/>
+            <w:vAlign w:val="center"/>
+          </w:tcPr>
+          <w:p>
+            <w:pPr>
               <w:spacing w:after="0" w:line="240" w:lineRule="auto"/>
               <w:jc w:val="center"/>
             </w:pPr>
@@ -8266,7 +8463,7 @@
               </w:rPr>
               <w:drawing>
                 <wp:inline distT="0" distB="0" distL="0" distR="0" wp14:anchorId="4211BA31" wp14:editId="3D20C909">
-                  <wp:extent cx="1048009" cy="2268000"/>
+                  <wp:extent cx="1497156" cy="3240000"/>
                   <wp:effectExtent l="0" t="0" r="0" b="0"/>
                   <wp:docPr id="11" name="Picture 11"/>
                   <wp:cNvGraphicFramePr>
@@ -8288,7 +8485,7 @@
                         <pic:spPr>
                           <a:xfrm>
                             <a:off x="0" y="0"/>
-                            <a:ext cx="1048009" cy="2268000"/>
+                            <a:ext cx="1497156" cy="3240000"/>
                           </a:xfrm>
                           <a:prstGeom prst="rect">
                             <a:avLst/>
@@ -8301,16 +8498,6 @@
               </w:drawing>
             </w:r>
           </w:p>
-        </w:tc>
-      </w:tr>
-      <w:tr>
-        <w:trPr>
-          <w:jc w:val="center"/>
-        </w:trPr>
-        <w:tc>
-          <w:tcPr>
-            <w:tcW w:w="9122" w:type="dxa"/>
-          </w:tcPr>
           <w:p>
             <w:pPr>
               <w:pStyle w:val="CapFigura"/>
@@ -8328,48 +8515,75 @@
     </w:tbl>
     <w:p>
       <w:pPr>
-        <w:spacing w:after="0" w:before="0" w:line="120" w:lineRule="exact"/>
-      </w:pPr>
-    </w:p>
-    <w:p>
-      <w:pPr>
-        <w:keepNext/>
-        <w:spacing w:after="80" w:before="80" w:line="276" w:lineRule="auto"/>
-        <w:jc w:val="both"/>
-      </w:pPr>
-      <w:r>
-        <w:rPr>
-          <w:b/>
-          <w:color w:val="1F3A5F"/>
-        </w:rPr>
-        <w:lastRenderedPageBreak/>
-        <w:t xml:space="preserve">Paso 2.  </w:t>
-      </w:r>
-      <w:r>
-        <w:t>Solicite el código de 6 dígitos al Comisariado, escríbalo y presione Entrar. El código vence en 15 minutos (Figura 12).</w:t>
-      </w:r>
+        <w:spacing w:after="120" w:before="0" w:line="240" w:lineRule="auto"/>
+      </w:pPr>
     </w:p>
     <w:tbl>
       <w:tblPr>
-        <w:tblW w:w="0" w:type="auto"/>
+        <w:tblW w:type="auto" w:w="0"/>
         <w:jc w:val="center"/>
-        <w:tblLook w:val="04A0" w:firstRow="1" w:lastRow="0" w:firstColumn="1" w:lastColumn="0" w:noHBand="0" w:noVBand="1"/>
+        <w:tblLayout w:type="fixed"/>
+        <w:tblLook w:firstColumn="1" w:firstRow="1" w:lastColumn="0" w:lastRow="0" w:noHBand="0" w:noVBand="1" w:val="04A0"/>
+        <w:tblBorders>
+          <w:top w:val="nil"/>
+          <w:left w:val="nil"/>
+          <w:bottom w:val="nil"/>
+          <w:right w:val="nil"/>
+          <w:insideH w:val="nil"/>
+          <w:insideV w:val="nil"/>
+        </w:tblBorders>
       </w:tblPr>
       <w:tblGrid>
-        <w:gridCol w:w="9122"/>
+        <w:gridCol w:w="4561"/>
+        <w:gridCol w:w="4561"/>
       </w:tblGrid>
       <w:tr>
         <w:trPr>
           <w:cantSplit/>
-          <w:jc w:val="center"/>
         </w:trPr>
         <w:tc>
           <w:tcPr>
-            <w:tcW w:w="9122" w:type="dxa"/>
+            <w:tcW w:type="dxa" w:w="5443"/>
+            <w:vAlign w:val="center"/>
           </w:tcPr>
           <w:p>
             <w:pPr>
-              <w:keepNext/>
+              <w:spacing w:after="0"/>
+            </w:pPr>
+            <w:r>
+              <w:rPr>
+                <w:b/>
+                <w:color w:val="1F3A5F"/>
+                <w:sz w:val="64"/>
+              </w:rPr>
+              <w:t>2</w:t>
+            </w:r>
+          </w:p>
+          <w:p>
+            <w:pPr>
+              <w:spacing w:after="80"/>
+              <w:jc w:val="both"/>
+            </w:pPr>
+            <w:r>
+              <w:rPr>
+                <w:b/>
+                <w:color w:val="1F3A5F"/>
+              </w:rPr>
+              <w:lastRenderedPageBreak/>
+              <w:t xml:space="preserve">Paso 2. </w:t>
+            </w:r>
+            <w:r>
+              <w:t>Solicite el código de 6 dígitos al Comisariado, escríbalo y presione Entrar. El código vence en 15 minutos (Figura 12).</w:t>
+            </w:r>
+          </w:p>
+        </w:tc>
+        <w:tc>
+          <w:tcPr>
+            <w:tcW w:type="dxa" w:w="3628"/>
+            <w:vAlign w:val="center"/>
+          </w:tcPr>
+          <w:p>
+            <w:pPr>
               <w:spacing w:after="0" w:line="240" w:lineRule="auto"/>
               <w:jc w:val="center"/>
             </w:pPr>
@@ -8379,7 +8593,7 @@
               </w:rPr>
               <w:drawing>
                 <wp:inline distT="0" distB="0" distL="0" distR="0" wp14:anchorId="2DCD32F1" wp14:editId="342804C5">
-                  <wp:extent cx="1048009" cy="2268000"/>
+                  <wp:extent cx="1497156" cy="3240000"/>
                   <wp:effectExtent l="0" t="0" r="0" b="0"/>
                   <wp:docPr id="12" name="Picture 12"/>
                   <wp:cNvGraphicFramePr>
@@ -8401,7 +8615,7 @@
                         <pic:spPr>
                           <a:xfrm>
                             <a:off x="0" y="0"/>
-                            <a:ext cx="1048009" cy="2268000"/>
+                            <a:ext cx="1497156" cy="3240000"/>
                           </a:xfrm>
                           <a:prstGeom prst="rect">
                             <a:avLst/>
@@ -8414,16 +8628,6 @@
               </w:drawing>
             </w:r>
           </w:p>
-        </w:tc>
-      </w:tr>
-      <w:tr>
-        <w:trPr>
-          <w:jc w:val="center"/>
-        </w:trPr>
-        <w:tc>
-          <w:tcPr>
-            <w:tcW w:w="9122" w:type="dxa"/>
-          </w:tcPr>
           <w:p>
             <w:pPr>
               <w:pStyle w:val="CapFigura"/>
@@ -8441,48 +8645,75 @@
     </w:tbl>
     <w:p>
       <w:pPr>
-        <w:spacing w:after="0" w:before="0" w:line="120" w:lineRule="exact"/>
-      </w:pPr>
-    </w:p>
-    <w:p>
-      <w:pPr>
-        <w:keepNext/>
-        <w:spacing w:after="80" w:before="80" w:line="276" w:lineRule="auto"/>
-        <w:jc w:val="both"/>
-      </w:pPr>
-      <w:r>
-        <w:rPr>
-          <w:b/>
-          <w:color w:val="1F3A5F"/>
-        </w:rPr>
-        <w:lastRenderedPageBreak/>
-        <w:t xml:space="preserve">Paso 3.  </w:t>
-      </w:r>
-      <w:r>
-        <w:t>Escriba su nueva contraseña (mínimo 6 caracteres), confírmela y presione Guardar contraseña (Figura 13).</w:t>
-      </w:r>
+        <w:spacing w:after="120" w:before="0" w:line="240" w:lineRule="auto"/>
+      </w:pPr>
     </w:p>
     <w:tbl>
       <w:tblPr>
-        <w:tblW w:w="0" w:type="auto"/>
+        <w:tblW w:type="auto" w:w="0"/>
         <w:jc w:val="center"/>
-        <w:tblLook w:val="04A0" w:firstRow="1" w:lastRow="0" w:firstColumn="1" w:lastColumn="0" w:noHBand="0" w:noVBand="1"/>
+        <w:tblLayout w:type="fixed"/>
+        <w:tblLook w:firstColumn="1" w:firstRow="1" w:lastColumn="0" w:lastRow="0" w:noHBand="0" w:noVBand="1" w:val="04A0"/>
+        <w:tblBorders>
+          <w:top w:val="nil"/>
+          <w:left w:val="nil"/>
+          <w:bottom w:val="nil"/>
+          <w:right w:val="nil"/>
+          <w:insideH w:val="nil"/>
+          <w:insideV w:val="nil"/>
+        </w:tblBorders>
       </w:tblPr>
       <w:tblGrid>
-        <w:gridCol w:w="9122"/>
+        <w:gridCol w:w="4561"/>
+        <w:gridCol w:w="4561"/>
       </w:tblGrid>
       <w:tr>
         <w:trPr>
           <w:cantSplit/>
-          <w:jc w:val="center"/>
         </w:trPr>
         <w:tc>
           <w:tcPr>
-            <w:tcW w:w="9122" w:type="dxa"/>
+            <w:tcW w:type="dxa" w:w="5443"/>
+            <w:vAlign w:val="center"/>
           </w:tcPr>
           <w:p>
             <w:pPr>
-              <w:keepNext/>
+              <w:spacing w:after="0"/>
+            </w:pPr>
+            <w:r>
+              <w:rPr>
+                <w:b/>
+                <w:color w:val="1F3A5F"/>
+                <w:sz w:val="64"/>
+              </w:rPr>
+              <w:t>3</w:t>
+            </w:r>
+          </w:p>
+          <w:p>
+            <w:pPr>
+              <w:spacing w:after="80"/>
+              <w:jc w:val="both"/>
+            </w:pPr>
+            <w:r>
+              <w:rPr>
+                <w:b/>
+                <w:color w:val="1F3A5F"/>
+              </w:rPr>
+              <w:lastRenderedPageBreak/>
+              <w:t xml:space="preserve">Paso 3. </w:t>
+            </w:r>
+            <w:r>
+              <w:t>Escriba su nueva contraseña (mínimo 6 caracteres), confírmela y presione Guardar contraseña (Figura 13).</w:t>
+            </w:r>
+          </w:p>
+        </w:tc>
+        <w:tc>
+          <w:tcPr>
+            <w:tcW w:type="dxa" w:w="3628"/>
+            <w:vAlign w:val="center"/>
+          </w:tcPr>
+          <w:p>
+            <w:pPr>
               <w:spacing w:after="0" w:line="240" w:lineRule="auto"/>
               <w:jc w:val="center"/>
             </w:pPr>
@@ -8492,7 +8723,7 @@
               </w:rPr>
               <w:drawing>
                 <wp:inline distT="0" distB="0" distL="0" distR="0" wp14:anchorId="7E4BBC66" wp14:editId="3A879628">
-                  <wp:extent cx="1048009" cy="2268000"/>
+                  <wp:extent cx="1497156" cy="3240000"/>
                   <wp:effectExtent l="0" t="0" r="0" b="0"/>
                   <wp:docPr id="13" name="Picture 13"/>
                   <wp:cNvGraphicFramePr>
@@ -8514,7 +8745,7 @@
                         <pic:spPr>
                           <a:xfrm>
                             <a:off x="0" y="0"/>
-                            <a:ext cx="1048009" cy="2268000"/>
+                            <a:ext cx="1497156" cy="3240000"/>
                           </a:xfrm>
                           <a:prstGeom prst="rect">
                             <a:avLst/>
@@ -8527,16 +8758,6 @@
               </w:drawing>
             </w:r>
           </w:p>
-        </w:tc>
-      </w:tr>
-      <w:tr>
-        <w:trPr>
-          <w:jc w:val="center"/>
-        </w:trPr>
-        <w:tc>
-          <w:tcPr>
-            <w:tcW w:w="9122" w:type="dxa"/>
-          </w:tcPr>
           <w:p>
             <w:pPr>
               <w:pStyle w:val="CapFigura"/>
@@ -8554,48 +8775,75 @@
     </w:tbl>
     <w:p>
       <w:pPr>
-        <w:spacing w:after="0" w:before="0" w:line="120" w:lineRule="exact"/>
-      </w:pPr>
-    </w:p>
-    <w:p>
-      <w:pPr>
-        <w:keepNext/>
-        <w:spacing w:after="80" w:before="80" w:line="276" w:lineRule="auto"/>
-        <w:jc w:val="both"/>
-      </w:pPr>
-      <w:r>
-        <w:rPr>
-          <w:b/>
-          <w:color w:val="1F3A5F"/>
-        </w:rPr>
-        <w:lastRenderedPageBreak/>
-        <w:t xml:space="preserve">Paso 4.  </w:t>
-      </w:r>
-      <w:r>
-        <w:t>Se mostrará el mensaje de confirmación; presione Ir a iniciar sesión e ingrese con su nueva contraseña (Figura 14).</w:t>
-      </w:r>
+        <w:spacing w:after="120" w:before="0" w:line="240" w:lineRule="auto"/>
+      </w:pPr>
     </w:p>
     <w:tbl>
       <w:tblPr>
-        <w:tblW w:w="0" w:type="auto"/>
+        <w:tblW w:type="auto" w:w="0"/>
         <w:jc w:val="center"/>
-        <w:tblLook w:val="04A0" w:firstRow="1" w:lastRow="0" w:firstColumn="1" w:lastColumn="0" w:noHBand="0" w:noVBand="1"/>
+        <w:tblLayout w:type="fixed"/>
+        <w:tblLook w:firstColumn="1" w:firstRow="1" w:lastColumn="0" w:lastRow="0" w:noHBand="0" w:noVBand="1" w:val="04A0"/>
+        <w:tblBorders>
+          <w:top w:val="nil"/>
+          <w:left w:val="nil"/>
+          <w:bottom w:val="nil"/>
+          <w:right w:val="nil"/>
+          <w:insideH w:val="nil"/>
+          <w:insideV w:val="nil"/>
+        </w:tblBorders>
       </w:tblPr>
       <w:tblGrid>
-        <w:gridCol w:w="9122"/>
+        <w:gridCol w:w="4561"/>
+        <w:gridCol w:w="4561"/>
       </w:tblGrid>
       <w:tr>
         <w:trPr>
           <w:cantSplit/>
-          <w:jc w:val="center"/>
         </w:trPr>
         <w:tc>
           <w:tcPr>
-            <w:tcW w:w="9122" w:type="dxa"/>
+            <w:tcW w:type="dxa" w:w="5443"/>
+            <w:vAlign w:val="center"/>
           </w:tcPr>
           <w:p>
             <w:pPr>
-              <w:keepNext/>
+              <w:spacing w:after="0"/>
+            </w:pPr>
+            <w:r>
+              <w:rPr>
+                <w:b/>
+                <w:color w:val="1F3A5F"/>
+                <w:sz w:val="64"/>
+              </w:rPr>
+              <w:t>4</w:t>
+            </w:r>
+          </w:p>
+          <w:p>
+            <w:pPr>
+              <w:spacing w:after="80"/>
+              <w:jc w:val="both"/>
+            </w:pPr>
+            <w:r>
+              <w:rPr>
+                <w:b/>
+                <w:color w:val="1F3A5F"/>
+              </w:rPr>
+              <w:lastRenderedPageBreak/>
+              <w:t xml:space="preserve">Paso 4. </w:t>
+            </w:r>
+            <w:r>
+              <w:t>Se mostrará el mensaje de confirmación; presione Ir a iniciar sesión e ingrese con su nueva contraseña (Figura 14).</w:t>
+            </w:r>
+          </w:p>
+        </w:tc>
+        <w:tc>
+          <w:tcPr>
+            <w:tcW w:type="dxa" w:w="3628"/>
+            <w:vAlign w:val="center"/>
+          </w:tcPr>
+          <w:p>
+            <w:pPr>
               <w:spacing w:after="0" w:line="240" w:lineRule="auto"/>
               <w:jc w:val="center"/>
             </w:pPr>
@@ -8605,7 +8853,7 @@
               </w:rPr>
               <w:drawing>
                 <wp:inline distT="0" distB="0" distL="0" distR="0" wp14:anchorId="7E98552B" wp14:editId="35084E41">
-                  <wp:extent cx="1048009" cy="2268000"/>
+                  <wp:extent cx="1497156" cy="3240000"/>
                   <wp:effectExtent l="0" t="0" r="0" b="0"/>
                   <wp:docPr id="14" name="Picture 14"/>
                   <wp:cNvGraphicFramePr>
@@ -8627,7 +8875,7 @@
                         <pic:spPr>
                           <a:xfrm>
                             <a:off x="0" y="0"/>
-                            <a:ext cx="1048009" cy="2268000"/>
+                            <a:ext cx="1497156" cy="3240000"/>
                           </a:xfrm>
                           <a:prstGeom prst="rect">
                             <a:avLst/>
@@ -8640,16 +8888,6 @@
               </w:drawing>
             </w:r>
           </w:p>
-        </w:tc>
-      </w:tr>
-      <w:tr>
-        <w:trPr>
-          <w:jc w:val="center"/>
-        </w:trPr>
-        <w:tc>
-          <w:tcPr>
-            <w:tcW w:w="9122" w:type="dxa"/>
-          </w:tcPr>
           <w:p>
             <w:pPr>
               <w:pStyle w:val="CapFigura"/>
@@ -8667,7 +8905,7 @@
     </w:tbl>
     <w:p>
       <w:pPr>
-        <w:spacing w:after="0" w:before="0" w:line="120" w:lineRule="exact"/>
+        <w:spacing w:after="120" w:before="0" w:line="240" w:lineRule="auto"/>
       </w:pPr>
     </w:p>
     <w:p>
@@ -8923,44 +9161,71 @@
       </w:r>
       <w:bookmarkEnd w:id="31"/>
     </w:p>
-    <w:p>
-      <w:pPr>
-        <w:keepNext/>
-        <w:spacing w:after="80" w:before="80" w:line="276" w:lineRule="auto"/>
-        <w:jc w:val="both"/>
-      </w:pPr>
-      <w:r>
-        <w:rPr>
-          <w:b/>
-          <w:color w:val="1F3A5F"/>
-        </w:rPr>
-        <w:t xml:space="preserve">Paso 1.  </w:t>
-      </w:r>
-      <w:r>
-        <w:t>En la pantalla de Inicio presione el botón Emergencia y seleccione el tipo de problema: Fuga en tubería, Problema en hidrante o Baja presión de agua (Figura 15).</w:t>
-      </w:r>
-    </w:p>
     <w:tbl>
       <w:tblPr>
-        <w:tblW w:w="0" w:type="auto"/>
+        <w:tblW w:type="auto" w:w="0"/>
         <w:jc w:val="center"/>
-        <w:tblLook w:val="04A0" w:firstRow="1" w:lastRow="0" w:firstColumn="1" w:lastColumn="0" w:noHBand="0" w:noVBand="1"/>
+        <w:tblLayout w:type="fixed"/>
+        <w:tblLook w:firstColumn="1" w:firstRow="1" w:lastColumn="0" w:lastRow="0" w:noHBand="0" w:noVBand="1" w:val="04A0"/>
+        <w:tblBorders>
+          <w:top w:val="nil"/>
+          <w:left w:val="nil"/>
+          <w:bottom w:val="nil"/>
+          <w:right w:val="nil"/>
+          <w:insideH w:val="nil"/>
+          <w:insideV w:val="nil"/>
+        </w:tblBorders>
       </w:tblPr>
       <w:tblGrid>
-        <w:gridCol w:w="9122"/>
+        <w:gridCol w:w="4561"/>
+        <w:gridCol w:w="4561"/>
       </w:tblGrid>
       <w:tr>
         <w:trPr>
           <w:cantSplit/>
-          <w:jc w:val="center"/>
         </w:trPr>
         <w:tc>
           <w:tcPr>
-            <w:tcW w:w="9122" w:type="dxa"/>
+            <w:tcW w:type="dxa" w:w="5443"/>
+            <w:vAlign w:val="center"/>
           </w:tcPr>
           <w:p>
             <w:pPr>
-              <w:keepNext/>
+              <w:spacing w:after="0"/>
+            </w:pPr>
+            <w:r>
+              <w:rPr>
+                <w:b/>
+                <w:color w:val="1F3A5F"/>
+                <w:sz w:val="64"/>
+              </w:rPr>
+              <w:t>1</w:t>
+            </w:r>
+          </w:p>
+          <w:p>
+            <w:pPr>
+              <w:spacing w:after="80"/>
+              <w:jc w:val="both"/>
+            </w:pPr>
+            <w:r>
+              <w:rPr>
+                <w:b/>
+                <w:color w:val="1F3A5F"/>
+              </w:rPr>
+              <w:t xml:space="preserve">Paso 1. </w:t>
+            </w:r>
+            <w:r>
+              <w:t>En la pantalla de Inicio presione el botón Emergencia y seleccione el tipo de problema: Fuga en tubería, Problema en hidrante o Baja presión de agua (Figura 15).</w:t>
+            </w:r>
+          </w:p>
+        </w:tc>
+        <w:tc>
+          <w:tcPr>
+            <w:tcW w:type="dxa" w:w="3628"/>
+            <w:vAlign w:val="center"/>
+          </w:tcPr>
+          <w:p>
+            <w:pPr>
               <w:spacing w:after="0" w:line="240" w:lineRule="auto"/>
               <w:jc w:val="center"/>
             </w:pPr>
@@ -8970,7 +9235,7 @@
               </w:rPr>
               <w:drawing>
                 <wp:inline distT="0" distB="0" distL="0" distR="0" wp14:anchorId="1AAEE25E" wp14:editId="422EDFF4">
-                  <wp:extent cx="1048009" cy="2268000"/>
+                  <wp:extent cx="1497156" cy="3240000"/>
                   <wp:effectExtent l="0" t="0" r="0" b="0"/>
                   <wp:docPr id="15" name="Picture 15"/>
                   <wp:cNvGraphicFramePr>
@@ -8992,7 +9257,7 @@
                         <pic:spPr>
                           <a:xfrm>
                             <a:off x="0" y="0"/>
-                            <a:ext cx="1048009" cy="2268000"/>
+                            <a:ext cx="1497156" cy="3240000"/>
                           </a:xfrm>
                           <a:prstGeom prst="rect">
                             <a:avLst/>
@@ -9005,16 +9270,6 @@
               </w:drawing>
             </w:r>
           </w:p>
-        </w:tc>
-      </w:tr>
-      <w:tr>
-        <w:trPr>
-          <w:jc w:val="center"/>
-        </w:trPr>
-        <w:tc>
-          <w:tcPr>
-            <w:tcW w:w="9122" w:type="dxa"/>
-          </w:tcPr>
           <w:p>
             <w:pPr>
               <w:pStyle w:val="CapFigura"/>
@@ -9032,48 +9287,75 @@
     </w:tbl>
     <w:p>
       <w:pPr>
-        <w:spacing w:after="0" w:before="0" w:line="120" w:lineRule="exact"/>
-      </w:pPr>
-    </w:p>
-    <w:p>
-      <w:pPr>
-        <w:keepNext/>
-        <w:spacing w:after="80" w:before="80" w:line="276" w:lineRule="auto"/>
-        <w:jc w:val="both"/>
-      </w:pPr>
-      <w:r>
-        <w:rPr>
-          <w:b/>
-          <w:color w:val="1F3A5F"/>
-        </w:rPr>
-        <w:lastRenderedPageBreak/>
-        <w:t xml:space="preserve">Paso 2.  </w:t>
-      </w:r>
-      <w:r>
-        <w:t>El aviso se envía de inmediato a todos los integrantes del pozo y aparece un mensaje de confirmación en la parte superior (Figura 16).</w:t>
-      </w:r>
+        <w:spacing w:after="120" w:before="0" w:line="240" w:lineRule="auto"/>
+      </w:pPr>
     </w:p>
     <w:tbl>
       <w:tblPr>
-        <w:tblW w:w="0" w:type="auto"/>
+        <w:tblW w:type="auto" w:w="0"/>
         <w:jc w:val="center"/>
-        <w:tblLook w:val="04A0" w:firstRow="1" w:lastRow="0" w:firstColumn="1" w:lastColumn="0" w:noHBand="0" w:noVBand="1"/>
+        <w:tblLayout w:type="fixed"/>
+        <w:tblLook w:firstColumn="1" w:firstRow="1" w:lastColumn="0" w:lastRow="0" w:noHBand="0" w:noVBand="1" w:val="04A0"/>
+        <w:tblBorders>
+          <w:top w:val="nil"/>
+          <w:left w:val="nil"/>
+          <w:bottom w:val="nil"/>
+          <w:right w:val="nil"/>
+          <w:insideH w:val="nil"/>
+          <w:insideV w:val="nil"/>
+        </w:tblBorders>
       </w:tblPr>
       <w:tblGrid>
-        <w:gridCol w:w="9122"/>
+        <w:gridCol w:w="4561"/>
+        <w:gridCol w:w="4561"/>
       </w:tblGrid>
       <w:tr>
         <w:trPr>
           <w:cantSplit/>
-          <w:jc w:val="center"/>
         </w:trPr>
         <w:tc>
           <w:tcPr>
-            <w:tcW w:w="9122" w:type="dxa"/>
+            <w:tcW w:type="dxa" w:w="5443"/>
+            <w:vAlign w:val="center"/>
           </w:tcPr>
           <w:p>
             <w:pPr>
-              <w:keepNext/>
+              <w:spacing w:after="0"/>
+            </w:pPr>
+            <w:r>
+              <w:rPr>
+                <w:b/>
+                <w:color w:val="1F3A5F"/>
+                <w:sz w:val="64"/>
+              </w:rPr>
+              <w:t>2</w:t>
+            </w:r>
+          </w:p>
+          <w:p>
+            <w:pPr>
+              <w:spacing w:after="80"/>
+              <w:jc w:val="both"/>
+            </w:pPr>
+            <w:r>
+              <w:rPr>
+                <w:b/>
+                <w:color w:val="1F3A5F"/>
+              </w:rPr>
+              <w:lastRenderedPageBreak/>
+              <w:t xml:space="preserve">Paso 2. </w:t>
+            </w:r>
+            <w:r>
+              <w:t>El aviso se envía de inmediato a todos los integrantes del pozo y aparece un mensaje de confirmación en la parte superior (Figura 16).</w:t>
+            </w:r>
+          </w:p>
+        </w:tc>
+        <w:tc>
+          <w:tcPr>
+            <w:tcW w:type="dxa" w:w="3628"/>
+            <w:vAlign w:val="center"/>
+          </w:tcPr>
+          <w:p>
+            <w:pPr>
               <w:spacing w:after="0" w:line="240" w:lineRule="auto"/>
               <w:jc w:val="center"/>
             </w:pPr>
@@ -9083,7 +9365,7 @@
               </w:rPr>
               <w:drawing>
                 <wp:inline distT="0" distB="0" distL="0" distR="0" wp14:anchorId="1B526923" wp14:editId="439820DB">
-                  <wp:extent cx="1048009" cy="2268000"/>
+                  <wp:extent cx="1497156" cy="3240000"/>
                   <wp:effectExtent l="0" t="0" r="0" b="0"/>
                   <wp:docPr id="16" name="Picture 16"/>
                   <wp:cNvGraphicFramePr>
@@ -9105,7 +9387,7 @@
                         <pic:spPr>
                           <a:xfrm>
                             <a:off x="0" y="0"/>
-                            <a:ext cx="1048009" cy="2268000"/>
+                            <a:ext cx="1497156" cy="3240000"/>
                           </a:xfrm>
                           <a:prstGeom prst="rect">
                             <a:avLst/>
@@ -9118,16 +9400,6 @@
               </w:drawing>
             </w:r>
           </w:p>
-        </w:tc>
-      </w:tr>
-      <w:tr>
-        <w:trPr>
-          <w:jc w:val="center"/>
-        </w:trPr>
-        <w:tc>
-          <w:tcPr>
-            <w:tcW w:w="9122" w:type="dxa"/>
-          </w:tcPr>
           <w:p>
             <w:pPr>
               <w:pStyle w:val="CapFigura"/>
@@ -9145,7 +9417,7 @@
     </w:tbl>
     <w:p>
       <w:pPr>
-        <w:spacing w:after="0" w:before="0" w:line="120" w:lineRule="exact"/>
+        <w:spacing w:after="120" w:before="0" w:line="240" w:lineRule="auto"/>
       </w:pPr>
     </w:p>
     <w:p>
@@ -9159,44 +9431,71 @@
       </w:r>
       <w:bookmarkEnd w:id="34"/>
     </w:p>
-    <w:p>
-      <w:pPr>
-        <w:keepNext/>
-        <w:spacing w:after="80" w:before="80" w:line="276" w:lineRule="auto"/>
-        <w:jc w:val="both"/>
-      </w:pPr>
-      <w:r>
-        <w:rPr>
-          <w:b/>
-          <w:color w:val="1F3A5F"/>
-        </w:rPr>
-        <w:t xml:space="preserve">Paso 1.  </w:t>
-      </w:r>
-      <w:r>
-        <w:t>Presione el botón Notificaciones o el ícono de campana para ver los avisos del pozo con su fecha y hora (Figura 17).</w:t>
-      </w:r>
-    </w:p>
     <w:tbl>
       <w:tblPr>
-        <w:tblW w:w="0" w:type="auto"/>
+        <w:tblW w:type="auto" w:w="0"/>
         <w:jc w:val="center"/>
-        <w:tblLook w:val="04A0" w:firstRow="1" w:lastRow="0" w:firstColumn="1" w:lastColumn="0" w:noHBand="0" w:noVBand="1"/>
+        <w:tblLayout w:type="fixed"/>
+        <w:tblLook w:firstColumn="1" w:firstRow="1" w:lastColumn="0" w:lastRow="0" w:noHBand="0" w:noVBand="1" w:val="04A0"/>
+        <w:tblBorders>
+          <w:top w:val="nil"/>
+          <w:left w:val="nil"/>
+          <w:bottom w:val="nil"/>
+          <w:right w:val="nil"/>
+          <w:insideH w:val="nil"/>
+          <w:insideV w:val="nil"/>
+        </w:tblBorders>
       </w:tblPr>
       <w:tblGrid>
-        <w:gridCol w:w="9122"/>
+        <w:gridCol w:w="4561"/>
+        <w:gridCol w:w="4561"/>
       </w:tblGrid>
       <w:tr>
         <w:trPr>
           <w:cantSplit/>
-          <w:jc w:val="center"/>
         </w:trPr>
         <w:tc>
           <w:tcPr>
-            <w:tcW w:w="9122" w:type="dxa"/>
+            <w:tcW w:type="dxa" w:w="5443"/>
+            <w:vAlign w:val="center"/>
           </w:tcPr>
           <w:p>
             <w:pPr>
-              <w:keepNext/>
+              <w:spacing w:after="0"/>
+            </w:pPr>
+            <w:r>
+              <w:rPr>
+                <w:b/>
+                <w:color w:val="1F3A5F"/>
+                <w:sz w:val="64"/>
+              </w:rPr>
+              <w:t>1</w:t>
+            </w:r>
+          </w:p>
+          <w:p>
+            <w:pPr>
+              <w:spacing w:after="80"/>
+              <w:jc w:val="both"/>
+            </w:pPr>
+            <w:r>
+              <w:rPr>
+                <w:b/>
+                <w:color w:val="1F3A5F"/>
+              </w:rPr>
+              <w:t xml:space="preserve">Paso 1. </w:t>
+            </w:r>
+            <w:r>
+              <w:t>Presione el botón Notificaciones o el ícono de campana para ver los avisos del pozo con su fecha y hora (Figura 17).</w:t>
+            </w:r>
+          </w:p>
+        </w:tc>
+        <w:tc>
+          <w:tcPr>
+            <w:tcW w:type="dxa" w:w="3628"/>
+            <w:vAlign w:val="center"/>
+          </w:tcPr>
+          <w:p>
+            <w:pPr>
               <w:spacing w:after="0" w:line="240" w:lineRule="auto"/>
               <w:jc w:val="center"/>
             </w:pPr>
@@ -9206,7 +9505,7 @@
               </w:rPr>
               <w:drawing>
                 <wp:inline distT="0" distB="0" distL="0" distR="0" wp14:anchorId="3E3153CA" wp14:editId="05684B3F">
-                  <wp:extent cx="1048009" cy="2268000"/>
+                  <wp:extent cx="1497156" cy="3240000"/>
                   <wp:effectExtent l="0" t="0" r="0" b="0"/>
                   <wp:docPr id="17" name="Picture 17"/>
                   <wp:cNvGraphicFramePr>
@@ -9228,7 +9527,7 @@
                         <pic:spPr>
                           <a:xfrm>
                             <a:off x="0" y="0"/>
-                            <a:ext cx="1048009" cy="2268000"/>
+                            <a:ext cx="1497156" cy="3240000"/>
                           </a:xfrm>
                           <a:prstGeom prst="rect">
                             <a:avLst/>
@@ -9241,16 +9540,6 @@
               </w:drawing>
             </w:r>
           </w:p>
-        </w:tc>
-      </w:tr>
-      <w:tr>
-        <w:trPr>
-          <w:jc w:val="center"/>
-        </w:trPr>
-        <w:tc>
-          <w:tcPr>
-            <w:tcW w:w="9122" w:type="dxa"/>
-          </w:tcPr>
           <w:p>
             <w:pPr>
               <w:pStyle w:val="CapFigura"/>
@@ -9268,48 +9557,75 @@
     </w:tbl>
     <w:p>
       <w:pPr>
-        <w:spacing w:after="0" w:before="0" w:line="120" w:lineRule="exact"/>
-      </w:pPr>
-    </w:p>
-    <w:p>
-      <w:pPr>
-        <w:keepNext/>
-        <w:spacing w:after="80" w:before="80" w:line="276" w:lineRule="auto"/>
-        <w:jc w:val="both"/>
-      </w:pPr>
-      <w:r>
-        <w:rPr>
-          <w:b/>
-          <w:color w:val="1F3A5F"/>
-        </w:rPr>
-        <w:lastRenderedPageBreak/>
-        <w:t xml:space="preserve">Paso 2.  </w:t>
-      </w:r>
-      <w:r>
-        <w:t>Presione “Marcar todas como leídas” para limpiar los avisos nuevos (Figura 18).</w:t>
-      </w:r>
+        <w:spacing w:after="120" w:before="0" w:line="240" w:lineRule="auto"/>
+      </w:pPr>
     </w:p>
     <w:tbl>
       <w:tblPr>
-        <w:tblW w:w="0" w:type="auto"/>
+        <w:tblW w:type="auto" w:w="0"/>
         <w:jc w:val="center"/>
-        <w:tblLook w:val="04A0" w:firstRow="1" w:lastRow="0" w:firstColumn="1" w:lastColumn="0" w:noHBand="0" w:noVBand="1"/>
+        <w:tblLayout w:type="fixed"/>
+        <w:tblLook w:firstColumn="1" w:firstRow="1" w:lastColumn="0" w:lastRow="0" w:noHBand="0" w:noVBand="1" w:val="04A0"/>
+        <w:tblBorders>
+          <w:top w:val="nil"/>
+          <w:left w:val="nil"/>
+          <w:bottom w:val="nil"/>
+          <w:right w:val="nil"/>
+          <w:insideH w:val="nil"/>
+          <w:insideV w:val="nil"/>
+        </w:tblBorders>
       </w:tblPr>
       <w:tblGrid>
-        <w:gridCol w:w="9122"/>
+        <w:gridCol w:w="4561"/>
+        <w:gridCol w:w="4561"/>
       </w:tblGrid>
       <w:tr>
         <w:trPr>
           <w:cantSplit/>
-          <w:jc w:val="center"/>
         </w:trPr>
         <w:tc>
           <w:tcPr>
-            <w:tcW w:w="9122" w:type="dxa"/>
+            <w:tcW w:type="dxa" w:w="5443"/>
+            <w:vAlign w:val="center"/>
           </w:tcPr>
           <w:p>
             <w:pPr>
-              <w:keepNext/>
+              <w:spacing w:after="0"/>
+            </w:pPr>
+            <w:r>
+              <w:rPr>
+                <w:b/>
+                <w:color w:val="1F3A5F"/>
+                <w:sz w:val="64"/>
+              </w:rPr>
+              <w:t>2</w:t>
+            </w:r>
+          </w:p>
+          <w:p>
+            <w:pPr>
+              <w:spacing w:after="80"/>
+              <w:jc w:val="both"/>
+            </w:pPr>
+            <w:r>
+              <w:rPr>
+                <w:b/>
+                <w:color w:val="1F3A5F"/>
+              </w:rPr>
+              <w:lastRenderedPageBreak/>
+              <w:t xml:space="preserve">Paso 2. </w:t>
+            </w:r>
+            <w:r>
+              <w:t>Presione “Marcar todas como leídas” para limpiar los avisos nuevos (Figura 18).</w:t>
+            </w:r>
+          </w:p>
+        </w:tc>
+        <w:tc>
+          <w:tcPr>
+            <w:tcW w:type="dxa" w:w="3628"/>
+            <w:vAlign w:val="center"/>
+          </w:tcPr>
+          <w:p>
+            <w:pPr>
               <w:spacing w:after="0" w:line="240" w:lineRule="auto"/>
               <w:jc w:val="center"/>
             </w:pPr>
@@ -9319,7 +9635,7 @@
               </w:rPr>
               <w:drawing>
                 <wp:inline distT="0" distB="0" distL="0" distR="0" wp14:anchorId="0D1B61B8" wp14:editId="6E807B4D">
-                  <wp:extent cx="1048009" cy="2268000"/>
+                  <wp:extent cx="1497156" cy="3240000"/>
                   <wp:effectExtent l="0" t="0" r="0" b="0"/>
                   <wp:docPr id="18" name="Picture 18"/>
                   <wp:cNvGraphicFramePr>
@@ -9341,7 +9657,7 @@
                         <pic:spPr>
                           <a:xfrm>
                             <a:off x="0" y="0"/>
-                            <a:ext cx="1048009" cy="2268000"/>
+                            <a:ext cx="1497156" cy="3240000"/>
                           </a:xfrm>
                           <a:prstGeom prst="rect">
                             <a:avLst/>
@@ -9354,16 +9670,6 @@
               </w:drawing>
             </w:r>
           </w:p>
-        </w:tc>
-      </w:tr>
-      <w:tr>
-        <w:trPr>
-          <w:jc w:val="center"/>
-        </w:trPr>
-        <w:tc>
-          <w:tcPr>
-            <w:tcW w:w="9122" w:type="dxa"/>
-          </w:tcPr>
           <w:p>
             <w:pPr>
               <w:pStyle w:val="CapFigura"/>
@@ -9381,7 +9687,7 @@
     </w:tbl>
     <w:p>
       <w:pPr>
-        <w:spacing w:after="0" w:before="0" w:line="120" w:lineRule="exact"/>
+        <w:spacing w:after="120" w:before="0" w:line="240" w:lineRule="auto"/>
       </w:pPr>
     </w:p>
     <w:p>
@@ -9395,44 +9701,71 @@
       </w:r>
       <w:bookmarkEnd w:id="37"/>
     </w:p>
-    <w:p>
-      <w:pPr>
-        <w:keepNext/>
-        <w:spacing w:after="80" w:before="80" w:line="276" w:lineRule="auto"/>
-        <w:jc w:val="both"/>
-      </w:pPr>
-      <w:r>
-        <w:rPr>
-          <w:b/>
-          <w:color w:val="1F3A5F"/>
-        </w:rPr>
-        <w:t xml:space="preserve">Paso 1.  </w:t>
-      </w:r>
-      <w:r>
-        <w:t>En la pantalla de Inicio presione Multas; se mostrará la lista de socios con el número de multas de cada uno (Figura 19).</w:t>
-      </w:r>
-    </w:p>
     <w:tbl>
       <w:tblPr>
-        <w:tblW w:w="0" w:type="auto"/>
+        <w:tblW w:type="auto" w:w="0"/>
         <w:jc w:val="center"/>
-        <w:tblLook w:val="04A0" w:firstRow="1" w:lastRow="0" w:firstColumn="1" w:lastColumn="0" w:noHBand="0" w:noVBand="1"/>
+        <w:tblLayout w:type="fixed"/>
+        <w:tblLook w:firstColumn="1" w:firstRow="1" w:lastColumn="0" w:lastRow="0" w:noHBand="0" w:noVBand="1" w:val="04A0"/>
+        <w:tblBorders>
+          <w:top w:val="nil"/>
+          <w:left w:val="nil"/>
+          <w:bottom w:val="nil"/>
+          <w:right w:val="nil"/>
+          <w:insideH w:val="nil"/>
+          <w:insideV w:val="nil"/>
+        </w:tblBorders>
       </w:tblPr>
       <w:tblGrid>
-        <w:gridCol w:w="9122"/>
+        <w:gridCol w:w="4561"/>
+        <w:gridCol w:w="4561"/>
       </w:tblGrid>
       <w:tr>
         <w:trPr>
           <w:cantSplit/>
-          <w:jc w:val="center"/>
         </w:trPr>
         <w:tc>
           <w:tcPr>
-            <w:tcW w:w="9122" w:type="dxa"/>
+            <w:tcW w:type="dxa" w:w="5443"/>
+            <w:vAlign w:val="center"/>
           </w:tcPr>
           <w:p>
             <w:pPr>
-              <w:keepNext/>
+              <w:spacing w:after="0"/>
+            </w:pPr>
+            <w:r>
+              <w:rPr>
+                <w:b/>
+                <w:color w:val="1F3A5F"/>
+                <w:sz w:val="64"/>
+              </w:rPr>
+              <w:t>1</w:t>
+            </w:r>
+          </w:p>
+          <w:p>
+            <w:pPr>
+              <w:spacing w:after="80"/>
+              <w:jc w:val="both"/>
+            </w:pPr>
+            <w:r>
+              <w:rPr>
+                <w:b/>
+                <w:color w:val="1F3A5F"/>
+              </w:rPr>
+              <w:t xml:space="preserve">Paso 1. </w:t>
+            </w:r>
+            <w:r>
+              <w:t>En la pantalla de Inicio presione Multas; se mostrará la lista de socios con el número de multas de cada uno (Figura 19).</w:t>
+            </w:r>
+          </w:p>
+        </w:tc>
+        <w:tc>
+          <w:tcPr>
+            <w:tcW w:type="dxa" w:w="3628"/>
+            <w:vAlign w:val="center"/>
+          </w:tcPr>
+          <w:p>
+            <w:pPr>
               <w:spacing w:after="0" w:line="240" w:lineRule="auto"/>
               <w:jc w:val="center"/>
             </w:pPr>
@@ -9442,7 +9775,7 @@
               </w:rPr>
               <w:drawing>
                 <wp:inline distT="0" distB="0" distL="0" distR="0" wp14:anchorId="5207204C" wp14:editId="766EF007">
-                  <wp:extent cx="1048009" cy="2268000"/>
+                  <wp:extent cx="1497156" cy="3240000"/>
                   <wp:effectExtent l="0" t="0" r="0" b="0"/>
                   <wp:docPr id="19" name="Picture 19"/>
                   <wp:cNvGraphicFramePr>
@@ -9464,7 +9797,7 @@
                         <pic:spPr>
                           <a:xfrm>
                             <a:off x="0" y="0"/>
-                            <a:ext cx="1048009" cy="2268000"/>
+                            <a:ext cx="1497156" cy="3240000"/>
                           </a:xfrm>
                           <a:prstGeom prst="rect">
                             <a:avLst/>
@@ -9477,16 +9810,6 @@
               </w:drawing>
             </w:r>
           </w:p>
-        </w:tc>
-      </w:tr>
-      <w:tr>
-        <w:trPr>
-          <w:jc w:val="center"/>
-        </w:trPr>
-        <w:tc>
-          <w:tcPr>
-            <w:tcW w:w="9122" w:type="dxa"/>
-          </w:tcPr>
           <w:p>
             <w:pPr>
               <w:pStyle w:val="CapFigura"/>
@@ -9504,48 +9827,75 @@
     </w:tbl>
     <w:p>
       <w:pPr>
-        <w:spacing w:after="0" w:before="0" w:line="120" w:lineRule="exact"/>
-      </w:pPr>
-    </w:p>
-    <w:p>
-      <w:pPr>
-        <w:keepNext/>
-        <w:spacing w:after="80" w:before="80" w:line="276" w:lineRule="auto"/>
-        <w:jc w:val="both"/>
-      </w:pPr>
-      <w:r>
-        <w:rPr>
-          <w:b/>
-          <w:color w:val="1F3A5F"/>
-        </w:rPr>
-        <w:lastRenderedPageBreak/>
-        <w:t xml:space="preserve">Paso 2.  </w:t>
-      </w:r>
-      <w:r>
-        <w:t>Toque el nombre de un socio para desplegar sus multas con el motivo, el monto y el estado Pagado o No pagado (Figura 20).</w:t>
-      </w:r>
+        <w:spacing w:after="120" w:before="0" w:line="240" w:lineRule="auto"/>
+      </w:pPr>
     </w:p>
     <w:tbl>
       <w:tblPr>
-        <w:tblW w:w="0" w:type="auto"/>
+        <w:tblW w:type="auto" w:w="0"/>
         <w:jc w:val="center"/>
-        <w:tblLook w:val="04A0" w:firstRow="1" w:lastRow="0" w:firstColumn="1" w:lastColumn="0" w:noHBand="0" w:noVBand="1"/>
+        <w:tblLayout w:type="fixed"/>
+        <w:tblLook w:firstColumn="1" w:firstRow="1" w:lastColumn="0" w:lastRow="0" w:noHBand="0" w:noVBand="1" w:val="04A0"/>
+        <w:tblBorders>
+          <w:top w:val="nil"/>
+          <w:left w:val="nil"/>
+          <w:bottom w:val="nil"/>
+          <w:right w:val="nil"/>
+          <w:insideH w:val="nil"/>
+          <w:insideV w:val="nil"/>
+        </w:tblBorders>
       </w:tblPr>
       <w:tblGrid>
-        <w:gridCol w:w="9122"/>
+        <w:gridCol w:w="4561"/>
+        <w:gridCol w:w="4561"/>
       </w:tblGrid>
       <w:tr>
         <w:trPr>
           <w:cantSplit/>
-          <w:jc w:val="center"/>
         </w:trPr>
         <w:tc>
           <w:tcPr>
-            <w:tcW w:w="9122" w:type="dxa"/>
+            <w:tcW w:type="dxa" w:w="5443"/>
+            <w:vAlign w:val="center"/>
           </w:tcPr>
           <w:p>
             <w:pPr>
-              <w:keepNext/>
+              <w:spacing w:after="0"/>
+            </w:pPr>
+            <w:r>
+              <w:rPr>
+                <w:b/>
+                <w:color w:val="1F3A5F"/>
+                <w:sz w:val="64"/>
+              </w:rPr>
+              <w:t>2</w:t>
+            </w:r>
+          </w:p>
+          <w:p>
+            <w:pPr>
+              <w:spacing w:after="80"/>
+              <w:jc w:val="both"/>
+            </w:pPr>
+            <w:r>
+              <w:rPr>
+                <w:b/>
+                <w:color w:val="1F3A5F"/>
+              </w:rPr>
+              <w:lastRenderedPageBreak/>
+              <w:t xml:space="preserve">Paso 2. </w:t>
+            </w:r>
+            <w:r>
+              <w:t>Toque el nombre de un socio para desplegar sus multas con el motivo, el monto y el estado Pagado o No pagado (Figura 20).</w:t>
+            </w:r>
+          </w:p>
+        </w:tc>
+        <w:tc>
+          <w:tcPr>
+            <w:tcW w:type="dxa" w:w="3628"/>
+            <w:vAlign w:val="center"/>
+          </w:tcPr>
+          <w:p>
+            <w:pPr>
               <w:spacing w:after="0" w:line="240" w:lineRule="auto"/>
               <w:jc w:val="center"/>
             </w:pPr>
@@ -9555,7 +9905,7 @@
               </w:rPr>
               <w:drawing>
                 <wp:inline distT="0" distB="0" distL="0" distR="0" wp14:anchorId="18FB3661" wp14:editId="7861E833">
-                  <wp:extent cx="1048009" cy="2268000"/>
+                  <wp:extent cx="1497156" cy="3240000"/>
                   <wp:effectExtent l="0" t="0" r="0" b="0"/>
                   <wp:docPr id="20" name="Picture 20"/>
                   <wp:cNvGraphicFramePr>
@@ -9577,7 +9927,7 @@
                         <pic:spPr>
                           <a:xfrm>
                             <a:off x="0" y="0"/>
-                            <a:ext cx="1048009" cy="2268000"/>
+                            <a:ext cx="1497156" cy="3240000"/>
                           </a:xfrm>
                           <a:prstGeom prst="rect">
                             <a:avLst/>
@@ -9590,16 +9940,6 @@
               </w:drawing>
             </w:r>
           </w:p>
-        </w:tc>
-      </w:tr>
-      <w:tr>
-        <w:trPr>
-          <w:jc w:val="center"/>
-        </w:trPr>
-        <w:tc>
-          <w:tcPr>
-            <w:tcW w:w="9122" w:type="dxa"/>
-          </w:tcPr>
           <w:p>
             <w:pPr>
               <w:pStyle w:val="CapFigura"/>
@@ -9617,48 +9957,75 @@
     </w:tbl>
     <w:p>
       <w:pPr>
-        <w:spacing w:after="0" w:before="0" w:line="120" w:lineRule="exact"/>
-      </w:pPr>
-    </w:p>
-    <w:p>
-      <w:pPr>
-        <w:keepNext/>
-        <w:spacing w:after="80" w:before="80" w:line="276" w:lineRule="auto"/>
-        <w:jc w:val="both"/>
-      </w:pPr>
-      <w:r>
-        <w:rPr>
-          <w:b/>
-          <w:color w:val="1F3A5F"/>
-        </w:rPr>
-        <w:lastRenderedPageBreak/>
-        <w:t xml:space="preserve">Paso 3.  </w:t>
-      </w:r>
-      <w:r>
-        <w:t>Toque una multa para abrir su detalle con la descripción, el monto y la fecha (Figura 21).</w:t>
-      </w:r>
+        <w:spacing w:after="120" w:before="0" w:line="240" w:lineRule="auto"/>
+      </w:pPr>
     </w:p>
     <w:tbl>
       <w:tblPr>
-        <w:tblW w:w="0" w:type="auto"/>
+        <w:tblW w:type="auto" w:w="0"/>
         <w:jc w:val="center"/>
-        <w:tblLook w:val="04A0" w:firstRow="1" w:lastRow="0" w:firstColumn="1" w:lastColumn="0" w:noHBand="0" w:noVBand="1"/>
+        <w:tblLayout w:type="fixed"/>
+        <w:tblLook w:firstColumn="1" w:firstRow="1" w:lastColumn="0" w:lastRow="0" w:noHBand="0" w:noVBand="1" w:val="04A0"/>
+        <w:tblBorders>
+          <w:top w:val="nil"/>
+          <w:left w:val="nil"/>
+          <w:bottom w:val="nil"/>
+          <w:right w:val="nil"/>
+          <w:insideH w:val="nil"/>
+          <w:insideV w:val="nil"/>
+        </w:tblBorders>
       </w:tblPr>
       <w:tblGrid>
-        <w:gridCol w:w="9122"/>
+        <w:gridCol w:w="4561"/>
+        <w:gridCol w:w="4561"/>
       </w:tblGrid>
       <w:tr>
         <w:trPr>
           <w:cantSplit/>
-          <w:jc w:val="center"/>
         </w:trPr>
         <w:tc>
           <w:tcPr>
-            <w:tcW w:w="9122" w:type="dxa"/>
+            <w:tcW w:type="dxa" w:w="5443"/>
+            <w:vAlign w:val="center"/>
           </w:tcPr>
           <w:p>
             <w:pPr>
-              <w:keepNext/>
+              <w:spacing w:after="0"/>
+            </w:pPr>
+            <w:r>
+              <w:rPr>
+                <w:b/>
+                <w:color w:val="1F3A5F"/>
+                <w:sz w:val="64"/>
+              </w:rPr>
+              <w:t>3</w:t>
+            </w:r>
+          </w:p>
+          <w:p>
+            <w:pPr>
+              <w:spacing w:after="80"/>
+              <w:jc w:val="both"/>
+            </w:pPr>
+            <w:r>
+              <w:rPr>
+                <w:b/>
+                <w:color w:val="1F3A5F"/>
+              </w:rPr>
+              <w:lastRenderedPageBreak/>
+              <w:t xml:space="preserve">Paso 3. </w:t>
+            </w:r>
+            <w:r>
+              <w:t>Toque una multa para abrir su detalle con la descripción, el monto y la fecha (Figura 21).</w:t>
+            </w:r>
+          </w:p>
+        </w:tc>
+        <w:tc>
+          <w:tcPr>
+            <w:tcW w:type="dxa" w:w="3628"/>
+            <w:vAlign w:val="center"/>
+          </w:tcPr>
+          <w:p>
+            <w:pPr>
               <w:spacing w:after="0" w:line="240" w:lineRule="auto"/>
               <w:jc w:val="center"/>
             </w:pPr>
@@ -9668,7 +10035,7 @@
               </w:rPr>
               <w:drawing>
                 <wp:inline distT="0" distB="0" distL="0" distR="0" wp14:anchorId="5F15D8DF" wp14:editId="642DD606">
-                  <wp:extent cx="1048009" cy="2268000"/>
+                  <wp:extent cx="1497156" cy="3240000"/>
                   <wp:effectExtent l="0" t="0" r="0" b="0"/>
                   <wp:docPr id="21" name="Picture 21"/>
                   <wp:cNvGraphicFramePr>
@@ -9690,7 +10057,7 @@
                         <pic:spPr>
                           <a:xfrm>
                             <a:off x="0" y="0"/>
-                            <a:ext cx="1048009" cy="2268000"/>
+                            <a:ext cx="1497156" cy="3240000"/>
                           </a:xfrm>
                           <a:prstGeom prst="rect">
                             <a:avLst/>
@@ -9703,16 +10070,6 @@
               </w:drawing>
             </w:r>
           </w:p>
-        </w:tc>
-      </w:tr>
-      <w:tr>
-        <w:trPr>
-          <w:jc w:val="center"/>
-        </w:trPr>
-        <w:tc>
-          <w:tcPr>
-            <w:tcW w:w="9122" w:type="dxa"/>
-          </w:tcPr>
           <w:p>
             <w:pPr>
               <w:pStyle w:val="CapFigura"/>
@@ -9730,7 +10087,7 @@
     </w:tbl>
     <w:p>
       <w:pPr>
-        <w:spacing w:after="0" w:before="0" w:line="120" w:lineRule="exact"/>
+        <w:spacing w:after="120" w:before="0" w:line="240" w:lineRule="auto"/>
       </w:pPr>
     </w:p>
     <w:tbl>
@@ -9789,44 +10146,71 @@
       </w:r>
       <w:bookmarkEnd w:id="41"/>
     </w:p>
-    <w:p>
-      <w:pPr>
-        <w:keepNext/>
-        <w:spacing w:after="80" w:before="80" w:line="276" w:lineRule="auto"/>
-        <w:jc w:val="both"/>
-      </w:pPr>
-      <w:r>
-        <w:rPr>
-          <w:b/>
-          <w:color w:val="1F3A5F"/>
-        </w:rPr>
-        <w:t xml:space="preserve">Paso 1.  </w:t>
-      </w:r>
-      <w:r>
-        <w:t>En la pantalla de Inicio presione Agua de sobra, toque la lista “Selecciona las horas” y elija el número de horas que no utilizará (Figura 22).</w:t>
-      </w:r>
-    </w:p>
     <w:tbl>
       <w:tblPr>
-        <w:tblW w:w="0" w:type="auto"/>
+        <w:tblW w:type="auto" w:w="0"/>
         <w:jc w:val="center"/>
-        <w:tblLook w:val="04A0" w:firstRow="1" w:lastRow="0" w:firstColumn="1" w:lastColumn="0" w:noHBand="0" w:noVBand="1"/>
+        <w:tblLayout w:type="fixed"/>
+        <w:tblLook w:firstColumn="1" w:firstRow="1" w:lastColumn="0" w:lastRow="0" w:noHBand="0" w:noVBand="1" w:val="04A0"/>
+        <w:tblBorders>
+          <w:top w:val="nil"/>
+          <w:left w:val="nil"/>
+          <w:bottom w:val="nil"/>
+          <w:right w:val="nil"/>
+          <w:insideH w:val="nil"/>
+          <w:insideV w:val="nil"/>
+        </w:tblBorders>
       </w:tblPr>
       <w:tblGrid>
-        <w:gridCol w:w="9122"/>
+        <w:gridCol w:w="4561"/>
+        <w:gridCol w:w="4561"/>
       </w:tblGrid>
       <w:tr>
         <w:trPr>
           <w:cantSplit/>
-          <w:jc w:val="center"/>
         </w:trPr>
         <w:tc>
           <w:tcPr>
-            <w:tcW w:w="9122" w:type="dxa"/>
+            <w:tcW w:type="dxa" w:w="5443"/>
+            <w:vAlign w:val="center"/>
           </w:tcPr>
           <w:p>
             <w:pPr>
-              <w:keepNext/>
+              <w:spacing w:after="0"/>
+            </w:pPr>
+            <w:r>
+              <w:rPr>
+                <w:b/>
+                <w:color w:val="1F3A5F"/>
+                <w:sz w:val="64"/>
+              </w:rPr>
+              <w:t>1</w:t>
+            </w:r>
+          </w:p>
+          <w:p>
+            <w:pPr>
+              <w:spacing w:after="80"/>
+              <w:jc w:val="both"/>
+            </w:pPr>
+            <w:r>
+              <w:rPr>
+                <w:b/>
+                <w:color w:val="1F3A5F"/>
+              </w:rPr>
+              <w:t xml:space="preserve">Paso 1. </w:t>
+            </w:r>
+            <w:r>
+              <w:t>En la pantalla de Inicio presione Agua de sobra, toque la lista “Selecciona las horas” y elija el número de horas que no utilizará (Figura 22).</w:t>
+            </w:r>
+          </w:p>
+        </w:tc>
+        <w:tc>
+          <w:tcPr>
+            <w:tcW w:type="dxa" w:w="3628"/>
+            <w:vAlign w:val="center"/>
+          </w:tcPr>
+          <w:p>
+            <w:pPr>
               <w:spacing w:after="0" w:line="240" w:lineRule="auto"/>
               <w:jc w:val="center"/>
             </w:pPr>
@@ -9836,7 +10220,7 @@
               </w:rPr>
               <w:drawing>
                 <wp:inline distT="0" distB="0" distL="0" distR="0" wp14:anchorId="4D789D6A" wp14:editId="273BC14D">
-                  <wp:extent cx="1048009" cy="2268000"/>
+                  <wp:extent cx="1497156" cy="3240000"/>
                   <wp:effectExtent l="0" t="0" r="0" b="0"/>
                   <wp:docPr id="22" name="Picture 22"/>
                   <wp:cNvGraphicFramePr>
@@ -9858,7 +10242,7 @@
                         <pic:spPr>
                           <a:xfrm>
                             <a:off x="0" y="0"/>
-                            <a:ext cx="1048009" cy="2268000"/>
+                            <a:ext cx="1497156" cy="3240000"/>
                           </a:xfrm>
                           <a:prstGeom prst="rect">
                             <a:avLst/>
@@ -9871,16 +10255,6 @@
               </w:drawing>
             </w:r>
           </w:p>
-        </w:tc>
-      </w:tr>
-      <w:tr>
-        <w:trPr>
-          <w:jc w:val="center"/>
-        </w:trPr>
-        <w:tc>
-          <w:tcPr>
-            <w:tcW w:w="9122" w:type="dxa"/>
-          </w:tcPr>
           <w:p>
             <w:pPr>
               <w:pStyle w:val="CapFigura"/>
@@ -9898,48 +10272,75 @@
     </w:tbl>
     <w:p>
       <w:pPr>
-        <w:spacing w:after="0" w:before="0" w:line="120" w:lineRule="exact"/>
-      </w:pPr>
-    </w:p>
-    <w:p>
-      <w:pPr>
-        <w:keepNext/>
-        <w:spacing w:after="80" w:before="80" w:line="276" w:lineRule="auto"/>
-        <w:jc w:val="both"/>
-      </w:pPr>
-      <w:r>
-        <w:rPr>
-          <w:b/>
-          <w:color w:val="1F3A5F"/>
-        </w:rPr>
-        <w:lastRenderedPageBreak/>
-        <w:t xml:space="preserve">Paso 2.  </w:t>
-      </w:r>
-      <w:r>
-        <w:t>Confirme presionando Seguro, o presione Cancelar para regresar (Figura 23).</w:t>
-      </w:r>
+        <w:spacing w:after="120" w:before="0" w:line="240" w:lineRule="auto"/>
+      </w:pPr>
     </w:p>
     <w:tbl>
       <w:tblPr>
-        <w:tblW w:w="0" w:type="auto"/>
+        <w:tblW w:type="auto" w:w="0"/>
         <w:jc w:val="center"/>
-        <w:tblLook w:val="04A0" w:firstRow="1" w:lastRow="0" w:firstColumn="1" w:lastColumn="0" w:noHBand="0" w:noVBand="1"/>
+        <w:tblLayout w:type="fixed"/>
+        <w:tblLook w:firstColumn="1" w:firstRow="1" w:lastColumn="0" w:lastRow="0" w:noHBand="0" w:noVBand="1" w:val="04A0"/>
+        <w:tblBorders>
+          <w:top w:val="nil"/>
+          <w:left w:val="nil"/>
+          <w:bottom w:val="nil"/>
+          <w:right w:val="nil"/>
+          <w:insideH w:val="nil"/>
+          <w:insideV w:val="nil"/>
+        </w:tblBorders>
       </w:tblPr>
       <w:tblGrid>
-        <w:gridCol w:w="9122"/>
+        <w:gridCol w:w="4561"/>
+        <w:gridCol w:w="4561"/>
       </w:tblGrid>
       <w:tr>
         <w:trPr>
           <w:cantSplit/>
-          <w:jc w:val="center"/>
         </w:trPr>
         <w:tc>
           <w:tcPr>
-            <w:tcW w:w="9122" w:type="dxa"/>
+            <w:tcW w:type="dxa" w:w="5443"/>
+            <w:vAlign w:val="center"/>
           </w:tcPr>
           <w:p>
             <w:pPr>
-              <w:keepNext/>
+              <w:spacing w:after="0"/>
+            </w:pPr>
+            <w:r>
+              <w:rPr>
+                <w:b/>
+                <w:color w:val="1F3A5F"/>
+                <w:sz w:val="64"/>
+              </w:rPr>
+              <w:t>2</w:t>
+            </w:r>
+          </w:p>
+          <w:p>
+            <w:pPr>
+              <w:spacing w:after="80"/>
+              <w:jc w:val="both"/>
+            </w:pPr>
+            <w:r>
+              <w:rPr>
+                <w:b/>
+                <w:color w:val="1F3A5F"/>
+              </w:rPr>
+              <w:lastRenderedPageBreak/>
+              <w:t xml:space="preserve">Paso 2. </w:t>
+            </w:r>
+            <w:r>
+              <w:t>Confirme presionando Seguro, o presione Cancelar para regresar (Figura 23).</w:t>
+            </w:r>
+          </w:p>
+        </w:tc>
+        <w:tc>
+          <w:tcPr>
+            <w:tcW w:type="dxa" w:w="3628"/>
+            <w:vAlign w:val="center"/>
+          </w:tcPr>
+          <w:p>
+            <w:pPr>
               <w:spacing w:after="0" w:line="240" w:lineRule="auto"/>
               <w:jc w:val="center"/>
             </w:pPr>
@@ -9949,7 +10350,7 @@
               </w:rPr>
               <w:drawing>
                 <wp:inline distT="0" distB="0" distL="0" distR="0" wp14:anchorId="3A737FFD" wp14:editId="7C01DEA7">
-                  <wp:extent cx="1048009" cy="2268000"/>
+                  <wp:extent cx="1497156" cy="3240000"/>
                   <wp:effectExtent l="0" t="0" r="0" b="0"/>
                   <wp:docPr id="23" name="Picture 23"/>
                   <wp:cNvGraphicFramePr>
@@ -9971,7 +10372,7 @@
                         <pic:spPr>
                           <a:xfrm>
                             <a:off x="0" y="0"/>
-                            <a:ext cx="1048009" cy="2268000"/>
+                            <a:ext cx="1497156" cy="3240000"/>
                           </a:xfrm>
                           <a:prstGeom prst="rect">
                             <a:avLst/>
@@ -9984,16 +10385,6 @@
               </w:drawing>
             </w:r>
           </w:p>
-        </w:tc>
-      </w:tr>
-      <w:tr>
-        <w:trPr>
-          <w:jc w:val="center"/>
-        </w:trPr>
-        <w:tc>
-          <w:tcPr>
-            <w:tcW w:w="9122" w:type="dxa"/>
-          </w:tcPr>
           <w:p>
             <w:pPr>
               <w:pStyle w:val="CapFigura"/>
@@ -10011,48 +10402,75 @@
     </w:tbl>
     <w:p>
       <w:pPr>
-        <w:spacing w:after="0" w:before="0" w:line="120" w:lineRule="exact"/>
-      </w:pPr>
-    </w:p>
-    <w:p>
-      <w:pPr>
-        <w:keepNext/>
-        <w:spacing w:after="80" w:before="80" w:line="276" w:lineRule="auto"/>
-        <w:jc w:val="both"/>
-      </w:pPr>
-      <w:r>
-        <w:rPr>
-          <w:b/>
-          <w:color w:val="1F3A5F"/>
-        </w:rPr>
-        <w:lastRenderedPageBreak/>
-        <w:t xml:space="preserve">Paso 3.  </w:t>
-      </w:r>
-      <w:r>
-        <w:t>Aparecerá el mensaje Listo; presione OK. Las horas se mostrarán en la consulta pública y se notificará al pozo (Figura 24).</w:t>
-      </w:r>
+        <w:spacing w:after="120" w:before="0" w:line="240" w:lineRule="auto"/>
+      </w:pPr>
     </w:p>
     <w:tbl>
       <w:tblPr>
-        <w:tblW w:w="0" w:type="auto"/>
+        <w:tblW w:type="auto" w:w="0"/>
         <w:jc w:val="center"/>
-        <w:tblLook w:val="04A0" w:firstRow="1" w:lastRow="0" w:firstColumn="1" w:lastColumn="0" w:noHBand="0" w:noVBand="1"/>
+        <w:tblLayout w:type="fixed"/>
+        <w:tblLook w:firstColumn="1" w:firstRow="1" w:lastColumn="0" w:lastRow="0" w:noHBand="0" w:noVBand="1" w:val="04A0"/>
+        <w:tblBorders>
+          <w:top w:val="nil"/>
+          <w:left w:val="nil"/>
+          <w:bottom w:val="nil"/>
+          <w:right w:val="nil"/>
+          <w:insideH w:val="nil"/>
+          <w:insideV w:val="nil"/>
+        </w:tblBorders>
       </w:tblPr>
       <w:tblGrid>
-        <w:gridCol w:w="9122"/>
+        <w:gridCol w:w="4561"/>
+        <w:gridCol w:w="4561"/>
       </w:tblGrid>
       <w:tr>
         <w:trPr>
           <w:cantSplit/>
-          <w:jc w:val="center"/>
         </w:trPr>
         <w:tc>
           <w:tcPr>
-            <w:tcW w:w="9122" w:type="dxa"/>
+            <w:tcW w:type="dxa" w:w="5443"/>
+            <w:vAlign w:val="center"/>
           </w:tcPr>
           <w:p>
             <w:pPr>
-              <w:keepNext/>
+              <w:spacing w:after="0"/>
+            </w:pPr>
+            <w:r>
+              <w:rPr>
+                <w:b/>
+                <w:color w:val="1F3A5F"/>
+                <w:sz w:val="64"/>
+              </w:rPr>
+              <w:t>3</w:t>
+            </w:r>
+          </w:p>
+          <w:p>
+            <w:pPr>
+              <w:spacing w:after="80"/>
+              <w:jc w:val="both"/>
+            </w:pPr>
+            <w:r>
+              <w:rPr>
+                <w:b/>
+                <w:color w:val="1F3A5F"/>
+              </w:rPr>
+              <w:lastRenderedPageBreak/>
+              <w:t xml:space="preserve">Paso 3. </w:t>
+            </w:r>
+            <w:r>
+              <w:t>Aparecerá el mensaje Listo; presione OK. Las horas se mostrarán en la consulta pública y se notificará al pozo (Figura 24).</w:t>
+            </w:r>
+          </w:p>
+        </w:tc>
+        <w:tc>
+          <w:tcPr>
+            <w:tcW w:type="dxa" w:w="3628"/>
+            <w:vAlign w:val="center"/>
+          </w:tcPr>
+          <w:p>
+            <w:pPr>
               <w:spacing w:after="0" w:line="240" w:lineRule="auto"/>
               <w:jc w:val="center"/>
             </w:pPr>
@@ -10062,7 +10480,7 @@
               </w:rPr>
               <w:drawing>
                 <wp:inline distT="0" distB="0" distL="0" distR="0" wp14:anchorId="6EC7B363" wp14:editId="7E39CD94">
-                  <wp:extent cx="1048009" cy="2268000"/>
+                  <wp:extent cx="1497156" cy="3240000"/>
                   <wp:effectExtent l="0" t="0" r="0" b="0"/>
                   <wp:docPr id="24" name="Picture 24"/>
                   <wp:cNvGraphicFramePr>
@@ -10084,7 +10502,7 @@
                         <pic:spPr>
                           <a:xfrm>
                             <a:off x="0" y="0"/>
-                            <a:ext cx="1048009" cy="2268000"/>
+                            <a:ext cx="1497156" cy="3240000"/>
                           </a:xfrm>
                           <a:prstGeom prst="rect">
                             <a:avLst/>
@@ -10097,16 +10515,6 @@
               </w:drawing>
             </w:r>
           </w:p>
-        </w:tc>
-      </w:tr>
-      <w:tr>
-        <w:trPr>
-          <w:jc w:val="center"/>
-        </w:trPr>
-        <w:tc>
-          <w:tcPr>
-            <w:tcW w:w="9122" w:type="dxa"/>
-          </w:tcPr>
           <w:p>
             <w:pPr>
               <w:pStyle w:val="CapFigura"/>
@@ -10124,48 +10532,75 @@
     </w:tbl>
     <w:p>
       <w:pPr>
-        <w:spacing w:after="0" w:before="0" w:line="120" w:lineRule="exact"/>
-      </w:pPr>
-    </w:p>
-    <w:p>
-      <w:pPr>
-        <w:keepNext/>
-        <w:spacing w:after="80" w:before="80" w:line="276" w:lineRule="auto"/>
-        <w:jc w:val="both"/>
-      </w:pPr>
-      <w:r>
-        <w:rPr>
-          <w:b/>
-          <w:color w:val="1F3A5F"/>
-        </w:rPr>
-        <w:lastRenderedPageBreak/>
-        <w:t xml:space="preserve">Paso 4.  </w:t>
-      </w:r>
-      <w:r>
-        <w:t>Para retirar horas que ya no tiene disponibles, use la lista “Quitar horas de sobra”, elija las horas y confirme (Figura 25).</w:t>
-      </w:r>
+        <w:spacing w:after="120" w:before="0" w:line="240" w:lineRule="auto"/>
+      </w:pPr>
     </w:p>
     <w:tbl>
       <w:tblPr>
-        <w:tblW w:w="0" w:type="auto"/>
+        <w:tblW w:type="auto" w:w="0"/>
         <w:jc w:val="center"/>
-        <w:tblLook w:val="04A0" w:firstRow="1" w:lastRow="0" w:firstColumn="1" w:lastColumn="0" w:noHBand="0" w:noVBand="1"/>
+        <w:tblLayout w:type="fixed"/>
+        <w:tblLook w:firstColumn="1" w:firstRow="1" w:lastColumn="0" w:lastRow="0" w:noHBand="0" w:noVBand="1" w:val="04A0"/>
+        <w:tblBorders>
+          <w:top w:val="nil"/>
+          <w:left w:val="nil"/>
+          <w:bottom w:val="nil"/>
+          <w:right w:val="nil"/>
+          <w:insideH w:val="nil"/>
+          <w:insideV w:val="nil"/>
+        </w:tblBorders>
       </w:tblPr>
       <w:tblGrid>
-        <w:gridCol w:w="9122"/>
+        <w:gridCol w:w="4561"/>
+        <w:gridCol w:w="4561"/>
       </w:tblGrid>
       <w:tr>
         <w:trPr>
           <w:cantSplit/>
-          <w:jc w:val="center"/>
         </w:trPr>
         <w:tc>
           <w:tcPr>
-            <w:tcW w:w="9122" w:type="dxa"/>
+            <w:tcW w:type="dxa" w:w="5443"/>
+            <w:vAlign w:val="center"/>
           </w:tcPr>
           <w:p>
             <w:pPr>
-              <w:keepNext/>
+              <w:spacing w:after="0"/>
+            </w:pPr>
+            <w:r>
+              <w:rPr>
+                <w:b/>
+                <w:color w:val="1F3A5F"/>
+                <w:sz w:val="64"/>
+              </w:rPr>
+              <w:t>4</w:t>
+            </w:r>
+          </w:p>
+          <w:p>
+            <w:pPr>
+              <w:spacing w:after="80"/>
+              <w:jc w:val="both"/>
+            </w:pPr>
+            <w:r>
+              <w:rPr>
+                <w:b/>
+                <w:color w:val="1F3A5F"/>
+              </w:rPr>
+              <w:lastRenderedPageBreak/>
+              <w:t xml:space="preserve">Paso 4. </w:t>
+            </w:r>
+            <w:r>
+              <w:t>Para retirar horas que ya no tiene disponibles, use la lista “Quitar horas de sobra”, elija las horas y confirme (Figura 25).</w:t>
+            </w:r>
+          </w:p>
+        </w:tc>
+        <w:tc>
+          <w:tcPr>
+            <w:tcW w:type="dxa" w:w="3628"/>
+            <w:vAlign w:val="center"/>
+          </w:tcPr>
+          <w:p>
+            <w:pPr>
               <w:spacing w:after="0" w:line="240" w:lineRule="auto"/>
               <w:jc w:val="center"/>
             </w:pPr>
@@ -10175,7 +10610,7 @@
               </w:rPr>
               <w:drawing>
                 <wp:inline distT="0" distB="0" distL="0" distR="0" wp14:anchorId="0A90A745" wp14:editId="6A6DC952">
-                  <wp:extent cx="1048009" cy="2268000"/>
+                  <wp:extent cx="1497156" cy="3240000"/>
                   <wp:effectExtent l="0" t="0" r="0" b="0"/>
                   <wp:docPr id="25" name="Picture 25"/>
                   <wp:cNvGraphicFramePr>
@@ -10197,7 +10632,7 @@
                         <pic:spPr>
                           <a:xfrm>
                             <a:off x="0" y="0"/>
-                            <a:ext cx="1048009" cy="2268000"/>
+                            <a:ext cx="1497156" cy="3240000"/>
                           </a:xfrm>
                           <a:prstGeom prst="rect">
                             <a:avLst/>
@@ -10210,16 +10645,6 @@
               </w:drawing>
             </w:r>
           </w:p>
-        </w:tc>
-      </w:tr>
-      <w:tr>
-        <w:trPr>
-          <w:jc w:val="center"/>
-        </w:trPr>
-        <w:tc>
-          <w:tcPr>
-            <w:tcW w:w="9122" w:type="dxa"/>
-          </w:tcPr>
           <w:p>
             <w:pPr>
               <w:pStyle w:val="CapFigura"/>
@@ -10237,7 +10662,7 @@
     </w:tbl>
     <w:p>
       <w:pPr>
-        <w:spacing w:after="0" w:before="0" w:line="120" w:lineRule="exact"/>
+        <w:spacing w:after="120" w:before="0" w:line="240" w:lineRule="auto"/>
       </w:pPr>
     </w:p>
     <w:p>
@@ -10251,44 +10676,71 @@
       </w:r>
       <w:bookmarkEnd w:id="46"/>
     </w:p>
-    <w:p>
-      <w:pPr>
-        <w:keepNext/>
-        <w:spacing w:after="80" w:before="80" w:line="276" w:lineRule="auto"/>
-        <w:jc w:val="both"/>
-      </w:pPr>
-      <w:r>
-        <w:rPr>
-          <w:b/>
-          <w:color w:val="1F3A5F"/>
-        </w:rPr>
-        <w:t xml:space="preserve">Paso 1.  </w:t>
-      </w:r>
-      <w:r>
-        <w:t>Toque Estadísticas en la barra inferior para consultar los turnos del año, sus multas, el monto pendiente y pagado, la gráfica de multas pagadas y no pagadas y los socios con más multas (Figura 26).</w:t>
-      </w:r>
-    </w:p>
     <w:tbl>
       <w:tblPr>
-        <w:tblW w:w="0" w:type="auto"/>
+        <w:tblW w:type="auto" w:w="0"/>
         <w:jc w:val="center"/>
-        <w:tblLook w:val="04A0" w:firstRow="1" w:lastRow="0" w:firstColumn="1" w:lastColumn="0" w:noHBand="0" w:noVBand="1"/>
+        <w:tblLayout w:type="fixed"/>
+        <w:tblLook w:firstColumn="1" w:firstRow="1" w:lastColumn="0" w:lastRow="0" w:noHBand="0" w:noVBand="1" w:val="04A0"/>
+        <w:tblBorders>
+          <w:top w:val="nil"/>
+          <w:left w:val="nil"/>
+          <w:bottom w:val="nil"/>
+          <w:right w:val="nil"/>
+          <w:insideH w:val="nil"/>
+          <w:insideV w:val="nil"/>
+        </w:tblBorders>
       </w:tblPr>
       <w:tblGrid>
-        <w:gridCol w:w="9122"/>
+        <w:gridCol w:w="4561"/>
+        <w:gridCol w:w="4561"/>
       </w:tblGrid>
       <w:tr>
         <w:trPr>
           <w:cantSplit/>
-          <w:jc w:val="center"/>
         </w:trPr>
         <w:tc>
           <w:tcPr>
-            <w:tcW w:w="9122" w:type="dxa"/>
+            <w:tcW w:type="dxa" w:w="5443"/>
+            <w:vAlign w:val="center"/>
           </w:tcPr>
           <w:p>
             <w:pPr>
-              <w:keepNext/>
+              <w:spacing w:after="0"/>
+            </w:pPr>
+            <w:r>
+              <w:rPr>
+                <w:b/>
+                <w:color w:val="1F3A5F"/>
+                <w:sz w:val="64"/>
+              </w:rPr>
+              <w:t>1</w:t>
+            </w:r>
+          </w:p>
+          <w:p>
+            <w:pPr>
+              <w:spacing w:after="80"/>
+              <w:jc w:val="both"/>
+            </w:pPr>
+            <w:r>
+              <w:rPr>
+                <w:b/>
+                <w:color w:val="1F3A5F"/>
+              </w:rPr>
+              <w:t xml:space="preserve">Paso 1. </w:t>
+            </w:r>
+            <w:r>
+              <w:t>Toque Estadísticas en la barra inferior para consultar los turnos del año, sus multas, el monto pendiente y pagado, la gráfica de multas pagadas y no pagadas y los socios con más multas (Figura 26).</w:t>
+            </w:r>
+          </w:p>
+        </w:tc>
+        <w:tc>
+          <w:tcPr>
+            <w:tcW w:type="dxa" w:w="3628"/>
+            <w:vAlign w:val="center"/>
+          </w:tcPr>
+          <w:p>
+            <w:pPr>
               <w:spacing w:after="0" w:line="240" w:lineRule="auto"/>
               <w:jc w:val="center"/>
             </w:pPr>
@@ -10298,7 +10750,7 @@
               </w:rPr>
               <w:drawing>
                 <wp:inline distT="0" distB="0" distL="0" distR="0" wp14:anchorId="10D14507" wp14:editId="4751E925">
-                  <wp:extent cx="1048009" cy="2268000"/>
+                  <wp:extent cx="1497156" cy="3240000"/>
                   <wp:effectExtent l="0" t="0" r="0" b="0"/>
                   <wp:docPr id="26" name="Picture 26"/>
                   <wp:cNvGraphicFramePr>
@@ -10320,7 +10772,7 @@
                         <pic:spPr>
                           <a:xfrm>
                             <a:off x="0" y="0"/>
-                            <a:ext cx="1048009" cy="2268000"/>
+                            <a:ext cx="1497156" cy="3240000"/>
                           </a:xfrm>
                           <a:prstGeom prst="rect">
                             <a:avLst/>
@@ -10333,16 +10785,6 @@
               </w:drawing>
             </w:r>
           </w:p>
-        </w:tc>
-      </w:tr>
-      <w:tr>
-        <w:trPr>
-          <w:jc w:val="center"/>
-        </w:trPr>
-        <w:tc>
-          <w:tcPr>
-            <w:tcW w:w="9122" w:type="dxa"/>
-          </w:tcPr>
           <w:p>
             <w:pPr>
               <w:pStyle w:val="CapFigura"/>
@@ -10360,7 +10802,7 @@
     </w:tbl>
     <w:p>
       <w:pPr>
-        <w:spacing w:after="0" w:before="0" w:line="120" w:lineRule="exact"/>
+        <w:spacing w:after="120" w:before="0" w:line="240" w:lineRule="auto"/>
       </w:pPr>
     </w:p>
     <w:p>
@@ -10374,44 +10816,71 @@
       </w:r>
       <w:bookmarkEnd w:id="48"/>
     </w:p>
-    <w:p>
-      <w:pPr>
-        <w:keepNext/>
-        <w:spacing w:after="80" w:before="80" w:line="276" w:lineRule="auto"/>
-        <w:jc w:val="both"/>
-      </w:pPr>
-      <w:r>
-        <w:rPr>
-          <w:b/>
-          <w:color w:val="1F3A5F"/>
-        </w:rPr>
-        <w:t xml:space="preserve">Paso 1.  </w:t>
-      </w:r>
-      <w:r>
-        <w:t>Toque Historial en la barra inferior y presione el selector de mes para elegir el periodo (Figura 27).</w:t>
-      </w:r>
-    </w:p>
     <w:tbl>
       <w:tblPr>
-        <w:tblW w:w="0" w:type="auto"/>
+        <w:tblW w:type="auto" w:w="0"/>
         <w:jc w:val="center"/>
-        <w:tblLook w:val="04A0" w:firstRow="1" w:lastRow="0" w:firstColumn="1" w:lastColumn="0" w:noHBand="0" w:noVBand="1"/>
+        <w:tblLayout w:type="fixed"/>
+        <w:tblLook w:firstColumn="1" w:firstRow="1" w:lastColumn="0" w:lastRow="0" w:noHBand="0" w:noVBand="1" w:val="04A0"/>
+        <w:tblBorders>
+          <w:top w:val="nil"/>
+          <w:left w:val="nil"/>
+          <w:bottom w:val="nil"/>
+          <w:right w:val="nil"/>
+          <w:insideH w:val="nil"/>
+          <w:insideV w:val="nil"/>
+        </w:tblBorders>
       </w:tblPr>
       <w:tblGrid>
-        <w:gridCol w:w="9122"/>
+        <w:gridCol w:w="4561"/>
+        <w:gridCol w:w="4561"/>
       </w:tblGrid>
       <w:tr>
         <w:trPr>
           <w:cantSplit/>
-          <w:jc w:val="center"/>
         </w:trPr>
         <w:tc>
           <w:tcPr>
-            <w:tcW w:w="9122" w:type="dxa"/>
+            <w:tcW w:type="dxa" w:w="5443"/>
+            <w:vAlign w:val="center"/>
           </w:tcPr>
           <w:p>
             <w:pPr>
-              <w:keepNext/>
+              <w:spacing w:after="0"/>
+            </w:pPr>
+            <w:r>
+              <w:rPr>
+                <w:b/>
+                <w:color w:val="1F3A5F"/>
+                <w:sz w:val="64"/>
+              </w:rPr>
+              <w:t>1</w:t>
+            </w:r>
+          </w:p>
+          <w:p>
+            <w:pPr>
+              <w:spacing w:after="80"/>
+              <w:jc w:val="both"/>
+            </w:pPr>
+            <w:r>
+              <w:rPr>
+                <w:b/>
+                <w:color w:val="1F3A5F"/>
+              </w:rPr>
+              <w:t xml:space="preserve">Paso 1. </w:t>
+            </w:r>
+            <w:r>
+              <w:t>Toque Historial en la barra inferior y presione el selector de mes para elegir el periodo (Figura 27).</w:t>
+            </w:r>
+          </w:p>
+        </w:tc>
+        <w:tc>
+          <w:tcPr>
+            <w:tcW w:type="dxa" w:w="3628"/>
+            <w:vAlign w:val="center"/>
+          </w:tcPr>
+          <w:p>
+            <w:pPr>
               <w:spacing w:after="0" w:line="240" w:lineRule="auto"/>
               <w:jc w:val="center"/>
             </w:pPr>
@@ -10421,7 +10890,7 @@
               </w:rPr>
               <w:drawing>
                 <wp:inline distT="0" distB="0" distL="0" distR="0" wp14:anchorId="2C6A14D9" wp14:editId="7CAE8B97">
-                  <wp:extent cx="1048009" cy="2268000"/>
+                  <wp:extent cx="1497156" cy="3240000"/>
                   <wp:effectExtent l="0" t="0" r="0" b="0"/>
                   <wp:docPr id="27" name="Picture 27"/>
                   <wp:cNvGraphicFramePr>
@@ -10443,7 +10912,7 @@
                         <pic:spPr>
                           <a:xfrm>
                             <a:off x="0" y="0"/>
-                            <a:ext cx="1048009" cy="2268000"/>
+                            <a:ext cx="1497156" cy="3240000"/>
                           </a:xfrm>
                           <a:prstGeom prst="rect">
                             <a:avLst/>
@@ -10456,16 +10925,6 @@
               </w:drawing>
             </w:r>
           </w:p>
-        </w:tc>
-      </w:tr>
-      <w:tr>
-        <w:trPr>
-          <w:jc w:val="center"/>
-        </w:trPr>
-        <w:tc>
-          <w:tcPr>
-            <w:tcW w:w="9122" w:type="dxa"/>
-          </w:tcPr>
           <w:p>
             <w:pPr>
               <w:pStyle w:val="CapFigura"/>
@@ -10483,48 +10942,75 @@
     </w:tbl>
     <w:p>
       <w:pPr>
-        <w:spacing w:after="0" w:before="0" w:line="120" w:lineRule="exact"/>
-      </w:pPr>
-    </w:p>
-    <w:p>
-      <w:pPr>
-        <w:keepNext/>
-        <w:spacing w:after="80" w:before="80" w:line="276" w:lineRule="auto"/>
-        <w:jc w:val="both"/>
-      </w:pPr>
-      <w:r>
-        <w:rPr>
-          <w:b/>
-          <w:color w:val="1F3A5F"/>
-        </w:rPr>
-        <w:lastRenderedPageBreak/>
-        <w:t xml:space="preserve">Paso 2.  </w:t>
-      </w:r>
-      <w:r>
-        <w:t>Revise la lista de días con su estado (Turno asignado, Festivo o Sin servicio) y presione Exportar a PDF para guardar, imprimir o compartir sus turnos (Figura 28).</w:t>
-      </w:r>
+        <w:spacing w:after="120" w:before="0" w:line="240" w:lineRule="auto"/>
+      </w:pPr>
     </w:p>
     <w:tbl>
       <w:tblPr>
-        <w:tblW w:w="0" w:type="auto"/>
+        <w:tblW w:type="auto" w:w="0"/>
         <w:jc w:val="center"/>
-        <w:tblLook w:val="04A0" w:firstRow="1" w:lastRow="0" w:firstColumn="1" w:lastColumn="0" w:noHBand="0" w:noVBand="1"/>
+        <w:tblLayout w:type="fixed"/>
+        <w:tblLook w:firstColumn="1" w:firstRow="1" w:lastColumn="0" w:lastRow="0" w:noHBand="0" w:noVBand="1" w:val="04A0"/>
+        <w:tblBorders>
+          <w:top w:val="nil"/>
+          <w:left w:val="nil"/>
+          <w:bottom w:val="nil"/>
+          <w:right w:val="nil"/>
+          <w:insideH w:val="nil"/>
+          <w:insideV w:val="nil"/>
+        </w:tblBorders>
       </w:tblPr>
       <w:tblGrid>
-        <w:gridCol w:w="9122"/>
+        <w:gridCol w:w="4561"/>
+        <w:gridCol w:w="4561"/>
       </w:tblGrid>
       <w:tr>
         <w:trPr>
           <w:cantSplit/>
-          <w:jc w:val="center"/>
         </w:trPr>
         <w:tc>
           <w:tcPr>
-            <w:tcW w:w="9122" w:type="dxa"/>
+            <w:tcW w:type="dxa" w:w="5443"/>
+            <w:vAlign w:val="center"/>
           </w:tcPr>
           <w:p>
             <w:pPr>
-              <w:keepNext/>
+              <w:spacing w:after="0"/>
+            </w:pPr>
+            <w:r>
+              <w:rPr>
+                <w:b/>
+                <w:color w:val="1F3A5F"/>
+                <w:sz w:val="64"/>
+              </w:rPr>
+              <w:t>2</w:t>
+            </w:r>
+          </w:p>
+          <w:p>
+            <w:pPr>
+              <w:spacing w:after="80"/>
+              <w:jc w:val="both"/>
+            </w:pPr>
+            <w:r>
+              <w:rPr>
+                <w:b/>
+                <w:color w:val="1F3A5F"/>
+              </w:rPr>
+              <w:lastRenderedPageBreak/>
+              <w:t xml:space="preserve">Paso 2. </w:t>
+            </w:r>
+            <w:r>
+              <w:t>Revise la lista de días con su estado (Turno asignado, Festivo o Sin servicio) y presione Exportar a PDF para guardar, imprimir o compartir sus turnos (Figura 28).</w:t>
+            </w:r>
+          </w:p>
+        </w:tc>
+        <w:tc>
+          <w:tcPr>
+            <w:tcW w:type="dxa" w:w="3628"/>
+            <w:vAlign w:val="center"/>
+          </w:tcPr>
+          <w:p>
+            <w:pPr>
               <w:spacing w:after="0" w:line="240" w:lineRule="auto"/>
               <w:jc w:val="center"/>
             </w:pPr>
@@ -10534,7 +11020,7 @@
               </w:rPr>
               <w:drawing>
                 <wp:inline distT="0" distB="0" distL="0" distR="0" wp14:anchorId="4F2E19FD" wp14:editId="36A7DBBF">
-                  <wp:extent cx="1048009" cy="2268000"/>
+                  <wp:extent cx="1497156" cy="3240000"/>
                   <wp:effectExtent l="0" t="0" r="0" b="0"/>
                   <wp:docPr id="28" name="Picture 28"/>
                   <wp:cNvGraphicFramePr>
@@ -10556,7 +11042,7 @@
                         <pic:spPr>
                           <a:xfrm>
                             <a:off x="0" y="0"/>
-                            <a:ext cx="1048009" cy="2268000"/>
+                            <a:ext cx="1497156" cy="3240000"/>
                           </a:xfrm>
                           <a:prstGeom prst="rect">
                             <a:avLst/>
@@ -10569,16 +11055,6 @@
               </w:drawing>
             </w:r>
           </w:p>
-        </w:tc>
-      </w:tr>
-      <w:tr>
-        <w:trPr>
-          <w:jc w:val="center"/>
-        </w:trPr>
-        <w:tc>
-          <w:tcPr>
-            <w:tcW w:w="9122" w:type="dxa"/>
-          </w:tcPr>
           <w:p>
             <w:pPr>
               <w:pStyle w:val="CapFigura"/>
@@ -10596,7 +11072,7 @@
     </w:tbl>
     <w:p>
       <w:pPr>
-        <w:spacing w:after="0" w:before="0" w:line="120" w:lineRule="exact"/>
+        <w:spacing w:after="120" w:before="0" w:line="240" w:lineRule="auto"/>
       </w:pPr>
     </w:p>
     <w:p>
@@ -10610,44 +11086,71 @@
       </w:r>
       <w:bookmarkEnd w:id="51"/>
     </w:p>
-    <w:p>
-      <w:pPr>
-        <w:keepNext/>
-        <w:spacing w:after="80" w:before="80" w:line="276" w:lineRule="auto"/>
-        <w:jc w:val="both"/>
-      </w:pPr>
-      <w:r>
-        <w:rPr>
-          <w:b/>
-          <w:color w:val="1F3A5F"/>
-        </w:rPr>
-        <w:t xml:space="preserve">Paso 1.  </w:t>
-      </w:r>
-      <w:r>
-        <w:t>Toque Perfil en la barra inferior para ver su nombre, correo y tipo de usuario (Figura 29).</w:t>
-      </w:r>
-    </w:p>
     <w:tbl>
       <w:tblPr>
-        <w:tblW w:w="0" w:type="auto"/>
+        <w:tblW w:type="auto" w:w="0"/>
         <w:jc w:val="center"/>
-        <w:tblLook w:val="04A0" w:firstRow="1" w:lastRow="0" w:firstColumn="1" w:lastColumn="0" w:noHBand="0" w:noVBand="1"/>
+        <w:tblLayout w:type="fixed"/>
+        <w:tblLook w:firstColumn="1" w:firstRow="1" w:lastColumn="0" w:lastRow="0" w:noHBand="0" w:noVBand="1" w:val="04A0"/>
+        <w:tblBorders>
+          <w:top w:val="nil"/>
+          <w:left w:val="nil"/>
+          <w:bottom w:val="nil"/>
+          <w:right w:val="nil"/>
+          <w:insideH w:val="nil"/>
+          <w:insideV w:val="nil"/>
+        </w:tblBorders>
       </w:tblPr>
       <w:tblGrid>
-        <w:gridCol w:w="9122"/>
+        <w:gridCol w:w="4561"/>
+        <w:gridCol w:w="4561"/>
       </w:tblGrid>
       <w:tr>
         <w:trPr>
           <w:cantSplit/>
-          <w:jc w:val="center"/>
         </w:trPr>
         <w:tc>
           <w:tcPr>
-            <w:tcW w:w="9122" w:type="dxa"/>
+            <w:tcW w:type="dxa" w:w="5443"/>
+            <w:vAlign w:val="center"/>
           </w:tcPr>
           <w:p>
             <w:pPr>
-              <w:keepNext/>
+              <w:spacing w:after="0"/>
+            </w:pPr>
+            <w:r>
+              <w:rPr>
+                <w:b/>
+                <w:color w:val="1F3A5F"/>
+                <w:sz w:val="64"/>
+              </w:rPr>
+              <w:t>1</w:t>
+            </w:r>
+          </w:p>
+          <w:p>
+            <w:pPr>
+              <w:spacing w:after="80"/>
+              <w:jc w:val="both"/>
+            </w:pPr>
+            <w:r>
+              <w:rPr>
+                <w:b/>
+                <w:color w:val="1F3A5F"/>
+              </w:rPr>
+              <w:t xml:space="preserve">Paso 1. </w:t>
+            </w:r>
+            <w:r>
+              <w:t>Toque Perfil en la barra inferior para ver su nombre, correo y tipo de usuario (Figura 29).</w:t>
+            </w:r>
+          </w:p>
+        </w:tc>
+        <w:tc>
+          <w:tcPr>
+            <w:tcW w:type="dxa" w:w="3628"/>
+            <w:vAlign w:val="center"/>
+          </w:tcPr>
+          <w:p>
+            <w:pPr>
               <w:spacing w:after="0" w:line="240" w:lineRule="auto"/>
               <w:jc w:val="center"/>
             </w:pPr>
@@ -10657,7 +11160,7 @@
               </w:rPr>
               <w:drawing>
                 <wp:inline distT="0" distB="0" distL="0" distR="0" wp14:anchorId="60A60A3F" wp14:editId="5CE40740">
-                  <wp:extent cx="1048009" cy="2268000"/>
+                  <wp:extent cx="1497156" cy="3240000"/>
                   <wp:effectExtent l="0" t="0" r="0" b="0"/>
                   <wp:docPr id="29" name="Picture 29"/>
                   <wp:cNvGraphicFramePr>
@@ -10679,7 +11182,7 @@
                         <pic:spPr>
                           <a:xfrm>
                             <a:off x="0" y="0"/>
-                            <a:ext cx="1048009" cy="2268000"/>
+                            <a:ext cx="1497156" cy="3240000"/>
                           </a:xfrm>
                           <a:prstGeom prst="rect">
                             <a:avLst/>
@@ -10692,16 +11195,6 @@
               </w:drawing>
             </w:r>
           </w:p>
-        </w:tc>
-      </w:tr>
-      <w:tr>
-        <w:trPr>
-          <w:jc w:val="center"/>
-        </w:trPr>
-        <w:tc>
-          <w:tcPr>
-            <w:tcW w:w="9122" w:type="dxa"/>
-          </w:tcPr>
           <w:p>
             <w:pPr>
               <w:pStyle w:val="CapFigura"/>
@@ -10719,48 +11212,75 @@
     </w:tbl>
     <w:p>
       <w:pPr>
-        <w:spacing w:after="0" w:before="0" w:line="120" w:lineRule="exact"/>
-      </w:pPr>
-    </w:p>
-    <w:p>
-      <w:pPr>
-        <w:keepNext/>
-        <w:spacing w:after="80" w:before="80" w:line="276" w:lineRule="auto"/>
-        <w:jc w:val="both"/>
-      </w:pPr>
-      <w:r>
-        <w:rPr>
-          <w:b/>
-          <w:color w:val="1F3A5F"/>
-        </w:rPr>
-        <w:lastRenderedPageBreak/>
-        <w:t xml:space="preserve">Paso 2.  </w:t>
-      </w:r>
-      <w:r>
-        <w:t>Active el interruptor Modo oscuro para cambiar los colores de la aplicación a tonos oscuros (Figura 30).</w:t>
-      </w:r>
+        <w:spacing w:after="120" w:before="0" w:line="240" w:lineRule="auto"/>
+      </w:pPr>
     </w:p>
     <w:tbl>
       <w:tblPr>
-        <w:tblW w:w="0" w:type="auto"/>
+        <w:tblW w:type="auto" w:w="0"/>
         <w:jc w:val="center"/>
-        <w:tblLook w:val="04A0" w:firstRow="1" w:lastRow="0" w:firstColumn="1" w:lastColumn="0" w:noHBand="0" w:noVBand="1"/>
+        <w:tblLayout w:type="fixed"/>
+        <w:tblLook w:firstColumn="1" w:firstRow="1" w:lastColumn="0" w:lastRow="0" w:noHBand="0" w:noVBand="1" w:val="04A0"/>
+        <w:tblBorders>
+          <w:top w:val="nil"/>
+          <w:left w:val="nil"/>
+          <w:bottom w:val="nil"/>
+          <w:right w:val="nil"/>
+          <w:insideH w:val="nil"/>
+          <w:insideV w:val="nil"/>
+        </w:tblBorders>
       </w:tblPr>
       <w:tblGrid>
-        <w:gridCol w:w="9122"/>
+        <w:gridCol w:w="4561"/>
+        <w:gridCol w:w="4561"/>
       </w:tblGrid>
       <w:tr>
         <w:trPr>
           <w:cantSplit/>
-          <w:jc w:val="center"/>
         </w:trPr>
         <w:tc>
           <w:tcPr>
-            <w:tcW w:w="9122" w:type="dxa"/>
+            <w:tcW w:type="dxa" w:w="5443"/>
+            <w:vAlign w:val="center"/>
           </w:tcPr>
           <w:p>
             <w:pPr>
-              <w:keepNext/>
+              <w:spacing w:after="0"/>
+            </w:pPr>
+            <w:r>
+              <w:rPr>
+                <w:b/>
+                <w:color w:val="1F3A5F"/>
+                <w:sz w:val="64"/>
+              </w:rPr>
+              <w:t>2</w:t>
+            </w:r>
+          </w:p>
+          <w:p>
+            <w:pPr>
+              <w:spacing w:after="80"/>
+              <w:jc w:val="both"/>
+            </w:pPr>
+            <w:r>
+              <w:rPr>
+                <w:b/>
+                <w:color w:val="1F3A5F"/>
+              </w:rPr>
+              <w:lastRenderedPageBreak/>
+              <w:t xml:space="preserve">Paso 2. </w:t>
+            </w:r>
+            <w:r>
+              <w:t>Active el interruptor Modo oscuro para cambiar los colores de la aplicación a tonos oscuros (Figura 30).</w:t>
+            </w:r>
+          </w:p>
+        </w:tc>
+        <w:tc>
+          <w:tcPr>
+            <w:tcW w:type="dxa" w:w="3628"/>
+            <w:vAlign w:val="center"/>
+          </w:tcPr>
+          <w:p>
+            <w:pPr>
               <w:spacing w:after="0" w:line="240" w:lineRule="auto"/>
               <w:jc w:val="center"/>
             </w:pPr>
@@ -10770,7 +11290,7 @@
               </w:rPr>
               <w:drawing>
                 <wp:inline distT="0" distB="0" distL="0" distR="0" wp14:anchorId="32F6FF76" wp14:editId="48B32A35">
-                  <wp:extent cx="1048009" cy="2268000"/>
+                  <wp:extent cx="1497156" cy="3240000"/>
                   <wp:effectExtent l="0" t="0" r="0" b="0"/>
                   <wp:docPr id="30" name="Picture 30"/>
                   <wp:cNvGraphicFramePr>
@@ -10792,7 +11312,7 @@
                         <pic:spPr>
                           <a:xfrm>
                             <a:off x="0" y="0"/>
-                            <a:ext cx="1048009" cy="2268000"/>
+                            <a:ext cx="1497156" cy="3240000"/>
                           </a:xfrm>
                           <a:prstGeom prst="rect">
                             <a:avLst/>
@@ -10805,16 +11325,6 @@
               </w:drawing>
             </w:r>
           </w:p>
-        </w:tc>
-      </w:tr>
-      <w:tr>
-        <w:trPr>
-          <w:jc w:val="center"/>
-        </w:trPr>
-        <w:tc>
-          <w:tcPr>
-            <w:tcW w:w="9122" w:type="dxa"/>
-          </w:tcPr>
           <w:p>
             <w:pPr>
               <w:pStyle w:val="CapFigura"/>
@@ -10832,48 +11342,75 @@
     </w:tbl>
     <w:p>
       <w:pPr>
-        <w:spacing w:after="0" w:before="0" w:line="120" w:lineRule="exact"/>
-      </w:pPr>
-    </w:p>
-    <w:p>
-      <w:pPr>
-        <w:keepNext/>
-        <w:spacing w:after="80" w:before="80" w:line="276" w:lineRule="auto"/>
-        <w:jc w:val="both"/>
-      </w:pPr>
-      <w:r>
-        <w:rPr>
-          <w:b/>
-          <w:color w:val="1F3A5F"/>
-        </w:rPr>
-        <w:lastRenderedPageBreak/>
-        <w:t xml:space="preserve">Paso 3.  </w:t>
-      </w:r>
-      <w:r>
-        <w:t>Para cambiar su contraseña, escriba la actual y la nueva (mínimo 6 caracteres) y presione Actualizar contraseña (Figura 31).</w:t>
-      </w:r>
+        <w:spacing w:after="120" w:before="0" w:line="240" w:lineRule="auto"/>
+      </w:pPr>
     </w:p>
     <w:tbl>
       <w:tblPr>
-        <w:tblW w:w="0" w:type="auto"/>
+        <w:tblW w:type="auto" w:w="0"/>
         <w:jc w:val="center"/>
-        <w:tblLook w:val="04A0" w:firstRow="1" w:lastRow="0" w:firstColumn="1" w:lastColumn="0" w:noHBand="0" w:noVBand="1"/>
+        <w:tblLayout w:type="fixed"/>
+        <w:tblLook w:firstColumn="1" w:firstRow="1" w:lastColumn="0" w:lastRow="0" w:noHBand="0" w:noVBand="1" w:val="04A0"/>
+        <w:tblBorders>
+          <w:top w:val="nil"/>
+          <w:left w:val="nil"/>
+          <w:bottom w:val="nil"/>
+          <w:right w:val="nil"/>
+          <w:insideH w:val="nil"/>
+          <w:insideV w:val="nil"/>
+        </w:tblBorders>
       </w:tblPr>
       <w:tblGrid>
-        <w:gridCol w:w="9122"/>
+        <w:gridCol w:w="4561"/>
+        <w:gridCol w:w="4561"/>
       </w:tblGrid>
       <w:tr>
         <w:trPr>
           <w:cantSplit/>
-          <w:jc w:val="center"/>
         </w:trPr>
         <w:tc>
           <w:tcPr>
-            <w:tcW w:w="9122" w:type="dxa"/>
+            <w:tcW w:type="dxa" w:w="5443"/>
+            <w:vAlign w:val="center"/>
           </w:tcPr>
           <w:p>
             <w:pPr>
-              <w:keepNext/>
+              <w:spacing w:after="0"/>
+            </w:pPr>
+            <w:r>
+              <w:rPr>
+                <w:b/>
+                <w:color w:val="1F3A5F"/>
+                <w:sz w:val="64"/>
+              </w:rPr>
+              <w:t>3</w:t>
+            </w:r>
+          </w:p>
+          <w:p>
+            <w:pPr>
+              <w:spacing w:after="80"/>
+              <w:jc w:val="both"/>
+            </w:pPr>
+            <w:r>
+              <w:rPr>
+                <w:b/>
+                <w:color w:val="1F3A5F"/>
+              </w:rPr>
+              <w:lastRenderedPageBreak/>
+              <w:t xml:space="preserve">Paso 3. </w:t>
+            </w:r>
+            <w:r>
+              <w:t>Para cambiar su contraseña, escriba la actual y la nueva (mínimo 6 caracteres) y presione Actualizar contraseña (Figura 31).</w:t>
+            </w:r>
+          </w:p>
+        </w:tc>
+        <w:tc>
+          <w:tcPr>
+            <w:tcW w:type="dxa" w:w="3628"/>
+            <w:vAlign w:val="center"/>
+          </w:tcPr>
+          <w:p>
+            <w:pPr>
               <w:spacing w:after="0" w:line="240" w:lineRule="auto"/>
               <w:jc w:val="center"/>
             </w:pPr>
@@ -10883,7 +11420,7 @@
               </w:rPr>
               <w:drawing>
                 <wp:inline distT="0" distB="0" distL="0" distR="0" wp14:anchorId="1C671304" wp14:editId="3951392D">
-                  <wp:extent cx="1048009" cy="2268000"/>
+                  <wp:extent cx="1497156" cy="3240000"/>
                   <wp:effectExtent l="0" t="0" r="0" b="0"/>
                   <wp:docPr id="31" name="Picture 31"/>
                   <wp:cNvGraphicFramePr>
@@ -10905,7 +11442,7 @@
                         <pic:spPr>
                           <a:xfrm>
                             <a:off x="0" y="0"/>
-                            <a:ext cx="1048009" cy="2268000"/>
+                            <a:ext cx="1497156" cy="3240000"/>
                           </a:xfrm>
                           <a:prstGeom prst="rect">
                             <a:avLst/>
@@ -10918,16 +11455,6 @@
               </w:drawing>
             </w:r>
           </w:p>
-        </w:tc>
-      </w:tr>
-      <w:tr>
-        <w:trPr>
-          <w:jc w:val="center"/>
-        </w:trPr>
-        <w:tc>
-          <w:tcPr>
-            <w:tcW w:w="9122" w:type="dxa"/>
-          </w:tcPr>
           <w:p>
             <w:pPr>
               <w:pStyle w:val="CapFigura"/>
@@ -10945,48 +11472,75 @@
     </w:tbl>
     <w:p>
       <w:pPr>
-        <w:spacing w:after="0" w:before="0" w:line="120" w:lineRule="exact"/>
-      </w:pPr>
-    </w:p>
-    <w:p>
-      <w:pPr>
-        <w:keepNext/>
-        <w:spacing w:after="80" w:before="80" w:line="276" w:lineRule="auto"/>
-        <w:jc w:val="both"/>
-      </w:pPr>
-      <w:r>
-        <w:rPr>
-          <w:b/>
-          <w:color w:val="1F3A5F"/>
-        </w:rPr>
-        <w:lastRenderedPageBreak/>
-        <w:t xml:space="preserve">Paso 4.  </w:t>
-      </w:r>
-      <w:r>
-        <w:t>Presione Cerrar sesión para salir; la aplicación regresará a la pantalla de inicio (Figura 32).</w:t>
-      </w:r>
+        <w:spacing w:after="120" w:before="0" w:line="240" w:lineRule="auto"/>
+      </w:pPr>
     </w:p>
     <w:tbl>
       <w:tblPr>
-        <w:tblW w:w="0" w:type="auto"/>
+        <w:tblW w:type="auto" w:w="0"/>
         <w:jc w:val="center"/>
-        <w:tblLook w:val="04A0" w:firstRow="1" w:lastRow="0" w:firstColumn="1" w:lastColumn="0" w:noHBand="0" w:noVBand="1"/>
+        <w:tblLayout w:type="fixed"/>
+        <w:tblLook w:firstColumn="1" w:firstRow="1" w:lastColumn="0" w:lastRow="0" w:noHBand="0" w:noVBand="1" w:val="04A0"/>
+        <w:tblBorders>
+          <w:top w:val="nil"/>
+          <w:left w:val="nil"/>
+          <w:bottom w:val="nil"/>
+          <w:right w:val="nil"/>
+          <w:insideH w:val="nil"/>
+          <w:insideV w:val="nil"/>
+        </w:tblBorders>
       </w:tblPr>
       <w:tblGrid>
-        <w:gridCol w:w="9122"/>
+        <w:gridCol w:w="4561"/>
+        <w:gridCol w:w="4561"/>
       </w:tblGrid>
       <w:tr>
         <w:trPr>
           <w:cantSplit/>
-          <w:jc w:val="center"/>
         </w:trPr>
         <w:tc>
           <w:tcPr>
-            <w:tcW w:w="9122" w:type="dxa"/>
+            <w:tcW w:type="dxa" w:w="5443"/>
+            <w:vAlign w:val="center"/>
           </w:tcPr>
           <w:p>
             <w:pPr>
-              <w:keepNext/>
+              <w:spacing w:after="0"/>
+            </w:pPr>
+            <w:r>
+              <w:rPr>
+                <w:b/>
+                <w:color w:val="1F3A5F"/>
+                <w:sz w:val="64"/>
+              </w:rPr>
+              <w:t>4</w:t>
+            </w:r>
+          </w:p>
+          <w:p>
+            <w:pPr>
+              <w:spacing w:after="80"/>
+              <w:jc w:val="both"/>
+            </w:pPr>
+            <w:r>
+              <w:rPr>
+                <w:b/>
+                <w:color w:val="1F3A5F"/>
+              </w:rPr>
+              <w:lastRenderedPageBreak/>
+              <w:t xml:space="preserve">Paso 4. </w:t>
+            </w:r>
+            <w:r>
+              <w:t>Presione Cerrar sesión para salir; la aplicación regresará a la pantalla de inicio (Figura 32).</w:t>
+            </w:r>
+          </w:p>
+        </w:tc>
+        <w:tc>
+          <w:tcPr>
+            <w:tcW w:type="dxa" w:w="3628"/>
+            <w:vAlign w:val="center"/>
+          </w:tcPr>
+          <w:p>
+            <w:pPr>
               <w:spacing w:after="0" w:line="240" w:lineRule="auto"/>
               <w:jc w:val="center"/>
             </w:pPr>
@@ -10996,7 +11550,7 @@
               </w:rPr>
               <w:drawing>
                 <wp:inline distT="0" distB="0" distL="0" distR="0" wp14:anchorId="7C0B3A14" wp14:editId="55BFFD16">
-                  <wp:extent cx="1048009" cy="2268000"/>
+                  <wp:extent cx="1497156" cy="3240000"/>
                   <wp:effectExtent l="0" t="0" r="0" b="0"/>
                   <wp:docPr id="32" name="Picture 32"/>
                   <wp:cNvGraphicFramePr>
@@ -11018,7 +11572,7 @@
                         <pic:spPr>
                           <a:xfrm>
                             <a:off x="0" y="0"/>
-                            <a:ext cx="1048009" cy="2268000"/>
+                            <a:ext cx="1497156" cy="3240000"/>
                           </a:xfrm>
                           <a:prstGeom prst="rect">
                             <a:avLst/>
@@ -11031,16 +11585,6 @@
               </w:drawing>
             </w:r>
           </w:p>
-        </w:tc>
-      </w:tr>
-      <w:tr>
-        <w:trPr>
-          <w:jc w:val="center"/>
-        </w:trPr>
-        <w:tc>
-          <w:tcPr>
-            <w:tcW w:w="9122" w:type="dxa"/>
-          </w:tcPr>
           <w:p>
             <w:pPr>
               <w:pStyle w:val="CapFigura"/>
@@ -11058,7 +11602,7 @@
     </w:tbl>
     <w:p>
       <w:pPr>
-        <w:spacing w:after="0" w:before="0" w:line="120" w:lineRule="exact"/>
+        <w:spacing w:after="120" w:before="0" w:line="240" w:lineRule="auto"/>
       </w:pPr>
     </w:p>
     <w:p>
@@ -11095,44 +11639,71 @@
       </w:r>
       <w:bookmarkEnd w:id="57"/>
     </w:p>
-    <w:p>
-      <w:pPr>
-        <w:keepNext/>
-        <w:spacing w:after="80" w:before="80" w:line="276" w:lineRule="auto"/>
-        <w:jc w:val="both"/>
-      </w:pPr>
-      <w:r>
-        <w:rPr>
-          <w:b/>
-          <w:color w:val="1F3A5F"/>
-        </w:rPr>
-        <w:t xml:space="preserve">Paso 1.  </w:t>
-      </w:r>
-      <w:r>
-        <w:t>Al iniciar sesión se muestra la lista de multas del pozo con el socio, el monto, la fecha y el estado (Figura 33).</w:t>
-      </w:r>
-    </w:p>
     <w:tbl>
       <w:tblPr>
-        <w:tblW w:w="0" w:type="auto"/>
+        <w:tblW w:type="auto" w:w="0"/>
         <w:jc w:val="center"/>
-        <w:tblLook w:val="04A0" w:firstRow="1" w:lastRow="0" w:firstColumn="1" w:lastColumn="0" w:noHBand="0" w:noVBand="1"/>
+        <w:tblLayout w:type="fixed"/>
+        <w:tblLook w:firstColumn="1" w:firstRow="1" w:lastColumn="0" w:lastRow="0" w:noHBand="0" w:noVBand="1" w:val="04A0"/>
+        <w:tblBorders>
+          <w:top w:val="nil"/>
+          <w:left w:val="nil"/>
+          <w:bottom w:val="nil"/>
+          <w:right w:val="nil"/>
+          <w:insideH w:val="nil"/>
+          <w:insideV w:val="nil"/>
+        </w:tblBorders>
       </w:tblPr>
       <w:tblGrid>
-        <w:gridCol w:w="9122"/>
+        <w:gridCol w:w="4561"/>
+        <w:gridCol w:w="4561"/>
       </w:tblGrid>
       <w:tr>
         <w:trPr>
           <w:cantSplit/>
-          <w:jc w:val="center"/>
         </w:trPr>
         <w:tc>
           <w:tcPr>
-            <w:tcW w:w="9122" w:type="dxa"/>
+            <w:tcW w:type="dxa" w:w="5443"/>
+            <w:vAlign w:val="center"/>
           </w:tcPr>
           <w:p>
             <w:pPr>
-              <w:keepNext/>
+              <w:spacing w:after="0"/>
+            </w:pPr>
+            <w:r>
+              <w:rPr>
+                <w:b/>
+                <w:color w:val="1F3A5F"/>
+                <w:sz w:val="64"/>
+              </w:rPr>
+              <w:t>1</w:t>
+            </w:r>
+          </w:p>
+          <w:p>
+            <w:pPr>
+              <w:spacing w:after="80"/>
+              <w:jc w:val="both"/>
+            </w:pPr>
+            <w:r>
+              <w:rPr>
+                <w:b/>
+                <w:color w:val="1F3A5F"/>
+              </w:rPr>
+              <w:t xml:space="preserve">Paso 1. </w:t>
+            </w:r>
+            <w:r>
+              <w:t>Al iniciar sesión se muestra la lista de multas del pozo con el socio, el monto, la fecha y el estado (Figura 33).</w:t>
+            </w:r>
+          </w:p>
+        </w:tc>
+        <w:tc>
+          <w:tcPr>
+            <w:tcW w:type="dxa" w:w="3628"/>
+            <w:vAlign w:val="center"/>
+          </w:tcPr>
+          <w:p>
+            <w:pPr>
               <w:spacing w:after="0" w:line="240" w:lineRule="auto"/>
               <w:jc w:val="center"/>
             </w:pPr>
@@ -11142,7 +11713,7 @@
               </w:rPr>
               <w:drawing>
                 <wp:inline distT="0" distB="0" distL="0" distR="0" wp14:anchorId="415D1D84" wp14:editId="2C4239B4">
-                  <wp:extent cx="1048009" cy="2268000"/>
+                  <wp:extent cx="1497156" cy="3240000"/>
                   <wp:effectExtent l="0" t="0" r="0" b="0"/>
                   <wp:docPr id="33" name="Picture 33"/>
                   <wp:cNvGraphicFramePr>
@@ -11164,7 +11735,7 @@
                         <pic:spPr>
                           <a:xfrm>
                             <a:off x="0" y="0"/>
-                            <a:ext cx="1048009" cy="2268000"/>
+                            <a:ext cx="1497156" cy="3240000"/>
                           </a:xfrm>
                           <a:prstGeom prst="rect">
                             <a:avLst/>
@@ -11177,16 +11748,6 @@
               </w:drawing>
             </w:r>
           </w:p>
-        </w:tc>
-      </w:tr>
-      <w:tr>
-        <w:trPr>
-          <w:jc w:val="center"/>
-        </w:trPr>
-        <w:tc>
-          <w:tcPr>
-            <w:tcW w:w="9122" w:type="dxa"/>
-          </w:tcPr>
           <w:p>
             <w:pPr>
               <w:pStyle w:val="CapFigura"/>
@@ -11204,48 +11765,75 @@
     </w:tbl>
     <w:p>
       <w:pPr>
-        <w:spacing w:after="0" w:before="0" w:line="120" w:lineRule="exact"/>
-      </w:pPr>
-    </w:p>
-    <w:p>
-      <w:pPr>
-        <w:keepNext/>
-        <w:spacing w:after="80" w:before="80" w:line="276" w:lineRule="auto"/>
-        <w:jc w:val="both"/>
-      </w:pPr>
-      <w:r>
-        <w:rPr>
-          <w:b/>
-          <w:color w:val="1F3A5F"/>
-        </w:rPr>
-        <w:lastRenderedPageBreak/>
-        <w:t xml:space="preserve">Paso 2.  </w:t>
-      </w:r>
-      <w:r>
-        <w:t>Presione el botón Nueva multa, ubicado en la esquina inferior derecha; se abrirá el formulario (Figura 34).</w:t>
-      </w:r>
+        <w:spacing w:after="120" w:before="0" w:line="240" w:lineRule="auto"/>
+      </w:pPr>
     </w:p>
     <w:tbl>
       <w:tblPr>
-        <w:tblW w:w="0" w:type="auto"/>
+        <w:tblW w:type="auto" w:w="0"/>
         <w:jc w:val="center"/>
-        <w:tblLook w:val="04A0" w:firstRow="1" w:lastRow="0" w:firstColumn="1" w:lastColumn="0" w:noHBand="0" w:noVBand="1"/>
+        <w:tblLayout w:type="fixed"/>
+        <w:tblLook w:firstColumn="1" w:firstRow="1" w:lastColumn="0" w:lastRow="0" w:noHBand="0" w:noVBand="1" w:val="04A0"/>
+        <w:tblBorders>
+          <w:top w:val="nil"/>
+          <w:left w:val="nil"/>
+          <w:bottom w:val="nil"/>
+          <w:right w:val="nil"/>
+          <w:insideH w:val="nil"/>
+          <w:insideV w:val="nil"/>
+        </w:tblBorders>
       </w:tblPr>
       <w:tblGrid>
-        <w:gridCol w:w="9122"/>
+        <w:gridCol w:w="4561"/>
+        <w:gridCol w:w="4561"/>
       </w:tblGrid>
       <w:tr>
         <w:trPr>
           <w:cantSplit/>
-          <w:jc w:val="center"/>
         </w:trPr>
         <w:tc>
           <w:tcPr>
-            <w:tcW w:w="9122" w:type="dxa"/>
+            <w:tcW w:type="dxa" w:w="5443"/>
+            <w:vAlign w:val="center"/>
           </w:tcPr>
           <w:p>
             <w:pPr>
-              <w:keepNext/>
+              <w:spacing w:after="0"/>
+            </w:pPr>
+            <w:r>
+              <w:rPr>
+                <w:b/>
+                <w:color w:val="1F3A5F"/>
+                <w:sz w:val="64"/>
+              </w:rPr>
+              <w:t>2</w:t>
+            </w:r>
+          </w:p>
+          <w:p>
+            <w:pPr>
+              <w:spacing w:after="80"/>
+              <w:jc w:val="both"/>
+            </w:pPr>
+            <w:r>
+              <w:rPr>
+                <w:b/>
+                <w:color w:val="1F3A5F"/>
+              </w:rPr>
+              <w:lastRenderedPageBreak/>
+              <w:t xml:space="preserve">Paso 2. </w:t>
+            </w:r>
+            <w:r>
+              <w:t>Presione el botón Nueva multa, ubicado en la esquina inferior derecha; se abrirá el formulario (Figura 34).</w:t>
+            </w:r>
+          </w:p>
+        </w:tc>
+        <w:tc>
+          <w:tcPr>
+            <w:tcW w:type="dxa" w:w="3628"/>
+            <w:vAlign w:val="center"/>
+          </w:tcPr>
+          <w:p>
+            <w:pPr>
               <w:spacing w:after="0" w:line="240" w:lineRule="auto"/>
               <w:jc w:val="center"/>
             </w:pPr>
@@ -11255,7 +11843,7 @@
               </w:rPr>
               <w:drawing>
                 <wp:inline distT="0" distB="0" distL="0" distR="0" wp14:anchorId="03AC85B0" wp14:editId="0C915582">
-                  <wp:extent cx="1048009" cy="2268000"/>
+                  <wp:extent cx="1497156" cy="3240000"/>
                   <wp:effectExtent l="0" t="0" r="0" b="0"/>
                   <wp:docPr id="34" name="Picture 34"/>
                   <wp:cNvGraphicFramePr>
@@ -11277,7 +11865,7 @@
                         <pic:spPr>
                           <a:xfrm>
                             <a:off x="0" y="0"/>
-                            <a:ext cx="1048009" cy="2268000"/>
+                            <a:ext cx="1497156" cy="3240000"/>
                           </a:xfrm>
                           <a:prstGeom prst="rect">
                             <a:avLst/>
@@ -11290,16 +11878,6 @@
               </w:drawing>
             </w:r>
           </w:p>
-        </w:tc>
-      </w:tr>
-      <w:tr>
-        <w:trPr>
-          <w:jc w:val="center"/>
-        </w:trPr>
-        <w:tc>
-          <w:tcPr>
-            <w:tcW w:w="9122" w:type="dxa"/>
-          </w:tcPr>
           <w:p>
             <w:pPr>
               <w:pStyle w:val="CapFigura"/>
@@ -11317,48 +11895,75 @@
     </w:tbl>
     <w:p>
       <w:pPr>
-        <w:spacing w:after="0" w:before="0" w:line="120" w:lineRule="exact"/>
-      </w:pPr>
-    </w:p>
-    <w:p>
-      <w:pPr>
-        <w:keepNext/>
-        <w:spacing w:after="80" w:before="80" w:line="276" w:lineRule="auto"/>
-        <w:jc w:val="both"/>
-      </w:pPr>
-      <w:r>
-        <w:rPr>
-          <w:b/>
-          <w:color w:val="1F3A5F"/>
-        </w:rPr>
-        <w:lastRenderedPageBreak/>
-        <w:t xml:space="preserve">Paso 3.  </w:t>
-      </w:r>
-      <w:r>
-        <w:t>Toque el campo Socio y seleccione al socio sancionado de la lista (Figura 35).</w:t>
-      </w:r>
+        <w:spacing w:after="120" w:before="0" w:line="240" w:lineRule="auto"/>
+      </w:pPr>
     </w:p>
     <w:tbl>
       <w:tblPr>
-        <w:tblW w:w="0" w:type="auto"/>
+        <w:tblW w:type="auto" w:w="0"/>
         <w:jc w:val="center"/>
-        <w:tblLook w:val="04A0" w:firstRow="1" w:lastRow="0" w:firstColumn="1" w:lastColumn="0" w:noHBand="0" w:noVBand="1"/>
+        <w:tblLayout w:type="fixed"/>
+        <w:tblLook w:firstColumn="1" w:firstRow="1" w:lastColumn="0" w:lastRow="0" w:noHBand="0" w:noVBand="1" w:val="04A0"/>
+        <w:tblBorders>
+          <w:top w:val="nil"/>
+          <w:left w:val="nil"/>
+          <w:bottom w:val="nil"/>
+          <w:right w:val="nil"/>
+          <w:insideH w:val="nil"/>
+          <w:insideV w:val="nil"/>
+        </w:tblBorders>
       </w:tblPr>
       <w:tblGrid>
-        <w:gridCol w:w="9122"/>
+        <w:gridCol w:w="4561"/>
+        <w:gridCol w:w="4561"/>
       </w:tblGrid>
       <w:tr>
         <w:trPr>
           <w:cantSplit/>
-          <w:jc w:val="center"/>
         </w:trPr>
         <w:tc>
           <w:tcPr>
-            <w:tcW w:w="9122" w:type="dxa"/>
+            <w:tcW w:type="dxa" w:w="5443"/>
+            <w:vAlign w:val="center"/>
           </w:tcPr>
           <w:p>
             <w:pPr>
-              <w:keepNext/>
+              <w:spacing w:after="0"/>
+            </w:pPr>
+            <w:r>
+              <w:rPr>
+                <w:b/>
+                <w:color w:val="1F3A5F"/>
+                <w:sz w:val="64"/>
+              </w:rPr>
+              <w:t>3</w:t>
+            </w:r>
+          </w:p>
+          <w:p>
+            <w:pPr>
+              <w:spacing w:after="80"/>
+              <w:jc w:val="both"/>
+            </w:pPr>
+            <w:r>
+              <w:rPr>
+                <w:b/>
+                <w:color w:val="1F3A5F"/>
+              </w:rPr>
+              <w:lastRenderedPageBreak/>
+              <w:t xml:space="preserve">Paso 3. </w:t>
+            </w:r>
+            <w:r>
+              <w:t>Toque el campo Socio y seleccione al socio sancionado de la lista (Figura 35).</w:t>
+            </w:r>
+          </w:p>
+        </w:tc>
+        <w:tc>
+          <w:tcPr>
+            <w:tcW w:type="dxa" w:w="3628"/>
+            <w:vAlign w:val="center"/>
+          </w:tcPr>
+          <w:p>
+            <w:pPr>
               <w:spacing w:after="0" w:line="240" w:lineRule="auto"/>
               <w:jc w:val="center"/>
             </w:pPr>
@@ -11368,7 +11973,7 @@
               </w:rPr>
               <w:drawing>
                 <wp:inline distT="0" distB="0" distL="0" distR="0" wp14:anchorId="3E8A01EA" wp14:editId="4F7855DC">
-                  <wp:extent cx="1048009" cy="2268000"/>
+                  <wp:extent cx="1497156" cy="3240000"/>
                   <wp:effectExtent l="0" t="0" r="0" b="0"/>
                   <wp:docPr id="35" name="Picture 35"/>
                   <wp:cNvGraphicFramePr>
@@ -11390,7 +11995,7 @@
                         <pic:spPr>
                           <a:xfrm>
                             <a:off x="0" y="0"/>
-                            <a:ext cx="1048009" cy="2268000"/>
+                            <a:ext cx="1497156" cy="3240000"/>
                           </a:xfrm>
                           <a:prstGeom prst="rect">
                             <a:avLst/>
@@ -11403,16 +12008,6 @@
               </w:drawing>
             </w:r>
           </w:p>
-        </w:tc>
-      </w:tr>
-      <w:tr>
-        <w:trPr>
-          <w:jc w:val="center"/>
-        </w:trPr>
-        <w:tc>
-          <w:tcPr>
-            <w:tcW w:w="9122" w:type="dxa"/>
-          </w:tcPr>
           <w:p>
             <w:pPr>
               <w:pStyle w:val="CapFigura"/>
@@ -11430,47 +12025,74 @@
     </w:tbl>
     <w:p>
       <w:pPr>
-        <w:spacing w:after="0" w:before="0" w:line="120" w:lineRule="exact"/>
-      </w:pPr>
-    </w:p>
-    <w:p>
-      <w:pPr>
-        <w:keepNext/>
-        <w:spacing w:after="80" w:before="80" w:line="276" w:lineRule="auto"/>
-        <w:jc w:val="both"/>
-      </w:pPr>
-      <w:r>
-        <w:rPr>
-          <w:b/>
-          <w:color w:val="1F3A5F"/>
-        </w:rPr>
-        <w:t xml:space="preserve">Paso 4.  </w:t>
-      </w:r>
-      <w:r>
-        <w:t>Escriba la Descripción o motivo de la multa (Figura 36).</w:t>
-      </w:r>
+        <w:spacing w:after="120" w:before="0" w:line="240" w:lineRule="auto"/>
+      </w:pPr>
     </w:p>
     <w:tbl>
       <w:tblPr>
-        <w:tblW w:w="0" w:type="auto"/>
+        <w:tblW w:type="auto" w:w="0"/>
         <w:jc w:val="center"/>
-        <w:tblLook w:val="04A0" w:firstRow="1" w:lastRow="0" w:firstColumn="1" w:lastColumn="0" w:noHBand="0" w:noVBand="1"/>
+        <w:tblLayout w:type="fixed"/>
+        <w:tblLook w:firstColumn="1" w:firstRow="1" w:lastColumn="0" w:lastRow="0" w:noHBand="0" w:noVBand="1" w:val="04A0"/>
+        <w:tblBorders>
+          <w:top w:val="nil"/>
+          <w:left w:val="nil"/>
+          <w:bottom w:val="nil"/>
+          <w:right w:val="nil"/>
+          <w:insideH w:val="nil"/>
+          <w:insideV w:val="nil"/>
+        </w:tblBorders>
       </w:tblPr>
       <w:tblGrid>
-        <w:gridCol w:w="9122"/>
+        <w:gridCol w:w="4561"/>
+        <w:gridCol w:w="4561"/>
       </w:tblGrid>
       <w:tr>
         <w:trPr>
           <w:cantSplit/>
-          <w:jc w:val="center"/>
         </w:trPr>
         <w:tc>
           <w:tcPr>
-            <w:tcW w:w="9122" w:type="dxa"/>
+            <w:tcW w:type="dxa" w:w="5443"/>
+            <w:vAlign w:val="center"/>
           </w:tcPr>
           <w:p>
             <w:pPr>
-              <w:keepNext/>
+              <w:spacing w:after="0"/>
+            </w:pPr>
+            <w:r>
+              <w:rPr>
+                <w:b/>
+                <w:color w:val="1F3A5F"/>
+                <w:sz w:val="64"/>
+              </w:rPr>
+              <w:t>4</w:t>
+            </w:r>
+          </w:p>
+          <w:p>
+            <w:pPr>
+              <w:spacing w:after="80"/>
+              <w:jc w:val="both"/>
+            </w:pPr>
+            <w:r>
+              <w:rPr>
+                <w:b/>
+                <w:color w:val="1F3A5F"/>
+              </w:rPr>
+              <w:t xml:space="preserve">Paso 4. </w:t>
+            </w:r>
+            <w:r>
+              <w:t>Escriba la Descripción o motivo de la multa (Figura 36).</w:t>
+            </w:r>
+          </w:p>
+        </w:tc>
+        <w:tc>
+          <w:tcPr>
+            <w:tcW w:type="dxa" w:w="3628"/>
+            <w:vAlign w:val="center"/>
+          </w:tcPr>
+          <w:p>
+            <w:pPr>
               <w:spacing w:after="0" w:line="240" w:lineRule="auto"/>
               <w:jc w:val="center"/>
             </w:pPr>
@@ -11480,7 +12102,7 @@
               </w:rPr>
               <w:drawing>
                 <wp:inline distT="0" distB="0" distL="0" distR="0" wp14:anchorId="5682A952" wp14:editId="6DA684CE">
-                  <wp:extent cx="1048009" cy="2268000"/>
+                  <wp:extent cx="1497156" cy="3240000"/>
                   <wp:effectExtent l="0" t="0" r="0" b="0"/>
                   <wp:docPr id="36" name="Picture 36"/>
                   <wp:cNvGraphicFramePr>
@@ -11502,7 +12124,7 @@
                         <pic:spPr>
                           <a:xfrm>
                             <a:off x="0" y="0"/>
-                            <a:ext cx="1048009" cy="2268000"/>
+                            <a:ext cx="1497156" cy="3240000"/>
                           </a:xfrm>
                           <a:prstGeom prst="rect">
                             <a:avLst/>
@@ -11515,16 +12137,6 @@
               </w:drawing>
             </w:r>
           </w:p>
-        </w:tc>
-      </w:tr>
-      <w:tr>
-        <w:trPr>
-          <w:jc w:val="center"/>
-        </w:trPr>
-        <w:tc>
-          <w:tcPr>
-            <w:tcW w:w="9122" w:type="dxa"/>
-          </w:tcPr>
           <w:p>
             <w:pPr>
               <w:pStyle w:val="CapFigura"/>
@@ -11543,47 +12155,74 @@
     </w:tbl>
     <w:p>
       <w:pPr>
-        <w:spacing w:after="0" w:before="0" w:line="120" w:lineRule="exact"/>
-      </w:pPr>
-    </w:p>
-    <w:p>
-      <w:pPr>
-        <w:keepNext/>
-        <w:spacing w:after="80" w:before="80" w:line="276" w:lineRule="auto"/>
-        <w:jc w:val="both"/>
-      </w:pPr>
-      <w:r>
-        <w:rPr>
-          <w:b/>
-          <w:color w:val="1F3A5F"/>
-        </w:rPr>
-        <w:t xml:space="preserve">Paso 5.  </w:t>
-      </w:r>
-      <w:r>
-        <w:t>Escriba el Monto en pesos y verifique la Fecha (AAAA-MM-DD), que por defecto es la del día (Figura 37).</w:t>
-      </w:r>
+        <w:spacing w:after="120" w:before="0" w:line="240" w:lineRule="auto"/>
+      </w:pPr>
     </w:p>
     <w:tbl>
       <w:tblPr>
-        <w:tblW w:w="0" w:type="auto"/>
+        <w:tblW w:type="auto" w:w="0"/>
         <w:jc w:val="center"/>
-        <w:tblLook w:val="04A0" w:firstRow="1" w:lastRow="0" w:firstColumn="1" w:lastColumn="0" w:noHBand="0" w:noVBand="1"/>
+        <w:tblLayout w:type="fixed"/>
+        <w:tblLook w:firstColumn="1" w:firstRow="1" w:lastColumn="0" w:lastRow="0" w:noHBand="0" w:noVBand="1" w:val="04A0"/>
+        <w:tblBorders>
+          <w:top w:val="nil"/>
+          <w:left w:val="nil"/>
+          <w:bottom w:val="nil"/>
+          <w:right w:val="nil"/>
+          <w:insideH w:val="nil"/>
+          <w:insideV w:val="nil"/>
+        </w:tblBorders>
       </w:tblPr>
       <w:tblGrid>
-        <w:gridCol w:w="9122"/>
+        <w:gridCol w:w="4561"/>
+        <w:gridCol w:w="4561"/>
       </w:tblGrid>
       <w:tr>
         <w:trPr>
           <w:cantSplit/>
-          <w:jc w:val="center"/>
         </w:trPr>
         <w:tc>
           <w:tcPr>
-            <w:tcW w:w="9122" w:type="dxa"/>
+            <w:tcW w:type="dxa" w:w="5443"/>
+            <w:vAlign w:val="center"/>
           </w:tcPr>
           <w:p>
             <w:pPr>
-              <w:keepNext/>
+              <w:spacing w:after="0"/>
+            </w:pPr>
+            <w:r>
+              <w:rPr>
+                <w:b/>
+                <w:color w:val="1F3A5F"/>
+                <w:sz w:val="64"/>
+              </w:rPr>
+              <w:t>5</w:t>
+            </w:r>
+          </w:p>
+          <w:p>
+            <w:pPr>
+              <w:spacing w:after="80"/>
+              <w:jc w:val="both"/>
+            </w:pPr>
+            <w:r>
+              <w:rPr>
+                <w:b/>
+                <w:color w:val="1F3A5F"/>
+              </w:rPr>
+              <w:t xml:space="preserve">Paso 5. </w:t>
+            </w:r>
+            <w:r>
+              <w:t>Escriba el Monto en pesos y verifique la Fecha (AAAA-MM-DD), que por defecto es la del día (Figura 37).</w:t>
+            </w:r>
+          </w:p>
+        </w:tc>
+        <w:tc>
+          <w:tcPr>
+            <w:tcW w:type="dxa" w:w="3628"/>
+            <w:vAlign w:val="center"/>
+          </w:tcPr>
+          <w:p>
+            <w:pPr>
               <w:spacing w:after="0" w:line="240" w:lineRule="auto"/>
               <w:jc w:val="center"/>
             </w:pPr>
@@ -11593,7 +12232,7 @@
               </w:rPr>
               <w:drawing>
                 <wp:inline distT="0" distB="0" distL="0" distR="0" wp14:anchorId="2841C0C2" wp14:editId="7D8C97EF">
-                  <wp:extent cx="1048009" cy="2268000"/>
+                  <wp:extent cx="1497156" cy="3240000"/>
                   <wp:effectExtent l="0" t="0" r="0" b="0"/>
                   <wp:docPr id="37" name="Picture 37"/>
                   <wp:cNvGraphicFramePr>
@@ -11615,7 +12254,7 @@
                         <pic:spPr>
                           <a:xfrm>
                             <a:off x="0" y="0"/>
-                            <a:ext cx="1048009" cy="2268000"/>
+                            <a:ext cx="1497156" cy="3240000"/>
                           </a:xfrm>
                           <a:prstGeom prst="rect">
                             <a:avLst/>
@@ -11628,16 +12267,6 @@
               </w:drawing>
             </w:r>
           </w:p>
-        </w:tc>
-      </w:tr>
-      <w:tr>
-        <w:trPr>
-          <w:jc w:val="center"/>
-        </w:trPr>
-        <w:tc>
-          <w:tcPr>
-            <w:tcW w:w="9122" w:type="dxa"/>
-          </w:tcPr>
           <w:p>
             <w:pPr>
               <w:pStyle w:val="CapFigura"/>
@@ -11655,48 +12284,75 @@
     </w:tbl>
     <w:p>
       <w:pPr>
-        <w:spacing w:after="0" w:before="0" w:line="120" w:lineRule="exact"/>
-      </w:pPr>
-    </w:p>
-    <w:p>
-      <w:pPr>
-        <w:keepNext/>
-        <w:spacing w:after="80" w:before="80" w:line="276" w:lineRule="auto"/>
-        <w:jc w:val="both"/>
-      </w:pPr>
-      <w:r>
-        <w:rPr>
-          <w:b/>
-          <w:color w:val="1F3A5F"/>
-        </w:rPr>
-        <w:lastRenderedPageBreak/>
-        <w:t xml:space="preserve">Paso 6.  </w:t>
-      </w:r>
-      <w:r>
-        <w:t>Presione Crear multa. La multa se agrega a la lista y el socio recibe una notificación (Figura 38).</w:t>
-      </w:r>
+        <w:spacing w:after="120" w:before="0" w:line="240" w:lineRule="auto"/>
+      </w:pPr>
     </w:p>
     <w:tbl>
       <w:tblPr>
-        <w:tblW w:w="0" w:type="auto"/>
+        <w:tblW w:type="auto" w:w="0"/>
         <w:jc w:val="center"/>
-        <w:tblLook w:val="04A0" w:firstRow="1" w:lastRow="0" w:firstColumn="1" w:lastColumn="0" w:noHBand="0" w:noVBand="1"/>
+        <w:tblLayout w:type="fixed"/>
+        <w:tblLook w:firstColumn="1" w:firstRow="1" w:lastColumn="0" w:lastRow="0" w:noHBand="0" w:noVBand="1" w:val="04A0"/>
+        <w:tblBorders>
+          <w:top w:val="nil"/>
+          <w:left w:val="nil"/>
+          <w:bottom w:val="nil"/>
+          <w:right w:val="nil"/>
+          <w:insideH w:val="nil"/>
+          <w:insideV w:val="nil"/>
+        </w:tblBorders>
       </w:tblPr>
       <w:tblGrid>
-        <w:gridCol w:w="9122"/>
+        <w:gridCol w:w="4561"/>
+        <w:gridCol w:w="4561"/>
       </w:tblGrid>
       <w:tr>
         <w:trPr>
           <w:cantSplit/>
-          <w:jc w:val="center"/>
         </w:trPr>
         <w:tc>
           <w:tcPr>
-            <w:tcW w:w="9122" w:type="dxa"/>
+            <w:tcW w:type="dxa" w:w="5443"/>
+            <w:vAlign w:val="center"/>
           </w:tcPr>
           <w:p>
             <w:pPr>
-              <w:keepNext/>
+              <w:spacing w:after="0"/>
+            </w:pPr>
+            <w:r>
+              <w:rPr>
+                <w:b/>
+                <w:color w:val="1F3A5F"/>
+                <w:sz w:val="64"/>
+              </w:rPr>
+              <w:t>6</w:t>
+            </w:r>
+          </w:p>
+          <w:p>
+            <w:pPr>
+              <w:spacing w:after="80"/>
+              <w:jc w:val="both"/>
+            </w:pPr>
+            <w:r>
+              <w:rPr>
+                <w:b/>
+                <w:color w:val="1F3A5F"/>
+              </w:rPr>
+              <w:lastRenderedPageBreak/>
+              <w:t xml:space="preserve">Paso 6. </w:t>
+            </w:r>
+            <w:r>
+              <w:t>Presione Crear multa. La multa se agrega a la lista y el socio recibe una notificación (Figura 38).</w:t>
+            </w:r>
+          </w:p>
+        </w:tc>
+        <w:tc>
+          <w:tcPr>
+            <w:tcW w:type="dxa" w:w="3628"/>
+            <w:vAlign w:val="center"/>
+          </w:tcPr>
+          <w:p>
+            <w:pPr>
               <w:spacing w:after="0" w:line="240" w:lineRule="auto"/>
               <w:jc w:val="center"/>
             </w:pPr>
@@ -11706,7 +12362,7 @@
               </w:rPr>
               <w:drawing>
                 <wp:inline distT="0" distB="0" distL="0" distR="0" wp14:anchorId="15AD9447" wp14:editId="3F1E235D">
-                  <wp:extent cx="1048009" cy="2268000"/>
+                  <wp:extent cx="1497156" cy="3240000"/>
                   <wp:effectExtent l="0" t="0" r="0" b="0"/>
                   <wp:docPr id="38" name="Picture 38"/>
                   <wp:cNvGraphicFramePr>
@@ -11728,7 +12384,7 @@
                         <pic:spPr>
                           <a:xfrm>
                             <a:off x="0" y="0"/>
-                            <a:ext cx="1048009" cy="2268000"/>
+                            <a:ext cx="1497156" cy="3240000"/>
                           </a:xfrm>
                           <a:prstGeom prst="rect">
                             <a:avLst/>
@@ -11741,16 +12397,6 @@
               </w:drawing>
             </w:r>
           </w:p>
-        </w:tc>
-      </w:tr>
-      <w:tr>
-        <w:trPr>
-          <w:jc w:val="center"/>
-        </w:trPr>
-        <w:tc>
-          <w:tcPr>
-            <w:tcW w:w="9122" w:type="dxa"/>
-          </w:tcPr>
           <w:p>
             <w:pPr>
               <w:pStyle w:val="CapFigura"/>
@@ -11768,7 +12414,7 @@
     </w:tbl>
     <w:p>
       <w:pPr>
-        <w:spacing w:after="0" w:before="0" w:line="120" w:lineRule="exact"/>
+        <w:spacing w:after="120" w:before="0" w:line="240" w:lineRule="auto"/>
       </w:pPr>
     </w:p>
     <w:p>
@@ -11782,44 +12428,71 @@
       </w:r>
       <w:bookmarkEnd w:id="64"/>
     </w:p>
-    <w:p>
-      <w:pPr>
-        <w:keepNext/>
-        <w:spacing w:after="80" w:before="80" w:line="276" w:lineRule="auto"/>
-        <w:jc w:val="both"/>
-      </w:pPr>
-      <w:r>
-        <w:rPr>
-          <w:b/>
-          <w:color w:val="1F3A5F"/>
-        </w:rPr>
-        <w:t xml:space="preserve">Paso 1.  </w:t>
-      </w:r>
-      <w:r>
-        <w:t>Toque una multa para desplegar su descripción y los botones de acción (Figura 39).</w:t>
-      </w:r>
-    </w:p>
     <w:tbl>
       <w:tblPr>
-        <w:tblW w:w="0" w:type="auto"/>
+        <w:tblW w:type="auto" w:w="0"/>
         <w:jc w:val="center"/>
-        <w:tblLook w:val="04A0" w:firstRow="1" w:lastRow="0" w:firstColumn="1" w:lastColumn="0" w:noHBand="0" w:noVBand="1"/>
+        <w:tblLayout w:type="fixed"/>
+        <w:tblLook w:firstColumn="1" w:firstRow="1" w:lastColumn="0" w:lastRow="0" w:noHBand="0" w:noVBand="1" w:val="04A0"/>
+        <w:tblBorders>
+          <w:top w:val="nil"/>
+          <w:left w:val="nil"/>
+          <w:bottom w:val="nil"/>
+          <w:right w:val="nil"/>
+          <w:insideH w:val="nil"/>
+          <w:insideV w:val="nil"/>
+        </w:tblBorders>
       </w:tblPr>
       <w:tblGrid>
-        <w:gridCol w:w="9122"/>
+        <w:gridCol w:w="4561"/>
+        <w:gridCol w:w="4561"/>
       </w:tblGrid>
       <w:tr>
         <w:trPr>
           <w:cantSplit/>
-          <w:jc w:val="center"/>
         </w:trPr>
         <w:tc>
           <w:tcPr>
-            <w:tcW w:w="9122" w:type="dxa"/>
+            <w:tcW w:type="dxa" w:w="5443"/>
+            <w:vAlign w:val="center"/>
           </w:tcPr>
           <w:p>
             <w:pPr>
-              <w:keepNext/>
+              <w:spacing w:after="0"/>
+            </w:pPr>
+            <w:r>
+              <w:rPr>
+                <w:b/>
+                <w:color w:val="1F3A5F"/>
+                <w:sz w:val="64"/>
+              </w:rPr>
+              <w:t>1</w:t>
+            </w:r>
+          </w:p>
+          <w:p>
+            <w:pPr>
+              <w:spacing w:after="80"/>
+              <w:jc w:val="both"/>
+            </w:pPr>
+            <w:r>
+              <w:rPr>
+                <w:b/>
+                <w:color w:val="1F3A5F"/>
+              </w:rPr>
+              <w:t xml:space="preserve">Paso 1. </w:t>
+            </w:r>
+            <w:r>
+              <w:t>Toque una multa para desplegar su descripción y los botones de acción (Figura 39).</w:t>
+            </w:r>
+          </w:p>
+        </w:tc>
+        <w:tc>
+          <w:tcPr>
+            <w:tcW w:type="dxa" w:w="3628"/>
+            <w:vAlign w:val="center"/>
+          </w:tcPr>
+          <w:p>
+            <w:pPr>
               <w:spacing w:after="0" w:line="240" w:lineRule="auto"/>
               <w:jc w:val="center"/>
             </w:pPr>
@@ -11829,7 +12502,7 @@
               </w:rPr>
               <w:drawing>
                 <wp:inline distT="0" distB="0" distL="0" distR="0" wp14:anchorId="023F69C6" wp14:editId="55C9933D">
-                  <wp:extent cx="1048009" cy="2268000"/>
+                  <wp:extent cx="1497156" cy="3240000"/>
                   <wp:effectExtent l="0" t="0" r="0" b="0"/>
                   <wp:docPr id="39" name="Picture 39"/>
                   <wp:cNvGraphicFramePr>
@@ -11851,7 +12524,7 @@
                         <pic:spPr>
                           <a:xfrm>
                             <a:off x="0" y="0"/>
-                            <a:ext cx="1048009" cy="2268000"/>
+                            <a:ext cx="1497156" cy="3240000"/>
                           </a:xfrm>
                           <a:prstGeom prst="rect">
                             <a:avLst/>
@@ -11864,16 +12537,6 @@
               </w:drawing>
             </w:r>
           </w:p>
-        </w:tc>
-      </w:tr>
-      <w:tr>
-        <w:trPr>
-          <w:jc w:val="center"/>
-        </w:trPr>
-        <w:tc>
-          <w:tcPr>
-            <w:tcW w:w="9122" w:type="dxa"/>
-          </w:tcPr>
           <w:p>
             <w:pPr>
               <w:pStyle w:val="CapFigura"/>
@@ -11891,48 +12554,75 @@
     </w:tbl>
     <w:p>
       <w:pPr>
-        <w:spacing w:after="0" w:before="0" w:line="120" w:lineRule="exact"/>
-      </w:pPr>
-    </w:p>
-    <w:p>
-      <w:pPr>
-        <w:keepNext/>
-        <w:spacing w:after="80" w:before="80" w:line="276" w:lineRule="auto"/>
-        <w:jc w:val="both"/>
-      </w:pPr>
-      <w:r>
-        <w:rPr>
-          <w:b/>
-          <w:color w:val="1F3A5F"/>
-        </w:rPr>
-        <w:lastRenderedPageBreak/>
-        <w:t xml:space="preserve">Paso 2.  </w:t>
-      </w:r>
-      <w:r>
-        <w:t>Presione Marcar pagada para registrar el pago; el estado cambia a Pagado y se guarda la fecha de pago (Figura 40).</w:t>
-      </w:r>
+        <w:spacing w:after="120" w:before="0" w:line="240" w:lineRule="auto"/>
+      </w:pPr>
     </w:p>
     <w:tbl>
       <w:tblPr>
-        <w:tblW w:w="0" w:type="auto"/>
+        <w:tblW w:type="auto" w:w="0"/>
         <w:jc w:val="center"/>
-        <w:tblLook w:val="04A0" w:firstRow="1" w:lastRow="0" w:firstColumn="1" w:lastColumn="0" w:noHBand="0" w:noVBand="1"/>
+        <w:tblLayout w:type="fixed"/>
+        <w:tblLook w:firstColumn="1" w:firstRow="1" w:lastColumn="0" w:lastRow="0" w:noHBand="0" w:noVBand="1" w:val="04A0"/>
+        <w:tblBorders>
+          <w:top w:val="nil"/>
+          <w:left w:val="nil"/>
+          <w:bottom w:val="nil"/>
+          <w:right w:val="nil"/>
+          <w:insideH w:val="nil"/>
+          <w:insideV w:val="nil"/>
+        </w:tblBorders>
       </w:tblPr>
       <w:tblGrid>
-        <w:gridCol w:w="9122"/>
+        <w:gridCol w:w="4561"/>
+        <w:gridCol w:w="4561"/>
       </w:tblGrid>
       <w:tr>
         <w:trPr>
           <w:cantSplit/>
-          <w:jc w:val="center"/>
         </w:trPr>
         <w:tc>
           <w:tcPr>
-            <w:tcW w:w="9122" w:type="dxa"/>
+            <w:tcW w:type="dxa" w:w="5443"/>
+            <w:vAlign w:val="center"/>
           </w:tcPr>
           <w:p>
             <w:pPr>
-              <w:keepNext/>
+              <w:spacing w:after="0"/>
+            </w:pPr>
+            <w:r>
+              <w:rPr>
+                <w:b/>
+                <w:color w:val="1F3A5F"/>
+                <w:sz w:val="64"/>
+              </w:rPr>
+              <w:t>2</w:t>
+            </w:r>
+          </w:p>
+          <w:p>
+            <w:pPr>
+              <w:spacing w:after="80"/>
+              <w:jc w:val="both"/>
+            </w:pPr>
+            <w:r>
+              <w:rPr>
+                <w:b/>
+                <w:color w:val="1F3A5F"/>
+              </w:rPr>
+              <w:lastRenderedPageBreak/>
+              <w:t xml:space="preserve">Paso 2. </w:t>
+            </w:r>
+            <w:r>
+              <w:t>Presione Marcar pagada para registrar el pago; el estado cambia a Pagado y se guarda la fecha de pago (Figura 40).</w:t>
+            </w:r>
+          </w:p>
+        </w:tc>
+        <w:tc>
+          <w:tcPr>
+            <w:tcW w:type="dxa" w:w="3628"/>
+            <w:vAlign w:val="center"/>
+          </w:tcPr>
+          <w:p>
+            <w:pPr>
               <w:spacing w:after="0" w:line="240" w:lineRule="auto"/>
               <w:jc w:val="center"/>
             </w:pPr>
@@ -11942,7 +12632,7 @@
               </w:rPr>
               <w:drawing>
                 <wp:inline distT="0" distB="0" distL="0" distR="0" wp14:anchorId="312281DA" wp14:editId="13DC47E3">
-                  <wp:extent cx="1048009" cy="2268000"/>
+                  <wp:extent cx="1497156" cy="3240000"/>
                   <wp:effectExtent l="0" t="0" r="0" b="0"/>
                   <wp:docPr id="40" name="Picture 40"/>
                   <wp:cNvGraphicFramePr>
@@ -11964,7 +12654,7 @@
                         <pic:spPr>
                           <a:xfrm>
                             <a:off x="0" y="0"/>
-                            <a:ext cx="1048009" cy="2268000"/>
+                            <a:ext cx="1497156" cy="3240000"/>
                           </a:xfrm>
                           <a:prstGeom prst="rect">
                             <a:avLst/>
@@ -11977,16 +12667,6 @@
               </w:drawing>
             </w:r>
           </w:p>
-        </w:tc>
-      </w:tr>
-      <w:tr>
-        <w:trPr>
-          <w:jc w:val="center"/>
-        </w:trPr>
-        <w:tc>
-          <w:tcPr>
-            <w:tcW w:w="9122" w:type="dxa"/>
-          </w:tcPr>
           <w:p>
             <w:pPr>
               <w:pStyle w:val="CapFigura"/>
@@ -12004,48 +12684,75 @@
     </w:tbl>
     <w:p>
       <w:pPr>
-        <w:spacing w:after="0" w:before="0" w:line="120" w:lineRule="exact"/>
-      </w:pPr>
-    </w:p>
-    <w:p>
-      <w:pPr>
-        <w:keepNext/>
-        <w:spacing w:after="80" w:before="80" w:line="276" w:lineRule="auto"/>
-        <w:jc w:val="both"/>
-      </w:pPr>
-      <w:r>
-        <w:rPr>
-          <w:b/>
-          <w:color w:val="1F3A5F"/>
-        </w:rPr>
-        <w:lastRenderedPageBreak/>
-        <w:t xml:space="preserve">Paso 3.  </w:t>
-      </w:r>
-      <w:r>
-        <w:t>Presione Editar para corregir el socio, la descripción o el monto y después presione Guardar cambios (Figura 41).</w:t>
-      </w:r>
+        <w:spacing w:after="120" w:before="0" w:line="240" w:lineRule="auto"/>
+      </w:pPr>
     </w:p>
     <w:tbl>
       <w:tblPr>
-        <w:tblW w:w="0" w:type="auto"/>
+        <w:tblW w:type="auto" w:w="0"/>
         <w:jc w:val="center"/>
-        <w:tblLook w:val="04A0" w:firstRow="1" w:lastRow="0" w:firstColumn="1" w:lastColumn="0" w:noHBand="0" w:noVBand="1"/>
+        <w:tblLayout w:type="fixed"/>
+        <w:tblLook w:firstColumn="1" w:firstRow="1" w:lastColumn="0" w:lastRow="0" w:noHBand="0" w:noVBand="1" w:val="04A0"/>
+        <w:tblBorders>
+          <w:top w:val="nil"/>
+          <w:left w:val="nil"/>
+          <w:bottom w:val="nil"/>
+          <w:right w:val="nil"/>
+          <w:insideH w:val="nil"/>
+          <w:insideV w:val="nil"/>
+        </w:tblBorders>
       </w:tblPr>
       <w:tblGrid>
-        <w:gridCol w:w="9122"/>
+        <w:gridCol w:w="4561"/>
+        <w:gridCol w:w="4561"/>
       </w:tblGrid>
       <w:tr>
         <w:trPr>
           <w:cantSplit/>
-          <w:jc w:val="center"/>
         </w:trPr>
         <w:tc>
           <w:tcPr>
-            <w:tcW w:w="9122" w:type="dxa"/>
+            <w:tcW w:type="dxa" w:w="5443"/>
+            <w:vAlign w:val="center"/>
           </w:tcPr>
           <w:p>
             <w:pPr>
-              <w:keepNext/>
+              <w:spacing w:after="0"/>
+            </w:pPr>
+            <w:r>
+              <w:rPr>
+                <w:b/>
+                <w:color w:val="1F3A5F"/>
+                <w:sz w:val="64"/>
+              </w:rPr>
+              <w:t>3</w:t>
+            </w:r>
+          </w:p>
+          <w:p>
+            <w:pPr>
+              <w:spacing w:after="80"/>
+              <w:jc w:val="both"/>
+            </w:pPr>
+            <w:r>
+              <w:rPr>
+                <w:b/>
+                <w:color w:val="1F3A5F"/>
+              </w:rPr>
+              <w:lastRenderedPageBreak/>
+              <w:t xml:space="preserve">Paso 3. </w:t>
+            </w:r>
+            <w:r>
+              <w:t>Presione Editar para corregir el socio, la descripción o el monto y después presione Guardar cambios (Figura 41).</w:t>
+            </w:r>
+          </w:p>
+        </w:tc>
+        <w:tc>
+          <w:tcPr>
+            <w:tcW w:type="dxa" w:w="3628"/>
+            <w:vAlign w:val="center"/>
+          </w:tcPr>
+          <w:p>
+            <w:pPr>
               <w:spacing w:after="0" w:line="240" w:lineRule="auto"/>
               <w:jc w:val="center"/>
             </w:pPr>
@@ -12055,7 +12762,7 @@
               </w:rPr>
               <w:drawing>
                 <wp:inline distT="0" distB="0" distL="0" distR="0" wp14:anchorId="04BE9214" wp14:editId="1DF6CF1A">
-                  <wp:extent cx="1048009" cy="2268000"/>
+                  <wp:extent cx="1497156" cy="3240000"/>
                   <wp:effectExtent l="0" t="0" r="0" b="0"/>
                   <wp:docPr id="41" name="Picture 41"/>
                   <wp:cNvGraphicFramePr>
@@ -12077,7 +12784,7 @@
                         <pic:spPr>
                           <a:xfrm>
                             <a:off x="0" y="0"/>
-                            <a:ext cx="1048009" cy="2268000"/>
+                            <a:ext cx="1497156" cy="3240000"/>
                           </a:xfrm>
                           <a:prstGeom prst="rect">
                             <a:avLst/>
@@ -12090,16 +12797,6 @@
               </w:drawing>
             </w:r>
           </w:p>
-        </w:tc>
-      </w:tr>
-      <w:tr>
-        <w:trPr>
-          <w:jc w:val="center"/>
-        </w:trPr>
-        <w:tc>
-          <w:tcPr>
-            <w:tcW w:w="9122" w:type="dxa"/>
-          </w:tcPr>
           <w:p>
             <w:pPr>
               <w:pStyle w:val="CapFigura"/>
@@ -12117,48 +12814,75 @@
     </w:tbl>
     <w:p>
       <w:pPr>
-        <w:spacing w:after="0" w:before="0" w:line="120" w:lineRule="exact"/>
-      </w:pPr>
-    </w:p>
-    <w:p>
-      <w:pPr>
-        <w:keepNext/>
-        <w:spacing w:after="80" w:before="80" w:line="276" w:lineRule="auto"/>
-        <w:jc w:val="both"/>
-      </w:pPr>
-      <w:r>
-        <w:rPr>
-          <w:b/>
-          <w:color w:val="1F3A5F"/>
-        </w:rPr>
-        <w:lastRenderedPageBreak/>
-        <w:t xml:space="preserve">Paso 4.  </w:t>
-      </w:r>
-      <w:r>
-        <w:t>Presione el ícono de bote de basura para eliminar la multa y confirme con “Sí, eliminar” (Figura 42).</w:t>
-      </w:r>
+        <w:spacing w:after="120" w:before="0" w:line="240" w:lineRule="auto"/>
+      </w:pPr>
     </w:p>
     <w:tbl>
       <w:tblPr>
-        <w:tblW w:w="0" w:type="auto"/>
+        <w:tblW w:type="auto" w:w="0"/>
         <w:jc w:val="center"/>
-        <w:tblLook w:val="04A0" w:firstRow="1" w:lastRow="0" w:firstColumn="1" w:lastColumn="0" w:noHBand="0" w:noVBand="1"/>
+        <w:tblLayout w:type="fixed"/>
+        <w:tblLook w:firstColumn="1" w:firstRow="1" w:lastColumn="0" w:lastRow="0" w:noHBand="0" w:noVBand="1" w:val="04A0"/>
+        <w:tblBorders>
+          <w:top w:val="nil"/>
+          <w:left w:val="nil"/>
+          <w:bottom w:val="nil"/>
+          <w:right w:val="nil"/>
+          <w:insideH w:val="nil"/>
+          <w:insideV w:val="nil"/>
+        </w:tblBorders>
       </w:tblPr>
       <w:tblGrid>
-        <w:gridCol w:w="9122"/>
+        <w:gridCol w:w="4561"/>
+        <w:gridCol w:w="4561"/>
       </w:tblGrid>
       <w:tr>
         <w:trPr>
           <w:cantSplit/>
-          <w:jc w:val="center"/>
         </w:trPr>
         <w:tc>
           <w:tcPr>
-            <w:tcW w:w="9122" w:type="dxa"/>
+            <w:tcW w:type="dxa" w:w="5443"/>
+            <w:vAlign w:val="center"/>
           </w:tcPr>
           <w:p>
             <w:pPr>
-              <w:keepNext/>
+              <w:spacing w:after="0"/>
+            </w:pPr>
+            <w:r>
+              <w:rPr>
+                <w:b/>
+                <w:color w:val="1F3A5F"/>
+                <w:sz w:val="64"/>
+              </w:rPr>
+              <w:t>4</w:t>
+            </w:r>
+          </w:p>
+          <w:p>
+            <w:pPr>
+              <w:spacing w:after="80"/>
+              <w:jc w:val="both"/>
+            </w:pPr>
+            <w:r>
+              <w:rPr>
+                <w:b/>
+                <w:color w:val="1F3A5F"/>
+              </w:rPr>
+              <w:lastRenderedPageBreak/>
+              <w:t xml:space="preserve">Paso 4. </w:t>
+            </w:r>
+            <w:r>
+              <w:t>Presione el ícono de bote de basura para eliminar la multa y confirme con “Sí, eliminar” (Figura 42).</w:t>
+            </w:r>
+          </w:p>
+        </w:tc>
+        <w:tc>
+          <w:tcPr>
+            <w:tcW w:type="dxa" w:w="3628"/>
+            <w:vAlign w:val="center"/>
+          </w:tcPr>
+          <w:p>
+            <w:pPr>
               <w:spacing w:after="0" w:line="240" w:lineRule="auto"/>
               <w:jc w:val="center"/>
             </w:pPr>
@@ -12168,7 +12892,7 @@
               </w:rPr>
               <w:drawing>
                 <wp:inline distT="0" distB="0" distL="0" distR="0" wp14:anchorId="2073D703" wp14:editId="170C5B45">
-                  <wp:extent cx="1048009" cy="2268000"/>
+                  <wp:extent cx="1497156" cy="3240000"/>
                   <wp:effectExtent l="0" t="0" r="0" b="0"/>
                   <wp:docPr id="42" name="Picture 42"/>
                   <wp:cNvGraphicFramePr>
@@ -12190,7 +12914,7 @@
                         <pic:spPr>
                           <a:xfrm>
                             <a:off x="0" y="0"/>
-                            <a:ext cx="1048009" cy="2268000"/>
+                            <a:ext cx="1497156" cy="3240000"/>
                           </a:xfrm>
                           <a:prstGeom prst="rect">
                             <a:avLst/>
@@ -12203,16 +12927,6 @@
               </w:drawing>
             </w:r>
           </w:p>
-        </w:tc>
-      </w:tr>
-      <w:tr>
-        <w:trPr>
-          <w:jc w:val="center"/>
-        </w:trPr>
-        <w:tc>
-          <w:tcPr>
-            <w:tcW w:w="9122" w:type="dxa"/>
-          </w:tcPr>
           <w:p>
             <w:pPr>
               <w:pStyle w:val="CapFigura"/>
@@ -12230,7 +12944,7 @@
     </w:tbl>
     <w:p>
       <w:pPr>
-        <w:spacing w:after="0" w:before="0" w:line="120" w:lineRule="exact"/>
+        <w:spacing w:after="120" w:before="0" w:line="240" w:lineRule="auto"/>
       </w:pPr>
     </w:p>
     <w:tbl>
@@ -12296,45 +13010,72 @@
         <w:t>Cuando un día no habrá servicio de agua, el contador lo registra para que la rotación se recorra automáticamente y ningún socio pierda su turno:</w:t>
       </w:r>
     </w:p>
-    <w:p>
-      <w:pPr>
-        <w:keepNext/>
-        <w:spacing w:after="80" w:before="80" w:line="276" w:lineRule="auto"/>
-        <w:jc w:val="both"/>
-      </w:pPr>
-      <w:r>
-        <w:rPr>
-          <w:b/>
-          <w:color w:val="1F3A5F"/>
-        </w:rPr>
-        <w:lastRenderedPageBreak/>
-        <w:t xml:space="preserve">Paso 1.  </w:t>
-      </w:r>
-      <w:r>
-        <w:t>Toque Recorrido en la barra inferior para ver el calendario del mes (Figura 43).</w:t>
-      </w:r>
-    </w:p>
     <w:tbl>
       <w:tblPr>
-        <w:tblW w:w="0" w:type="auto"/>
+        <w:tblW w:type="auto" w:w="0"/>
         <w:jc w:val="center"/>
-        <w:tblLook w:val="04A0" w:firstRow="1" w:lastRow="0" w:firstColumn="1" w:lastColumn="0" w:noHBand="0" w:noVBand="1"/>
+        <w:tblLayout w:type="fixed"/>
+        <w:tblLook w:firstColumn="1" w:firstRow="1" w:lastColumn="0" w:lastRow="0" w:noHBand="0" w:noVBand="1" w:val="04A0"/>
+        <w:tblBorders>
+          <w:top w:val="nil"/>
+          <w:left w:val="nil"/>
+          <w:bottom w:val="nil"/>
+          <w:right w:val="nil"/>
+          <w:insideH w:val="nil"/>
+          <w:insideV w:val="nil"/>
+        </w:tblBorders>
       </w:tblPr>
       <w:tblGrid>
-        <w:gridCol w:w="9122"/>
+        <w:gridCol w:w="4561"/>
+        <w:gridCol w:w="4561"/>
       </w:tblGrid>
       <w:tr>
         <w:trPr>
           <w:cantSplit/>
-          <w:jc w:val="center"/>
         </w:trPr>
         <w:tc>
           <w:tcPr>
-            <w:tcW w:w="9122" w:type="dxa"/>
+            <w:tcW w:type="dxa" w:w="5443"/>
+            <w:vAlign w:val="center"/>
           </w:tcPr>
           <w:p>
             <w:pPr>
-              <w:keepNext/>
+              <w:spacing w:after="0"/>
+            </w:pPr>
+            <w:r>
+              <w:rPr>
+                <w:b/>
+                <w:color w:val="1F3A5F"/>
+                <w:sz w:val="64"/>
+              </w:rPr>
+              <w:t>1</w:t>
+            </w:r>
+          </w:p>
+          <w:p>
+            <w:pPr>
+              <w:spacing w:after="80"/>
+              <w:jc w:val="both"/>
+            </w:pPr>
+            <w:r>
+              <w:rPr>
+                <w:b/>
+                <w:color w:val="1F3A5F"/>
+              </w:rPr>
+              <w:lastRenderedPageBreak/>
+              <w:t xml:space="preserve">Paso 1. </w:t>
+            </w:r>
+            <w:r>
+              <w:t>Toque Recorrido en la barra inferior para ver el calendario del mes (Figura 43).</w:t>
+            </w:r>
+          </w:p>
+        </w:tc>
+        <w:tc>
+          <w:tcPr>
+            <w:tcW w:type="dxa" w:w="3628"/>
+            <w:vAlign w:val="center"/>
+          </w:tcPr>
+          <w:p>
+            <w:pPr>
               <w:spacing w:after="0" w:line="240" w:lineRule="auto"/>
               <w:jc w:val="center"/>
             </w:pPr>
@@ -12344,7 +13085,7 @@
               </w:rPr>
               <w:drawing>
                 <wp:inline distT="0" distB="0" distL="0" distR="0" wp14:anchorId="50161CFD" wp14:editId="7B62F537">
-                  <wp:extent cx="1048009" cy="2268000"/>
+                  <wp:extent cx="1497156" cy="3240000"/>
                   <wp:effectExtent l="0" t="0" r="0" b="0"/>
                   <wp:docPr id="43" name="Picture 43"/>
                   <wp:cNvGraphicFramePr>
@@ -12366,7 +13107,7 @@
                         <pic:spPr>
                           <a:xfrm>
                             <a:off x="0" y="0"/>
-                            <a:ext cx="1048009" cy="2268000"/>
+                            <a:ext cx="1497156" cy="3240000"/>
                           </a:xfrm>
                           <a:prstGeom prst="rect">
                             <a:avLst/>
@@ -12379,16 +13120,6 @@
               </w:drawing>
             </w:r>
           </w:p>
-        </w:tc>
-      </w:tr>
-      <w:tr>
-        <w:trPr>
-          <w:jc w:val="center"/>
-        </w:trPr>
-        <w:tc>
-          <w:tcPr>
-            <w:tcW w:w="9122" w:type="dxa"/>
-          </w:tcPr>
           <w:p>
             <w:pPr>
               <w:pStyle w:val="CapFigura"/>
@@ -12406,47 +13137,74 @@
     </w:tbl>
     <w:p>
       <w:pPr>
-        <w:spacing w:after="0" w:before="0" w:line="120" w:lineRule="exact"/>
-      </w:pPr>
-    </w:p>
-    <w:p>
-      <w:pPr>
-        <w:keepNext/>
-        <w:spacing w:after="80" w:before="80" w:line="276" w:lineRule="auto"/>
-        <w:jc w:val="both"/>
-      </w:pPr>
-      <w:r>
-        <w:rPr>
-          <w:b/>
-          <w:color w:val="1F3A5F"/>
-        </w:rPr>
-        <w:t xml:space="preserve">Paso 2.  </w:t>
-      </w:r>
-      <w:r>
-        <w:t>Toque el día sin servicio y elija el motivo: Turno caído o Emergencia (Figura 44).</w:t>
-      </w:r>
+        <w:spacing w:after="120" w:before="0" w:line="240" w:lineRule="auto"/>
+      </w:pPr>
     </w:p>
     <w:tbl>
       <w:tblPr>
-        <w:tblW w:w="0" w:type="auto"/>
+        <w:tblW w:type="auto" w:w="0"/>
         <w:jc w:val="center"/>
-        <w:tblLook w:val="04A0" w:firstRow="1" w:lastRow="0" w:firstColumn="1" w:lastColumn="0" w:noHBand="0" w:noVBand="1"/>
+        <w:tblLayout w:type="fixed"/>
+        <w:tblLook w:firstColumn="1" w:firstRow="1" w:lastColumn="0" w:lastRow="0" w:noHBand="0" w:noVBand="1" w:val="04A0"/>
+        <w:tblBorders>
+          <w:top w:val="nil"/>
+          <w:left w:val="nil"/>
+          <w:bottom w:val="nil"/>
+          <w:right w:val="nil"/>
+          <w:insideH w:val="nil"/>
+          <w:insideV w:val="nil"/>
+        </w:tblBorders>
       </w:tblPr>
       <w:tblGrid>
-        <w:gridCol w:w="9122"/>
+        <w:gridCol w:w="4561"/>
+        <w:gridCol w:w="4561"/>
       </w:tblGrid>
       <w:tr>
         <w:trPr>
           <w:cantSplit/>
-          <w:jc w:val="center"/>
         </w:trPr>
         <w:tc>
           <w:tcPr>
-            <w:tcW w:w="9122" w:type="dxa"/>
+            <w:tcW w:type="dxa" w:w="5443"/>
+            <w:vAlign w:val="center"/>
           </w:tcPr>
           <w:p>
             <w:pPr>
-              <w:keepNext/>
+              <w:spacing w:after="0"/>
+            </w:pPr>
+            <w:r>
+              <w:rPr>
+                <w:b/>
+                <w:color w:val="1F3A5F"/>
+                <w:sz w:val="64"/>
+              </w:rPr>
+              <w:t>2</w:t>
+            </w:r>
+          </w:p>
+          <w:p>
+            <w:pPr>
+              <w:spacing w:after="80"/>
+              <w:jc w:val="both"/>
+            </w:pPr>
+            <w:r>
+              <w:rPr>
+                <w:b/>
+                <w:color w:val="1F3A5F"/>
+              </w:rPr>
+              <w:t xml:space="preserve">Paso 2. </w:t>
+            </w:r>
+            <w:r>
+              <w:t>Toque el día sin servicio y elija el motivo: Turno caído o Emergencia (Figura 44).</w:t>
+            </w:r>
+          </w:p>
+        </w:tc>
+        <w:tc>
+          <w:tcPr>
+            <w:tcW w:type="dxa" w:w="3628"/>
+            <w:vAlign w:val="center"/>
+          </w:tcPr>
+          <w:p>
+            <w:pPr>
               <w:spacing w:after="0" w:line="240" w:lineRule="auto"/>
               <w:jc w:val="center"/>
             </w:pPr>
@@ -12456,7 +13214,7 @@
               </w:rPr>
               <w:drawing>
                 <wp:inline distT="0" distB="0" distL="0" distR="0" wp14:anchorId="1E6640FC" wp14:editId="53D7BCB7">
-                  <wp:extent cx="1048009" cy="2268000"/>
+                  <wp:extent cx="1497156" cy="3240000"/>
                   <wp:effectExtent l="0" t="0" r="0" b="0"/>
                   <wp:docPr id="44" name="Picture 44"/>
                   <wp:cNvGraphicFramePr>
@@ -12478,7 +13236,7 @@
                         <pic:spPr>
                           <a:xfrm>
                             <a:off x="0" y="0"/>
-                            <a:ext cx="1048009" cy="2268000"/>
+                            <a:ext cx="1497156" cy="3240000"/>
                           </a:xfrm>
                           <a:prstGeom prst="rect">
                             <a:avLst/>
@@ -12491,16 +13249,6 @@
               </w:drawing>
             </w:r>
           </w:p>
-        </w:tc>
-      </w:tr>
-      <w:tr>
-        <w:trPr>
-          <w:jc w:val="center"/>
-        </w:trPr>
-        <w:tc>
-          <w:tcPr>
-            <w:tcW w:w="9122" w:type="dxa"/>
-          </w:tcPr>
           <w:p>
             <w:pPr>
               <w:pStyle w:val="CapFigura"/>
@@ -12519,47 +13267,74 @@
     </w:tbl>
     <w:p>
       <w:pPr>
-        <w:spacing w:after="0" w:before="0" w:line="120" w:lineRule="exact"/>
-      </w:pPr>
-    </w:p>
-    <w:p>
-      <w:pPr>
-        <w:keepNext/>
-        <w:spacing w:after="80" w:before="80" w:line="276" w:lineRule="auto"/>
-        <w:jc w:val="both"/>
-      </w:pPr>
-      <w:r>
-        <w:rPr>
-          <w:b/>
-          <w:color w:val="1F3A5F"/>
-        </w:rPr>
-        <w:t xml:space="preserve">Paso 3.  </w:t>
-      </w:r>
-      <w:r>
-        <w:t>Si eligió Emergencia, escriba la razón en el cuadro de texto (Figura 45).</w:t>
-      </w:r>
+        <w:spacing w:after="120" w:before="0" w:line="240" w:lineRule="auto"/>
+      </w:pPr>
     </w:p>
     <w:tbl>
       <w:tblPr>
-        <w:tblW w:w="0" w:type="auto"/>
+        <w:tblW w:type="auto" w:w="0"/>
         <w:jc w:val="center"/>
-        <w:tblLook w:val="04A0" w:firstRow="1" w:lastRow="0" w:firstColumn="1" w:lastColumn="0" w:noHBand="0" w:noVBand="1"/>
+        <w:tblLayout w:type="fixed"/>
+        <w:tblLook w:firstColumn="1" w:firstRow="1" w:lastColumn="0" w:lastRow="0" w:noHBand="0" w:noVBand="1" w:val="04A0"/>
+        <w:tblBorders>
+          <w:top w:val="nil"/>
+          <w:left w:val="nil"/>
+          <w:bottom w:val="nil"/>
+          <w:right w:val="nil"/>
+          <w:insideH w:val="nil"/>
+          <w:insideV w:val="nil"/>
+        </w:tblBorders>
       </w:tblPr>
       <w:tblGrid>
-        <w:gridCol w:w="9122"/>
+        <w:gridCol w:w="4561"/>
+        <w:gridCol w:w="4561"/>
       </w:tblGrid>
       <w:tr>
         <w:trPr>
           <w:cantSplit/>
-          <w:jc w:val="center"/>
         </w:trPr>
         <w:tc>
           <w:tcPr>
-            <w:tcW w:w="9122" w:type="dxa"/>
+            <w:tcW w:type="dxa" w:w="5443"/>
+            <w:vAlign w:val="center"/>
           </w:tcPr>
           <w:p>
             <w:pPr>
-              <w:keepNext/>
+              <w:spacing w:after="0"/>
+            </w:pPr>
+            <w:r>
+              <w:rPr>
+                <w:b/>
+                <w:color w:val="1F3A5F"/>
+                <w:sz w:val="64"/>
+              </w:rPr>
+              <w:t>3</w:t>
+            </w:r>
+          </w:p>
+          <w:p>
+            <w:pPr>
+              <w:spacing w:after="80"/>
+              <w:jc w:val="both"/>
+            </w:pPr>
+            <w:r>
+              <w:rPr>
+                <w:b/>
+                <w:color w:val="1F3A5F"/>
+              </w:rPr>
+              <w:t xml:space="preserve">Paso 3. </w:t>
+            </w:r>
+            <w:r>
+              <w:t>Si eligió Emergencia, escriba la razón en el cuadro de texto (Figura 45).</w:t>
+            </w:r>
+          </w:p>
+        </w:tc>
+        <w:tc>
+          <w:tcPr>
+            <w:tcW w:type="dxa" w:w="3628"/>
+            <w:vAlign w:val="center"/>
+          </w:tcPr>
+          <w:p>
+            <w:pPr>
               <w:spacing w:after="0" w:line="240" w:lineRule="auto"/>
               <w:jc w:val="center"/>
             </w:pPr>
@@ -12569,7 +13344,7 @@
               </w:rPr>
               <w:drawing>
                 <wp:inline distT="0" distB="0" distL="0" distR="0" wp14:anchorId="166FA907" wp14:editId="54B41E46">
-                  <wp:extent cx="1048009" cy="2268000"/>
+                  <wp:extent cx="1497156" cy="3240000"/>
                   <wp:effectExtent l="0" t="0" r="0" b="0"/>
                   <wp:docPr id="45" name="Picture 45"/>
                   <wp:cNvGraphicFramePr>
@@ -12591,7 +13366,7 @@
                         <pic:spPr>
                           <a:xfrm>
                             <a:off x="0" y="0"/>
-                            <a:ext cx="1048009" cy="2268000"/>
+                            <a:ext cx="1497156" cy="3240000"/>
                           </a:xfrm>
                           <a:prstGeom prst="rect">
                             <a:avLst/>
@@ -12604,16 +13379,6 @@
               </w:drawing>
             </w:r>
           </w:p>
-        </w:tc>
-      </w:tr>
-      <w:tr>
-        <w:trPr>
-          <w:jc w:val="center"/>
-        </w:trPr>
-        <w:tc>
-          <w:tcPr>
-            <w:tcW w:w="9122" w:type="dxa"/>
-          </w:tcPr>
           <w:p>
             <w:pPr>
               <w:pStyle w:val="CapFigura"/>
@@ -12631,48 +13396,75 @@
     </w:tbl>
     <w:p>
       <w:pPr>
-        <w:spacing w:after="0" w:before="0" w:line="120" w:lineRule="exact"/>
-      </w:pPr>
-    </w:p>
-    <w:p>
-      <w:pPr>
-        <w:keepNext/>
-        <w:spacing w:after="80" w:before="80" w:line="276" w:lineRule="auto"/>
-        <w:jc w:val="both"/>
-      </w:pPr>
-      <w:r>
-        <w:rPr>
-          <w:b/>
-          <w:color w:val="1F3A5F"/>
-        </w:rPr>
-        <w:lastRenderedPageBreak/>
-        <w:t xml:space="preserve">Paso 4.  </w:t>
-      </w:r>
-      <w:r>
-        <w:t>Presione Confirmar. El día se pinta en el calendario y se notifica a los socios (Figura 46).</w:t>
-      </w:r>
+        <w:spacing w:after="120" w:before="0" w:line="240" w:lineRule="auto"/>
+      </w:pPr>
     </w:p>
     <w:tbl>
       <w:tblPr>
-        <w:tblW w:w="0" w:type="auto"/>
+        <w:tblW w:type="auto" w:w="0"/>
         <w:jc w:val="center"/>
-        <w:tblLook w:val="04A0" w:firstRow="1" w:lastRow="0" w:firstColumn="1" w:lastColumn="0" w:noHBand="0" w:noVBand="1"/>
+        <w:tblLayout w:type="fixed"/>
+        <w:tblLook w:firstColumn="1" w:firstRow="1" w:lastColumn="0" w:lastRow="0" w:noHBand="0" w:noVBand="1" w:val="04A0"/>
+        <w:tblBorders>
+          <w:top w:val="nil"/>
+          <w:left w:val="nil"/>
+          <w:bottom w:val="nil"/>
+          <w:right w:val="nil"/>
+          <w:insideH w:val="nil"/>
+          <w:insideV w:val="nil"/>
+        </w:tblBorders>
       </w:tblPr>
       <w:tblGrid>
-        <w:gridCol w:w="9122"/>
+        <w:gridCol w:w="4561"/>
+        <w:gridCol w:w="4561"/>
       </w:tblGrid>
       <w:tr>
         <w:trPr>
           <w:cantSplit/>
-          <w:jc w:val="center"/>
         </w:trPr>
         <w:tc>
           <w:tcPr>
-            <w:tcW w:w="9122" w:type="dxa"/>
+            <w:tcW w:type="dxa" w:w="5443"/>
+            <w:vAlign w:val="center"/>
           </w:tcPr>
           <w:p>
             <w:pPr>
-              <w:keepNext/>
+              <w:spacing w:after="0"/>
+            </w:pPr>
+            <w:r>
+              <w:rPr>
+                <w:b/>
+                <w:color w:val="1F3A5F"/>
+                <w:sz w:val="64"/>
+              </w:rPr>
+              <w:t>4</w:t>
+            </w:r>
+          </w:p>
+          <w:p>
+            <w:pPr>
+              <w:spacing w:after="80"/>
+              <w:jc w:val="both"/>
+            </w:pPr>
+            <w:r>
+              <w:rPr>
+                <w:b/>
+                <w:color w:val="1F3A5F"/>
+              </w:rPr>
+              <w:lastRenderedPageBreak/>
+              <w:t xml:space="preserve">Paso 4. </w:t>
+            </w:r>
+            <w:r>
+              <w:t>Presione Confirmar. El día se pinta en el calendario y se notifica a los socios (Figura 46).</w:t>
+            </w:r>
+          </w:p>
+        </w:tc>
+        <w:tc>
+          <w:tcPr>
+            <w:tcW w:type="dxa" w:w="3628"/>
+            <w:vAlign w:val="center"/>
+          </w:tcPr>
+          <w:p>
+            <w:pPr>
               <w:spacing w:after="0" w:line="240" w:lineRule="auto"/>
               <w:jc w:val="center"/>
             </w:pPr>
@@ -12682,7 +13474,7 @@
               </w:rPr>
               <w:drawing>
                 <wp:inline distT="0" distB="0" distL="0" distR="0" wp14:anchorId="1CFA4E21" wp14:editId="499414A4">
-                  <wp:extent cx="1048009" cy="2268000"/>
+                  <wp:extent cx="1497156" cy="3240000"/>
                   <wp:effectExtent l="0" t="0" r="0" b="0"/>
                   <wp:docPr id="46" name="Picture 46"/>
                   <wp:cNvGraphicFramePr>
@@ -12704,7 +13496,7 @@
                         <pic:spPr>
                           <a:xfrm>
                             <a:off x="0" y="0"/>
-                            <a:ext cx="1048009" cy="2268000"/>
+                            <a:ext cx="1497156" cy="3240000"/>
                           </a:xfrm>
                           <a:prstGeom prst="rect">
                             <a:avLst/>
@@ -12717,16 +13509,6 @@
               </w:drawing>
             </w:r>
           </w:p>
-        </w:tc>
-      </w:tr>
-      <w:tr>
-        <w:trPr>
-          <w:jc w:val="center"/>
-        </w:trPr>
-        <w:tc>
-          <w:tcPr>
-            <w:tcW w:w="9122" w:type="dxa"/>
-          </w:tcPr>
           <w:p>
             <w:pPr>
               <w:pStyle w:val="CapFigura"/>
@@ -12744,48 +13526,75 @@
     </w:tbl>
     <w:p>
       <w:pPr>
-        <w:spacing w:after="0" w:before="0" w:line="120" w:lineRule="exact"/>
-      </w:pPr>
-    </w:p>
-    <w:p>
-      <w:pPr>
-        <w:keepNext/>
-        <w:spacing w:after="80" w:before="80" w:line="276" w:lineRule="auto"/>
-        <w:jc w:val="both"/>
-      </w:pPr>
-      <w:r>
-        <w:rPr>
-          <w:b/>
-          <w:color w:val="1F3A5F"/>
-        </w:rPr>
-        <w:lastRenderedPageBreak/>
-        <w:t xml:space="preserve">Paso 5.  </w:t>
-      </w:r>
-      <w:r>
-        <w:t>Para deshacerlo, toque de nuevo el día marcado y presione Quitar recorrido (Figura 47).</w:t>
-      </w:r>
+        <w:spacing w:after="120" w:before="0" w:line="240" w:lineRule="auto"/>
+      </w:pPr>
     </w:p>
     <w:tbl>
       <w:tblPr>
-        <w:tblW w:w="0" w:type="auto"/>
+        <w:tblW w:type="auto" w:w="0"/>
         <w:jc w:val="center"/>
-        <w:tblLook w:val="04A0" w:firstRow="1" w:lastRow="0" w:firstColumn="1" w:lastColumn="0" w:noHBand="0" w:noVBand="1"/>
+        <w:tblLayout w:type="fixed"/>
+        <w:tblLook w:firstColumn="1" w:firstRow="1" w:lastColumn="0" w:lastRow="0" w:noHBand="0" w:noVBand="1" w:val="04A0"/>
+        <w:tblBorders>
+          <w:top w:val="nil"/>
+          <w:left w:val="nil"/>
+          <w:bottom w:val="nil"/>
+          <w:right w:val="nil"/>
+          <w:insideH w:val="nil"/>
+          <w:insideV w:val="nil"/>
+        </w:tblBorders>
       </w:tblPr>
       <w:tblGrid>
-        <w:gridCol w:w="9122"/>
+        <w:gridCol w:w="4561"/>
+        <w:gridCol w:w="4561"/>
       </w:tblGrid>
       <w:tr>
         <w:trPr>
           <w:cantSplit/>
-          <w:jc w:val="center"/>
         </w:trPr>
         <w:tc>
           <w:tcPr>
-            <w:tcW w:w="9122" w:type="dxa"/>
+            <w:tcW w:type="dxa" w:w="5443"/>
+            <w:vAlign w:val="center"/>
           </w:tcPr>
           <w:p>
             <w:pPr>
-              <w:keepNext/>
+              <w:spacing w:after="0"/>
+            </w:pPr>
+            <w:r>
+              <w:rPr>
+                <w:b/>
+                <w:color w:val="1F3A5F"/>
+                <w:sz w:val="64"/>
+              </w:rPr>
+              <w:t>5</w:t>
+            </w:r>
+          </w:p>
+          <w:p>
+            <w:pPr>
+              <w:spacing w:after="80"/>
+              <w:jc w:val="both"/>
+            </w:pPr>
+            <w:r>
+              <w:rPr>
+                <w:b/>
+                <w:color w:val="1F3A5F"/>
+              </w:rPr>
+              <w:lastRenderedPageBreak/>
+              <w:t xml:space="preserve">Paso 5. </w:t>
+            </w:r>
+            <w:r>
+              <w:t>Para deshacerlo, toque de nuevo el día marcado y presione Quitar recorrido (Figura 47).</w:t>
+            </w:r>
+          </w:p>
+        </w:tc>
+        <w:tc>
+          <w:tcPr>
+            <w:tcW w:type="dxa" w:w="3628"/>
+            <w:vAlign w:val="center"/>
+          </w:tcPr>
+          <w:p>
+            <w:pPr>
               <w:spacing w:after="0" w:line="240" w:lineRule="auto"/>
               <w:jc w:val="center"/>
             </w:pPr>
@@ -12795,7 +13604,7 @@
               </w:rPr>
               <w:drawing>
                 <wp:inline distT="0" distB="0" distL="0" distR="0" wp14:anchorId="50E8AA73" wp14:editId="08DFD393">
-                  <wp:extent cx="1048009" cy="2268000"/>
+                  <wp:extent cx="1497156" cy="3240000"/>
                   <wp:effectExtent l="0" t="0" r="0" b="0"/>
                   <wp:docPr id="47" name="Picture 47"/>
                   <wp:cNvGraphicFramePr>
@@ -12817,7 +13626,7 @@
                         <pic:spPr>
                           <a:xfrm>
                             <a:off x="0" y="0"/>
-                            <a:ext cx="1048009" cy="2268000"/>
+                            <a:ext cx="1497156" cy="3240000"/>
                           </a:xfrm>
                           <a:prstGeom prst="rect">
                             <a:avLst/>
@@ -12830,16 +13639,6 @@
               </w:drawing>
             </w:r>
           </w:p>
-        </w:tc>
-      </w:tr>
-      <w:tr>
-        <w:trPr>
-          <w:jc w:val="center"/>
-        </w:trPr>
-        <w:tc>
-          <w:tcPr>
-            <w:tcW w:w="9122" w:type="dxa"/>
-          </w:tcPr>
           <w:p>
             <w:pPr>
               <w:pStyle w:val="CapFigura"/>
@@ -12857,7 +13656,7 @@
     </w:tbl>
     <w:p>
       <w:pPr>
-        <w:spacing w:after="0" w:before="0" w:line="120" w:lineRule="exact"/>
+        <w:spacing w:after="120" w:before="0" w:line="240" w:lineRule="auto"/>
       </w:pPr>
     </w:p>
     <w:p>
